--- a/README-分类说明.docx
+++ b/README-分类说明.docx
@@ -1493,6 +1493,20 @@
     </w:p>
     <w:bookmarkEnd w:id="23"/>
     <w:bookmarkEnd w:id="24"/>
+    <w:p>
+      <w:pPr>
+        <w:spacing w:before="360"/>
+        <w:jc w:val="center"/>
+      </w:pPr>
+      <w:r>
+        <w:rPr>
+          <w:rFonts w:ascii="Times New Roman" w:hAnsi="Times New Roman"/>
+          <w:color w:val="555555"/>
+          <w:sz w:val="21"/>
+        </w:rPr>
+        <w:t>材料收集者：杜文杰</w:t>
+      </w:r>
+    </w:p>
     <w:sectPr>
       <w:headerReference r:id="rId9" w:type="default"/>
       <w:footerReference r:id="rId10" w:type="default"/>

--- a/README-分类说明.docx
+++ b/README-分类说明.docx
@@ -1,6 +1,6 @@
 
 <file path=word/document.xml><?xml version="1.0" encoding="utf-8"?>
-<w:document xmlns:w="http://schemas.openxmlformats.org/wordprocessingml/2006/main" xmlns:m="http://schemas.openxmlformats.org/officeDocument/2006/math" xmlns:r="http://schemas.openxmlformats.org/officeDocument/2006/relationships" xmlns:o="urn:schemas-microsoft-com:office:office" xmlns:v="urn:schemas-microsoft-com:vml" xmlns:w10="urn:schemas-microsoft-com:office:word" xmlns:a="http://schemas.openxmlformats.org/drawingml/2006/main" xmlns:pic="http://schemas.openxmlformats.org/drawingml/2006/picture" xmlns:wp="http://schemas.openxmlformats.org/drawingml/2006/wordprocessingDrawing">
+<w:document xmlns:r="http://schemas.openxmlformats.org/officeDocument/2006/relationships" xmlns:w="http://schemas.openxmlformats.org/wordprocessingml/2006/main" xmlns:m="http://schemas.openxmlformats.org/officeDocument/2006/math" xmlns:o="urn:schemas-microsoft-com:office:office" xmlns:v="urn:schemas-microsoft-com:vml" xmlns:w10="urn:schemas-microsoft-com:office:word" xmlns:a="http://schemas.openxmlformats.org/drawingml/2006/main" xmlns:pic="http://schemas.openxmlformats.org/drawingml/2006/picture" xmlns:wp="http://schemas.openxmlformats.org/drawingml/2006/wordprocessingDrawing">
   <w:body>
     <w:bookmarkStart w:id="24" w:name="电路拓扑收集-分类说明"/>
     <w:p>
@@ -9,16 +9,19 @@
       </w:pPr>
       <w:r>
         <w:rPr>
-          <w:rFonts w:hint="eastAsia"/>
+          <w:rFonts w:hint="eastAsia" w:eastAsia="黑体"/>
         </w:rPr>
         <w:t xml:space="preserve">电路拓扑收集</w:t>
       </w:r>
       <w:r>
+        <w:rPr>
+          <w:rFonts w:eastAsia="黑体"/>
+        </w:rPr>
         <w:t xml:space="preserve"> · </w:t>
       </w:r>
       <w:r>
         <w:rPr>
-          <w:rFonts w:hint="eastAsia"/>
+          <w:rFonts w:hint="eastAsia" w:eastAsia="黑体"/>
         </w:rPr>
         <w:t xml:space="preserve">分类说明</w:t>
       </w:r>
@@ -29,13 +32,13 @@
       </w:pPr>
       <w:r>
         <w:rPr>
-          <w:rFonts w:hint="eastAsia"/>
+          <w:rFonts w:hint="eastAsia" w:eastAsia="黑体"/>
         </w:rPr>
         <w:t xml:space="preserve">本文件夹用于收集各类电路拓扑（原理图、结构图）。当前采用「</w:t>
       </w:r>
       <w:r>
         <w:rPr>
-          <w:rFonts w:hint="eastAsia"/>
+          <w:rFonts w:hint="eastAsia" w:eastAsia="黑体"/>
           <w:b/>
           <w:bCs/>
         </w:rPr>
@@ -43,7 +46,7 @@
       </w:r>
       <w:r>
         <w:rPr>
-          <w:rFonts w:hint="eastAsia"/>
+          <w:rFonts w:hint="eastAsia" w:eastAsia="黑体"/>
         </w:rPr>
         <w:t xml:space="preserve">」的两级体系。</w:t>
       </w:r>
@@ -55,7 +58,7 @@
       </w:pPr>
       <w:r>
         <w:rPr>
-          <w:rFonts w:hint="eastAsia"/>
+          <w:rFonts w:hint="eastAsia" w:eastAsia="黑体"/>
         </w:rPr>
         <w:t xml:space="preserve">一、一级分类（按功能）</w:t>
       </w:r>
@@ -92,7 +95,7 @@
             </w:pPr>
             <w:r>
               <w:rPr>
-                <w:rFonts w:hint="eastAsia"/>
+                <w:rFonts w:hint="eastAsia" w:eastAsia="黑体"/>
               </w:rPr>
               <w:t xml:space="preserve">序号</w:t>
             </w:r>
@@ -106,7 +109,7 @@
             </w:pPr>
             <w:r>
               <w:rPr>
-                <w:rFonts w:hint="eastAsia"/>
+                <w:rFonts w:hint="eastAsia" w:eastAsia="黑体"/>
               </w:rPr>
               <w:t xml:space="preserve">分类</w:t>
             </w:r>
@@ -120,7 +123,7 @@
             </w:pPr>
             <w:r>
               <w:rPr>
-                <w:rFonts w:hint="eastAsia"/>
+                <w:rFonts w:hint="eastAsia" w:eastAsia="黑体"/>
               </w:rPr>
               <w:t xml:space="preserve">说明</w:t>
             </w:r>
@@ -135,6 +138,9 @@
               <w:pStyle w:val="Compact"/>
             </w:pPr>
             <w:r>
+              <w:rPr>
+                <w:rFonts w:eastAsia="黑体"/>
+              </w:rPr>
               <w:t xml:space="preserve">01</w:t>
             </w:r>
           </w:p>
@@ -147,7 +153,7 @@
             </w:pPr>
             <w:r>
               <w:rPr>
-                <w:rFonts w:hint="eastAsia"/>
+                <w:rFonts w:hint="eastAsia" w:eastAsia="黑体"/>
               </w:rPr>
               <w:t xml:space="preserve">电源电路</w:t>
             </w:r>
@@ -161,7 +167,7 @@
             </w:pPr>
             <w:r>
               <w:rPr>
-                <w:rFonts w:hint="eastAsia"/>
+                <w:rFonts w:hint="eastAsia" w:eastAsia="黑体"/>
               </w:rPr>
               <w:t xml:space="preserve">线性稳压、开关电源、整流滤波、电池充放电管理</w:t>
             </w:r>
@@ -176,6 +182,9 @@
               <w:pStyle w:val="Compact"/>
             </w:pPr>
             <w:r>
+              <w:rPr>
+                <w:rFonts w:eastAsia="黑体"/>
+              </w:rPr>
               <w:t xml:space="preserve">02</w:t>
             </w:r>
           </w:p>
@@ -188,7 +197,7 @@
             </w:pPr>
             <w:r>
               <w:rPr>
-                <w:rFonts w:hint="eastAsia"/>
+                <w:rFonts w:hint="eastAsia" w:eastAsia="黑体"/>
               </w:rPr>
               <w:t xml:space="preserve">放大电路</w:t>
             </w:r>
@@ -202,7 +211,7 @@
             </w:pPr>
             <w:r>
               <w:rPr>
-                <w:rFonts w:hint="eastAsia"/>
+                <w:rFonts w:hint="eastAsia" w:eastAsia="黑体"/>
               </w:rPr>
               <w:t xml:space="preserve">运算放大、功率放大、音频放大、射频放大</w:t>
             </w:r>
@@ -217,6 +226,9 @@
               <w:pStyle w:val="Compact"/>
             </w:pPr>
             <w:r>
+              <w:rPr>
+                <w:rFonts w:eastAsia="黑体"/>
+              </w:rPr>
               <w:t xml:space="preserve">03</w:t>
             </w:r>
           </w:p>
@@ -229,7 +241,7 @@
             </w:pPr>
             <w:r>
               <w:rPr>
-                <w:rFonts w:hint="eastAsia"/>
+                <w:rFonts w:hint="eastAsia" w:eastAsia="黑体"/>
               </w:rPr>
               <w:t xml:space="preserve">振荡电路</w:t>
             </w:r>
@@ -242,11 +254,14 @@
               <w:pStyle w:val="Compact"/>
             </w:pPr>
             <w:r>
+              <w:rPr>
+                <w:rFonts w:eastAsia="黑体"/>
+              </w:rPr>
               <w:t xml:space="preserve">RC / LC / </w:t>
             </w:r>
             <w:r>
               <w:rPr>
-                <w:rFonts w:hint="eastAsia"/>
+                <w:rFonts w:hint="eastAsia" w:eastAsia="黑体"/>
               </w:rPr>
               <w:t xml:space="preserve">晶体振荡器</w:t>
             </w:r>
@@ -261,6 +276,9 @@
               <w:pStyle w:val="Compact"/>
             </w:pPr>
             <w:r>
+              <w:rPr>
+                <w:rFonts w:eastAsia="黑体"/>
+              </w:rPr>
               <w:t xml:space="preserve">04</w:t>
             </w:r>
           </w:p>
@@ -273,7 +291,7 @@
             </w:pPr>
             <w:r>
               <w:rPr>
-                <w:rFonts w:hint="eastAsia"/>
+                <w:rFonts w:hint="eastAsia" w:eastAsia="黑体"/>
               </w:rPr>
               <w:t xml:space="preserve">滤波电路</w:t>
             </w:r>
@@ -287,34 +305,43 @@
             </w:pPr>
             <w:r>
               <w:rPr>
-                <w:rFonts w:hint="eastAsia"/>
+                <w:rFonts w:hint="eastAsia" w:eastAsia="黑体"/>
               </w:rPr>
               <w:t xml:space="preserve">低通</w:t>
             </w:r>
             <w:r>
+              <w:rPr>
+                <w:rFonts w:eastAsia="黑体"/>
+              </w:rPr>
               <w:t xml:space="preserve"> / </w:t>
             </w:r>
             <w:r>
               <w:rPr>
-                <w:rFonts w:hint="eastAsia"/>
+                <w:rFonts w:hint="eastAsia" w:eastAsia="黑体"/>
               </w:rPr>
               <w:t xml:space="preserve">高通</w:t>
             </w:r>
             <w:r>
+              <w:rPr>
+                <w:rFonts w:eastAsia="黑体"/>
+              </w:rPr>
               <w:t xml:space="preserve"> / </w:t>
             </w:r>
             <w:r>
               <w:rPr>
-                <w:rFonts w:hint="eastAsia"/>
+                <w:rFonts w:hint="eastAsia" w:eastAsia="黑体"/>
               </w:rPr>
               <w:t xml:space="preserve">带通</w:t>
             </w:r>
             <w:r>
+              <w:rPr>
+                <w:rFonts w:eastAsia="黑体"/>
+              </w:rPr>
               <w:t xml:space="preserve"> / </w:t>
             </w:r>
             <w:r>
               <w:rPr>
-                <w:rFonts w:hint="eastAsia"/>
+                <w:rFonts w:hint="eastAsia" w:eastAsia="黑体"/>
               </w:rPr>
               <w:t xml:space="preserve">带阻</w:t>
             </w:r>
@@ -329,6 +356,9 @@
               <w:pStyle w:val="Compact"/>
             </w:pPr>
             <w:r>
+              <w:rPr>
+                <w:rFonts w:eastAsia="黑体"/>
+              </w:rPr>
               <w:t xml:space="preserve">05</w:t>
             </w:r>
           </w:p>
@@ -341,7 +371,7 @@
             </w:pPr>
             <w:r>
               <w:rPr>
-                <w:rFonts w:hint="eastAsia"/>
+                <w:rFonts w:hint="eastAsia" w:eastAsia="黑体"/>
               </w:rPr>
               <w:t xml:space="preserve">数字电路</w:t>
             </w:r>
@@ -355,7 +385,7 @@
             </w:pPr>
             <w:r>
               <w:rPr>
-                <w:rFonts w:hint="eastAsia"/>
+                <w:rFonts w:hint="eastAsia" w:eastAsia="黑体"/>
               </w:rPr>
               <w:t xml:space="preserve">组合逻辑、时序逻辑、单片机及嵌入式接口</w:t>
             </w:r>
@@ -370,6 +400,9 @@
               <w:pStyle w:val="Compact"/>
             </w:pPr>
             <w:r>
+              <w:rPr>
+                <w:rFonts w:eastAsia="黑体"/>
+              </w:rPr>
               <w:t xml:space="preserve">06</w:t>
             </w:r>
           </w:p>
@@ -382,7 +415,7 @@
             </w:pPr>
             <w:r>
               <w:rPr>
-                <w:rFonts w:hint="eastAsia"/>
+                <w:rFonts w:hint="eastAsia" w:eastAsia="黑体"/>
               </w:rPr>
               <w:t xml:space="preserve">转换电路</w:t>
             </w:r>
@@ -395,11 +428,14 @@
               <w:pStyle w:val="Compact"/>
             </w:pPr>
             <w:r>
+              <w:rPr>
+                <w:rFonts w:eastAsia="黑体"/>
+              </w:rPr>
               <w:t xml:space="preserve">ADC / DAC / </w:t>
             </w:r>
             <w:r>
               <w:rPr>
-                <w:rFonts w:hint="eastAsia"/>
+                <w:rFonts w:hint="eastAsia" w:eastAsia="黑体"/>
               </w:rPr>
               <w:t xml:space="preserve">电平转换</w:t>
             </w:r>
@@ -414,6 +450,9 @@
               <w:pStyle w:val="Compact"/>
             </w:pPr>
             <w:r>
+              <w:rPr>
+                <w:rFonts w:eastAsia="黑体"/>
+              </w:rPr>
               <w:t xml:space="preserve">07</w:t>
             </w:r>
           </w:p>
@@ -426,7 +465,7 @@
             </w:pPr>
             <w:r>
               <w:rPr>
-                <w:rFonts w:hint="eastAsia"/>
+                <w:rFonts w:hint="eastAsia" w:eastAsia="黑体"/>
               </w:rPr>
               <w:t xml:space="preserve">驱动电路</w:t>
             </w:r>
@@ -440,16 +479,19 @@
             </w:pPr>
             <w:r>
               <w:rPr>
-                <w:rFonts w:hint="eastAsia"/>
+                <w:rFonts w:hint="eastAsia" w:eastAsia="黑体"/>
               </w:rPr>
               <w:t xml:space="preserve">电机驱动、LED</w:t>
             </w:r>
             <w:r>
+              <w:rPr>
+                <w:rFonts w:eastAsia="黑体"/>
+              </w:rPr>
               <w:t xml:space="preserve"> </w:t>
             </w:r>
             <w:r>
               <w:rPr>
-                <w:rFonts w:hint="eastAsia"/>
+                <w:rFonts w:hint="eastAsia" w:eastAsia="黑体"/>
               </w:rPr>
               <w:t xml:space="preserve">驱动、功率器件栅极驱动</w:t>
             </w:r>
@@ -464,6 +506,9 @@
               <w:pStyle w:val="Compact"/>
             </w:pPr>
             <w:r>
+              <w:rPr>
+                <w:rFonts w:eastAsia="黑体"/>
+              </w:rPr>
               <w:t xml:space="preserve">08</w:t>
             </w:r>
           </w:p>
@@ -476,7 +521,7 @@
             </w:pPr>
             <w:r>
               <w:rPr>
-                <w:rFonts w:hint="eastAsia"/>
+                <w:rFonts w:hint="eastAsia" w:eastAsia="黑体"/>
               </w:rPr>
               <w:t xml:space="preserve">传感器电路</w:t>
             </w:r>
@@ -490,7 +535,7 @@
             </w:pPr>
             <w:r>
               <w:rPr>
-                <w:rFonts w:hint="eastAsia"/>
+                <w:rFonts w:hint="eastAsia" w:eastAsia="黑体"/>
               </w:rPr>
               <w:t xml:space="preserve">各类传感器的信号调理与接口电路</w:t>
             </w:r>
@@ -505,6 +550,9 @@
               <w:pStyle w:val="Compact"/>
             </w:pPr>
             <w:r>
+              <w:rPr>
+                <w:rFonts w:eastAsia="黑体"/>
+              </w:rPr>
               <w:t xml:space="preserve">09</w:t>
             </w:r>
           </w:p>
@@ -517,7 +565,7 @@
             </w:pPr>
             <w:r>
               <w:rPr>
-                <w:rFonts w:hint="eastAsia"/>
+                <w:rFonts w:hint="eastAsia" w:eastAsia="黑体"/>
               </w:rPr>
               <w:t xml:space="preserve">通信电路</w:t>
             </w:r>
@@ -531,7 +579,7 @@
             </w:pPr>
             <w:r>
               <w:rPr>
-                <w:rFonts w:hint="eastAsia"/>
+                <w:rFonts w:hint="eastAsia" w:eastAsia="黑体"/>
               </w:rPr>
               <w:t xml:space="preserve">收发、调制解调、接口等</w:t>
             </w:r>
@@ -546,6 +594,9 @@
               <w:pStyle w:val="Compact"/>
             </w:pPr>
             <w:r>
+              <w:rPr>
+                <w:rFonts w:eastAsia="黑体"/>
+              </w:rPr>
               <w:t xml:space="preserve">10</w:t>
             </w:r>
           </w:p>
@@ -558,7 +609,7 @@
             </w:pPr>
             <w:r>
               <w:rPr>
-                <w:rFonts w:hint="eastAsia"/>
+                <w:rFonts w:hint="eastAsia" w:eastAsia="黑体"/>
               </w:rPr>
               <w:t xml:space="preserve">保护电路</w:t>
             </w:r>
@@ -572,34 +623,43 @@
             </w:pPr>
             <w:r>
               <w:rPr>
-                <w:rFonts w:hint="eastAsia"/>
+                <w:rFonts w:hint="eastAsia" w:eastAsia="黑体"/>
               </w:rPr>
               <w:t xml:space="preserve">过压</w:t>
             </w:r>
             <w:r>
+              <w:rPr>
+                <w:rFonts w:eastAsia="黑体"/>
+              </w:rPr>
               <w:t xml:space="preserve"> / </w:t>
             </w:r>
             <w:r>
               <w:rPr>
-                <w:rFonts w:hint="eastAsia"/>
+                <w:rFonts w:hint="eastAsia" w:eastAsia="黑体"/>
               </w:rPr>
               <w:t xml:space="preserve">过流</w:t>
             </w:r>
             <w:r>
+              <w:rPr>
+                <w:rFonts w:eastAsia="黑体"/>
+              </w:rPr>
               <w:t xml:space="preserve"> / </w:t>
             </w:r>
             <w:r>
               <w:rPr>
-                <w:rFonts w:hint="eastAsia"/>
+                <w:rFonts w:hint="eastAsia" w:eastAsia="黑体"/>
               </w:rPr>
               <w:t xml:space="preserve">过温</w:t>
             </w:r>
             <w:r>
+              <w:rPr>
+                <w:rFonts w:eastAsia="黑体"/>
+              </w:rPr>
               <w:t xml:space="preserve"> / ESD </w:t>
             </w:r>
             <w:r>
               <w:rPr>
-                <w:rFonts w:hint="eastAsia"/>
+                <w:rFonts w:hint="eastAsia" w:eastAsia="黑体"/>
               </w:rPr>
               <w:t xml:space="preserve">及浪涌保护</w:t>
             </w:r>
@@ -614,6 +674,9 @@
               <w:pStyle w:val="Compact"/>
             </w:pPr>
             <w:r>
+              <w:rPr>
+                <w:rFonts w:eastAsia="黑体"/>
+              </w:rPr>
               <w:t xml:space="preserve">11</w:t>
             </w:r>
           </w:p>
@@ -626,7 +689,7 @@
             </w:pPr>
             <w:r>
               <w:rPr>
-                <w:rFonts w:hint="eastAsia"/>
+                <w:rFonts w:hint="eastAsia" w:eastAsia="黑体"/>
               </w:rPr>
               <w:t xml:space="preserve">变流电路</w:t>
             </w:r>
@@ -640,7 +703,7 @@
             </w:pPr>
             <w:r>
               <w:rPr>
-                <w:rFonts w:hint="eastAsia"/>
+                <w:rFonts w:hint="eastAsia" w:eastAsia="黑体"/>
               </w:rPr>
               <w:t xml:space="preserve">整流、逆变、变频</w:t>
             </w:r>
@@ -655,6 +718,9 @@
               <w:pStyle w:val="Compact"/>
             </w:pPr>
             <w:r>
+              <w:rPr>
+                <w:rFonts w:eastAsia="黑体"/>
+              </w:rPr>
               <w:t xml:space="preserve">12</w:t>
             </w:r>
           </w:p>
@@ -667,7 +733,7 @@
             </w:pPr>
             <w:r>
               <w:rPr>
-                <w:rFonts w:hint="eastAsia"/>
+                <w:rFonts w:hint="eastAsia" w:eastAsia="黑体"/>
               </w:rPr>
               <w:t xml:space="preserve">通用拓扑结构</w:t>
             </w:r>
@@ -681,43 +747,55 @@
             </w:pPr>
             <w:r>
               <w:rPr>
-                <w:rFonts w:hint="eastAsia"/>
+                <w:rFonts w:hint="eastAsia" w:eastAsia="黑体"/>
               </w:rPr>
               <w:t xml:space="preserve">不限定功能的纯连接结构（串联</w:t>
             </w:r>
             <w:r>
+              <w:rPr>
+                <w:rFonts w:eastAsia="黑体"/>
+              </w:rPr>
               <w:t xml:space="preserve"> / </w:t>
             </w:r>
             <w:r>
               <w:rPr>
-                <w:rFonts w:hint="eastAsia"/>
+                <w:rFonts w:hint="eastAsia" w:eastAsia="黑体"/>
               </w:rPr>
               <w:t xml:space="preserve">并联</w:t>
             </w:r>
             <w:r>
+              <w:rPr>
+                <w:rFonts w:eastAsia="黑体"/>
+              </w:rPr>
               <w:t xml:space="preserve"> / </w:t>
             </w:r>
             <w:r>
               <w:rPr>
-                <w:rFonts w:hint="eastAsia"/>
+                <w:rFonts w:hint="eastAsia" w:eastAsia="黑体"/>
               </w:rPr>
               <w:t xml:space="preserve">桥式</w:t>
             </w:r>
             <w:r>
+              <w:rPr>
+                <w:rFonts w:eastAsia="黑体"/>
+              </w:rPr>
               <w:t xml:space="preserve"> / </w:t>
             </w:r>
             <w:r>
               <w:rPr>
-                <w:rFonts w:hint="eastAsia"/>
+                <w:rFonts w:hint="eastAsia" w:eastAsia="黑体"/>
               </w:rPr>
               <w:t xml:space="preserve">星型</w:t>
             </w:r>
             <w:r>
+              <w:rPr>
+                <w:rFonts w:eastAsia="黑体"/>
+              </w:rPr>
               <w:t xml:space="preserve"> / </w:t>
             </w:r>
             <w:r>
               <w:rPr>
-                <w:rFonts w:hint="eastAsia"/>
+                <w:rFonts w:hint="eastAsia" w:eastAsia="黑体"/>
               </w:rPr>
               <w:t xml:space="preserve">网状）</w:t>
             </w:r>
@@ -733,7 +811,7 @@
       </w:pPr>
       <w:r>
         <w:rPr>
-          <w:rFonts w:hint="eastAsia"/>
+          <w:rFonts w:hint="eastAsia" w:eastAsia="黑体"/>
         </w:rPr>
         <w:t xml:space="preserve">二、关键拓扑结构已细化</w:t>
       </w:r>
@@ -744,7 +822,7 @@
       </w:pPr>
       <w:r>
         <w:rPr>
-          <w:rFonts w:hint="eastAsia"/>
+          <w:rFonts w:hint="eastAsia" w:eastAsia="黑体"/>
         </w:rPr>
         <w:t xml:space="preserve">开关电源（01-电源电路\02-开关电源）下已按常见功率拓扑拆分：</w:t>
       </w:r>
@@ -759,7 +837,7 @@
       </w:pPr>
       <w:r>
         <w:rPr>
-          <w:rFonts w:hint="eastAsia"/>
+          <w:rFonts w:hint="eastAsia" w:eastAsia="黑体"/>
         </w:rPr>
         <w:t xml:space="preserve">Buck（降压）</w:t>
       </w:r>
@@ -774,7 +852,7 @@
       </w:pPr>
       <w:r>
         <w:rPr>
-          <w:rFonts w:hint="eastAsia"/>
+          <w:rFonts w:hint="eastAsia" w:eastAsia="黑体"/>
         </w:rPr>
         <w:t xml:space="preserve">Boost（升压）</w:t>
       </w:r>
@@ -789,7 +867,7 @@
       </w:pPr>
       <w:r>
         <w:rPr>
-          <w:rFonts w:hint="eastAsia"/>
+          <w:rFonts w:hint="eastAsia" w:eastAsia="黑体"/>
         </w:rPr>
         <w:t xml:space="preserve">Buck-Boost（升降压）</w:t>
       </w:r>
@@ -804,11 +882,14 @@
       </w:pPr>
       <w:r>
         <w:rPr>
-          <w:rFonts w:hint="eastAsia"/>
+          <w:rFonts w:hint="eastAsia" w:eastAsia="黑体"/>
         </w:rPr>
         <w:t xml:space="preserve">反激</w:t>
       </w:r>
       <w:r>
+        <w:rPr>
+          <w:rFonts w:eastAsia="黑体"/>
+        </w:rPr>
         <w:t xml:space="preserve"> Flyback</w:t>
       </w:r>
     </w:p>
@@ -822,11 +903,14 @@
       </w:pPr>
       <w:r>
         <w:rPr>
-          <w:rFonts w:hint="eastAsia"/>
+          <w:rFonts w:hint="eastAsia" w:eastAsia="黑体"/>
         </w:rPr>
         <w:t xml:space="preserve">正激</w:t>
       </w:r>
       <w:r>
+        <w:rPr>
+          <w:rFonts w:eastAsia="黑体"/>
+        </w:rPr>
         <w:t xml:space="preserve"> Forward</w:t>
       </w:r>
     </w:p>
@@ -840,7 +924,7 @@
       </w:pPr>
       <w:r>
         <w:rPr>
-          <w:rFonts w:hint="eastAsia"/>
+          <w:rFonts w:hint="eastAsia" w:eastAsia="黑体"/>
         </w:rPr>
         <w:t xml:space="preserve">半桥</w:t>
       </w:r>
@@ -855,7 +939,7 @@
       </w:pPr>
       <w:r>
         <w:rPr>
-          <w:rFonts w:hint="eastAsia"/>
+          <w:rFonts w:hint="eastAsia" w:eastAsia="黑体"/>
         </w:rPr>
         <w:t xml:space="preserve">全桥</w:t>
       </w:r>
@@ -870,7 +954,7 @@
       </w:pPr>
       <w:r>
         <w:rPr>
-          <w:rFonts w:hint="eastAsia"/>
+          <w:rFonts w:hint="eastAsia" w:eastAsia="黑体"/>
         </w:rPr>
         <w:t xml:space="preserve">推挽</w:t>
       </w:r>
@@ -883,7 +967,7 @@
       </w:pPr>
       <w:r>
         <w:rPr>
-          <w:rFonts w:hint="eastAsia"/>
+          <w:rFonts w:hint="eastAsia" w:eastAsia="黑体"/>
         </w:rPr>
         <w:t xml:space="preserve">三、使用建议</w:t>
       </w:r>
@@ -898,16 +982,19 @@
       </w:pPr>
       <w:r>
         <w:rPr>
-          <w:rFonts w:hint="eastAsia"/>
+          <w:rFonts w:hint="eastAsia" w:eastAsia="黑体"/>
         </w:rPr>
         <w:t xml:space="preserve">每张电路图存为图片（PNG/JPG）或</w:t>
       </w:r>
       <w:r>
+        <w:rPr>
+          <w:rFonts w:eastAsia="黑体"/>
+        </w:rPr>
         <w:t xml:space="preserve"> </w:t>
       </w:r>
       <w:r>
         <w:rPr>
-          <w:rFonts w:hint="eastAsia"/>
+          <w:rFonts w:hint="eastAsia" w:eastAsia="黑体"/>
         </w:rPr>
         <w:t xml:space="preserve">PDF，放入对应功能分类。</w:t>
       </w:r>
@@ -922,7 +1009,7 @@
       </w:pPr>
       <w:r>
         <w:rPr>
-          <w:rFonts w:hint="eastAsia"/>
+          <w:rFonts w:hint="eastAsia" w:eastAsia="黑体"/>
         </w:rPr>
         <w:t xml:space="preserve">同名电路若对应不同拓扑结构，可同时放入「通用拓扑结构」或功能分类下的结构子目录。</w:t>
       </w:r>
@@ -937,7 +1024,7 @@
       </w:pPr>
       <w:r>
         <w:rPr>
-          <w:rFonts w:hint="eastAsia"/>
+          <w:rFonts w:hint="eastAsia" w:eastAsia="黑体"/>
         </w:rPr>
         <w:t xml:space="preserve">需要扩充时，直接在某功能分类下新建子文件夹即可，保持编号前缀便于排序。</w:t>
       </w:r>
@@ -950,7 +1037,7 @@
       </w:pPr>
       <w:r>
         <w:rPr>
-          <w:rFonts w:hint="eastAsia"/>
+          <w:rFonts w:hint="eastAsia" w:eastAsia="黑体"/>
         </w:rPr>
         <w:t xml:space="preserve">四、每个电路文件夹的说明文档</w:t>
       </w:r>
@@ -961,34 +1048,44 @@
       </w:pPr>
       <w:r>
         <w:rPr>
-          <w:rFonts w:hint="eastAsia"/>
+          <w:rFonts w:hint="eastAsia" w:eastAsia="黑体"/>
         </w:rPr>
         <w:t xml:space="preserve">每个「最小子文件夹」（即不再含子文件夹的文件夹）内都有一份与该文件夹同名的</w:t>
       </w:r>
       <w:r>
+        <w:rPr>
+          <w:rFonts w:eastAsia="黑体"/>
+        </w:rPr>
         <w:t xml:space="preserve"> </w:t>
       </w:r>
       <w:r>
         <w:rPr>
           <w:rStyle w:val="VerbatimChar"/>
+          <w:rFonts w:eastAsia="黑体"/>
         </w:rPr>
         <w:t xml:space="preserve">.md</w:t>
       </w:r>
       <w:r>
+        <w:rPr>
+          <w:rFonts w:eastAsia="黑体"/>
+        </w:rPr>
         <w:t xml:space="preserve"> </w:t>
       </w:r>
       <w:r>
         <w:rPr>
-          <w:rFonts w:hint="eastAsia"/>
+          <w:rFonts w:hint="eastAsia" w:eastAsia="黑体"/>
         </w:rPr>
         <w:t xml:space="preserve">说明文档，统一为</w:t>
       </w:r>
       <w:r>
+        <w:rPr>
+          <w:rFonts w:eastAsia="黑体"/>
+        </w:rPr>
         <w:t xml:space="preserve"> 8 </w:t>
       </w:r>
       <w:r>
         <w:rPr>
-          <w:rFonts w:hint="eastAsia"/>
+          <w:rFonts w:hint="eastAsia" w:eastAsia="黑体"/>
         </w:rPr>
         <w:t xml:space="preserve">节结构：</w:t>
       </w:r>
@@ -1003,21 +1100,27 @@
       </w:pPr>
       <w:r>
         <w:rPr>
-          <w:rFonts w:hint="eastAsia"/>
+          <w:rFonts w:hint="eastAsia" w:eastAsia="黑体"/>
           <w:b/>
           <w:bCs/>
         </w:rPr>
         <w:t xml:space="preserve">拓扑描述</w:t>
       </w:r>
       <w:r>
+        <w:rPr>
+          <w:rFonts w:eastAsia="黑体"/>
+        </w:rPr>
         <w:t xml:space="preserve"> </w:t>
       </w:r>
       <w:r>
+        <w:rPr>
+          <w:rFonts w:eastAsia="黑体"/>
+        </w:rPr>
         <w:t xml:space="preserve">—— </w:t>
       </w:r>
       <w:r>
         <w:rPr>
-          <w:rFonts w:hint="eastAsia"/>
+          <w:rFonts w:hint="eastAsia" w:eastAsia="黑体"/>
         </w:rPr>
         <w:t xml:space="preserve">元件组成、连接方式、功能用途（纯文字，不画图）</w:t>
       </w:r>
@@ -1032,30 +1135,39 @@
       </w:pPr>
       <w:r>
         <w:rPr>
-          <w:rFonts w:hint="eastAsia"/>
+          <w:rFonts w:hint="eastAsia" w:eastAsia="黑体"/>
           <w:b/>
           <w:bCs/>
         </w:rPr>
         <w:t xml:space="preserve">工作原理</w:t>
       </w:r>
       <w:r>
+        <w:rPr>
+          <w:rFonts w:eastAsia="黑体"/>
+        </w:rPr>
         <w:t xml:space="preserve"> </w:t>
       </w:r>
       <w:r>
+        <w:rPr>
+          <w:rFonts w:eastAsia="黑体"/>
+        </w:rPr>
         <w:t xml:space="preserve">—— </w:t>
       </w:r>
       <w:r>
         <w:rPr>
-          <w:rFonts w:hint="eastAsia"/>
+          <w:rFonts w:hint="eastAsia" w:eastAsia="黑体"/>
         </w:rPr>
         <w:t xml:space="preserve">信号</w:t>
       </w:r>
       <w:r>
+        <w:rPr>
+          <w:rFonts w:eastAsia="黑体"/>
+        </w:rPr>
         <w:t xml:space="preserve"> / </w:t>
       </w:r>
       <w:r>
         <w:rPr>
-          <w:rFonts w:hint="eastAsia"/>
+          <w:rFonts w:hint="eastAsia" w:eastAsia="黑体"/>
         </w:rPr>
         <w:t xml:space="preserve">能量如何流动</w:t>
       </w:r>
@@ -1070,30 +1182,39 @@
       </w:pPr>
       <w:r>
         <w:rPr>
-          <w:rFonts w:hint="eastAsia"/>
+          <w:rFonts w:hint="eastAsia" w:eastAsia="黑体"/>
           <w:b/>
           <w:bCs/>
         </w:rPr>
         <w:t xml:space="preserve">关键计算公式</w:t>
       </w:r>
       <w:r>
+        <w:rPr>
+          <w:rFonts w:eastAsia="黑体"/>
+        </w:rPr>
         <w:t xml:space="preserve"> </w:t>
       </w:r>
       <w:r>
+        <w:rPr>
+          <w:rFonts w:eastAsia="黑体"/>
+        </w:rPr>
         <w:t xml:space="preserve">—— </w:t>
       </w:r>
       <w:r>
         <w:rPr>
-          <w:rFonts w:hint="eastAsia"/>
+          <w:rFonts w:hint="eastAsia" w:eastAsia="黑体"/>
         </w:rPr>
         <w:t xml:space="preserve">核心设计公式</w:t>
       </w:r>
       <w:r>
+        <w:rPr>
+          <w:rFonts w:eastAsia="黑体"/>
+        </w:rPr>
         <w:t xml:space="preserve"> + </w:t>
       </w:r>
       <w:r>
         <w:rPr>
-          <w:rFonts w:hint="eastAsia"/>
+          <w:rFonts w:hint="eastAsia" w:eastAsia="黑体"/>
         </w:rPr>
         <w:t xml:space="preserve">符号单位表</w:t>
       </w:r>
@@ -1108,30 +1229,39 @@
       </w:pPr>
       <w:r>
         <w:rPr>
-          <w:rFonts w:hint="eastAsia"/>
+          <w:rFonts w:hint="eastAsia" w:eastAsia="黑体"/>
           <w:b/>
           <w:bCs/>
         </w:rPr>
         <w:t xml:space="preserve">元件调整影响</w:t>
       </w:r>
       <w:r>
+        <w:rPr>
+          <w:rFonts w:eastAsia="黑体"/>
+        </w:rPr>
         <w:t xml:space="preserve"> </w:t>
       </w:r>
       <w:r>
+        <w:rPr>
+          <w:rFonts w:eastAsia="黑体"/>
+        </w:rPr>
         <w:t xml:space="preserve">—— </w:t>
       </w:r>
       <w:r>
         <w:rPr>
-          <w:rFonts w:hint="eastAsia"/>
+          <w:rFonts w:hint="eastAsia" w:eastAsia="黑体"/>
         </w:rPr>
         <w:t xml:space="preserve">增大/减小某个</w:t>
       </w:r>
       <w:r>
+        <w:rPr>
+          <w:rFonts w:eastAsia="黑体"/>
+        </w:rPr>
         <w:t xml:space="preserve"> R / C / L </w:t>
       </w:r>
       <w:r>
         <w:rPr>
-          <w:rFonts w:hint="eastAsia"/>
+          <w:rFonts w:hint="eastAsia" w:eastAsia="黑体"/>
         </w:rPr>
         <w:t xml:space="preserve">对电路的影响</w:t>
       </w:r>
@@ -1146,21 +1276,27 @@
       </w:pPr>
       <w:r>
         <w:rPr>
-          <w:rFonts w:hint="eastAsia"/>
+          <w:rFonts w:hint="eastAsia" w:eastAsia="黑体"/>
           <w:b/>
           <w:bCs/>
         </w:rPr>
         <w:t xml:space="preserve">典型参数示例</w:t>
       </w:r>
       <w:r>
+        <w:rPr>
+          <w:rFonts w:eastAsia="黑体"/>
+        </w:rPr>
         <w:t xml:space="preserve"> </w:t>
       </w:r>
       <w:r>
+        <w:rPr>
+          <w:rFonts w:eastAsia="黑体"/>
+        </w:rPr>
         <w:t xml:space="preserve">—— </w:t>
       </w:r>
       <w:r>
         <w:rPr>
-          <w:rFonts w:hint="eastAsia"/>
+          <w:rFonts w:hint="eastAsia" w:eastAsia="黑体"/>
         </w:rPr>
         <w:t xml:space="preserve">具体数值代入计算的结果</w:t>
       </w:r>
@@ -1175,21 +1311,27 @@
       </w:pPr>
       <w:r>
         <w:rPr>
-          <w:rFonts w:hint="eastAsia"/>
+          <w:rFonts w:hint="eastAsia" w:eastAsia="黑体"/>
           <w:b/>
           <w:bCs/>
         </w:rPr>
         <w:t xml:space="preserve">常见器件型号</w:t>
       </w:r>
       <w:r>
+        <w:rPr>
+          <w:rFonts w:eastAsia="黑体"/>
+        </w:rPr>
         <w:t xml:space="preserve"> </w:t>
       </w:r>
       <w:r>
+        <w:rPr>
+          <w:rFonts w:eastAsia="黑体"/>
+        </w:rPr>
         <w:t xml:space="preserve">—— </w:t>
       </w:r>
       <w:r>
         <w:rPr>
-          <w:rFonts w:hint="eastAsia"/>
+          <w:rFonts w:hint="eastAsia" w:eastAsia="黑体"/>
         </w:rPr>
         <w:t xml:space="preserve">真实通用型号</w:t>
       </w:r>
@@ -1204,30 +1346,39 @@
       </w:pPr>
       <w:r>
         <w:rPr>
-          <w:rFonts w:hint="eastAsia"/>
+          <w:rFonts w:hint="eastAsia" w:eastAsia="黑体"/>
           <w:b/>
           <w:bCs/>
         </w:rPr>
         <w:t xml:space="preserve">注意事项</w:t>
       </w:r>
       <w:r>
+        <w:rPr>
+          <w:rFonts w:eastAsia="黑体"/>
+        </w:rPr>
         <w:t xml:space="preserve"> </w:t>
       </w:r>
       <w:r>
+        <w:rPr>
+          <w:rFonts w:eastAsia="黑体"/>
+        </w:rPr>
         <w:t xml:space="preserve">—— </w:t>
       </w:r>
       <w:r>
         <w:rPr>
-          <w:rFonts w:hint="eastAsia"/>
+          <w:rFonts w:hint="eastAsia" w:eastAsia="黑体"/>
         </w:rPr>
         <w:t xml:space="preserve">实际设计</w:t>
       </w:r>
       <w:r>
+        <w:rPr>
+          <w:rFonts w:eastAsia="黑体"/>
+        </w:rPr>
         <w:t xml:space="preserve"> / </w:t>
       </w:r>
       <w:r>
         <w:rPr>
-          <w:rFonts w:hint="eastAsia"/>
+          <w:rFonts w:hint="eastAsia" w:eastAsia="黑体"/>
         </w:rPr>
         <w:t xml:space="preserve">使用注意点</w:t>
       </w:r>
@@ -1242,39 +1393,51 @@
       </w:pPr>
       <w:r>
         <w:rPr>
-          <w:rFonts w:hint="eastAsia"/>
+          <w:rFonts w:hint="eastAsia" w:eastAsia="黑体"/>
           <w:b/>
           <w:bCs/>
         </w:rPr>
         <w:t xml:space="preserve">参考资料</w:t>
       </w:r>
       <w:r>
+        <w:rPr>
+          <w:rFonts w:eastAsia="黑体"/>
+        </w:rPr>
         <w:t xml:space="preserve"> </w:t>
       </w:r>
       <w:r>
+        <w:rPr>
+          <w:rFonts w:eastAsia="黑体"/>
+        </w:rPr>
         <w:t xml:space="preserve">—— </w:t>
       </w:r>
       <w:r>
         <w:rPr>
-          <w:rFonts w:hint="eastAsia"/>
+          <w:rFonts w:hint="eastAsia" w:eastAsia="黑体"/>
         </w:rPr>
         <w:t xml:space="preserve">权威来源（教材</w:t>
       </w:r>
       <w:r>
+        <w:rPr>
+          <w:rFonts w:eastAsia="黑体"/>
+        </w:rPr>
         <w:t xml:space="preserve"> / </w:t>
       </w:r>
       <w:r>
         <w:rPr>
-          <w:rFonts w:hint="eastAsia"/>
+          <w:rFonts w:hint="eastAsia" w:eastAsia="黑体"/>
         </w:rPr>
         <w:t xml:space="preserve">维基百科</w:t>
       </w:r>
       <w:r>
+        <w:rPr>
+          <w:rFonts w:eastAsia="黑体"/>
+        </w:rPr>
         <w:t xml:space="preserve"> / </w:t>
       </w:r>
       <w:r>
         <w:rPr>
-          <w:rFonts w:hint="eastAsia"/>
+          <w:rFonts w:hint="eastAsia" w:eastAsia="黑体"/>
         </w:rPr>
         <w:t xml:space="preserve">官方应用笔记）</w:t>
       </w:r>
@@ -1285,7 +1448,7 @@
       </w:pPr>
       <w:r>
         <w:rPr>
-          <w:rFonts w:hint="eastAsia"/>
+          <w:rFonts w:hint="eastAsia" w:eastAsia="黑体"/>
         </w:rPr>
         <w:t xml:space="preserve">个别极生僻电路的公式如暂无法确定，文档中会标注「待补充」，后续可在仿真验证后补全。</w:t>
       </w:r>
@@ -1298,7 +1461,7 @@
       </w:pPr>
       <w:r>
         <w:rPr>
-          <w:rFonts w:hint="eastAsia"/>
+          <w:rFonts w:hint="eastAsia" w:eastAsia="黑体"/>
         </w:rPr>
         <w:t xml:space="preserve">五、公式查看方法（LaTeX）</w:t>
       </w:r>
@@ -1309,46 +1472,57 @@
       </w:pPr>
       <w:r>
         <w:rPr>
-          <w:rFonts w:hint="eastAsia"/>
+          <w:rFonts w:hint="eastAsia" w:eastAsia="黑体"/>
         </w:rPr>
         <w:t xml:space="preserve">文档中的公式使用</w:t>
       </w:r>
       <w:r>
+        <w:rPr>
+          <w:rFonts w:eastAsia="黑体"/>
+        </w:rPr>
         <w:t xml:space="preserve"> LaTeX </w:t>
       </w:r>
       <w:r>
         <w:rPr>
-          <w:rFonts w:hint="eastAsia"/>
+          <w:rFonts w:hint="eastAsia" w:eastAsia="黑体"/>
         </w:rPr>
         <w:t xml:space="preserve">语法（</w:t>
       </w:r>
       <w:r>
         <w:rPr>
           <w:rStyle w:val="VerbatimChar"/>
+          <w:rFonts w:eastAsia="黑体"/>
         </w:rPr>
         <w:t xml:space="preserve">$...$</w:t>
       </w:r>
       <w:r>
+        <w:rPr>
+          <w:rFonts w:eastAsia="黑体"/>
+        </w:rPr>
         <w:t xml:space="preserve"> </w:t>
       </w:r>
       <w:r>
         <w:rPr>
-          <w:rFonts w:hint="eastAsia"/>
+          <w:rFonts w:hint="eastAsia" w:eastAsia="黑体"/>
         </w:rPr>
         <w:t xml:space="preserve">行内、</w:t>
       </w:r>
       <w:r>
         <w:rPr>
           <w:rStyle w:val="VerbatimChar"/>
+          <w:rFonts w:eastAsia="黑体"/>
         </w:rPr>
         <w:t xml:space="preserve">$$...$$</w:t>
       </w:r>
       <w:r>
+        <w:rPr>
+          <w:rFonts w:eastAsia="黑体"/>
+        </w:rPr>
         <w:t xml:space="preserve"> </w:t>
       </w:r>
       <w:r>
         <w:rPr>
-          <w:rFonts w:hint="eastAsia"/>
+          <w:rFonts w:hint="eastAsia" w:eastAsia="黑体"/>
         </w:rPr>
         <w:t xml:space="preserve">独立公式）。</w:t>
       </w:r>
@@ -1363,6 +1537,7 @@
       </w:pPr>
       <w:r>
         <w:rPr>
+          <w:rFonts w:eastAsia="黑体"/>
           <w:b/>
           <w:bCs/>
         </w:rPr>
@@ -1370,15 +1545,19 @@
       </w:r>
       <w:r>
         <w:rPr>
-          <w:rFonts w:hint="eastAsia"/>
+          <w:rFonts w:hint="eastAsia" w:eastAsia="黑体"/>
         </w:rPr>
         <w:t xml:space="preserve">：内置预览不渲染数学公式，需安装扩展</w:t>
       </w:r>
       <w:r>
+        <w:rPr>
+          <w:rFonts w:eastAsia="黑体"/>
+        </w:rPr>
         <w:t xml:space="preserve"> </w:t>
       </w:r>
       <w:r>
         <w:rPr>
+          <w:rFonts w:eastAsia="黑体"/>
           <w:b/>
           <w:bCs/>
         </w:rPr>
@@ -1386,37 +1565,50 @@
       </w:r>
       <w:r>
         <w:rPr>
-          <w:rFonts w:hint="eastAsia"/>
+          <w:rFonts w:hint="eastAsia" w:eastAsia="黑体"/>
         </w:rPr>
         <w:t xml:space="preserve">（或</w:t>
       </w:r>
       <w:r>
+        <w:rPr>
+          <w:rFonts w:eastAsia="黑体"/>
+        </w:rPr>
         <w:t xml:space="preserve"> </w:t>
       </w:r>
       <w:r>
+        <w:rPr>
+          <w:rFonts w:eastAsia="黑体"/>
+        </w:rPr>
         <w:t xml:space="preserve">“Markdown+Math”</w:t>
       </w:r>
       <w:r>
         <w:rPr>
-          <w:rFonts w:hint="eastAsia"/>
+          <w:rFonts w:hint="eastAsia" w:eastAsia="黑体"/>
         </w:rPr>
         <w:t xml:space="preserve">），然后用命令</w:t>
       </w:r>
       <w:r>
+        <w:rPr>
+          <w:rFonts w:eastAsia="黑体"/>
+        </w:rPr>
         <w:t xml:space="preserve"> </w:t>
       </w:r>
       <w:r>
         <w:rPr>
           <w:rStyle w:val="VerbatimChar"/>
+          <w:rFonts w:eastAsia="黑体"/>
         </w:rPr>
         <w:t xml:space="preserve">Markdown Preview Enhanced: Open Preview to the Side</w:t>
       </w:r>
       <w:r>
+        <w:rPr>
+          <w:rFonts w:eastAsia="黑体"/>
+        </w:rPr>
         <w:t xml:space="preserve"> </w:t>
       </w:r>
       <w:r>
         <w:rPr>
-          <w:rFonts w:hint="eastAsia"/>
+          <w:rFonts w:hint="eastAsia" w:eastAsia="黑体"/>
         </w:rPr>
         <w:t xml:space="preserve">打开预览即可渲染。</w:t>
       </w:r>
@@ -1431,6 +1623,7 @@
       </w:pPr>
       <w:r>
         <w:rPr>
+          <w:rFonts w:eastAsia="黑体"/>
           <w:b/>
           <w:bCs/>
         </w:rPr>
@@ -1438,7 +1631,7 @@
       </w:r>
       <w:r>
         <w:rPr>
-          <w:rFonts w:hint="eastAsia"/>
+          <w:rFonts w:hint="eastAsia" w:eastAsia="黑体"/>
         </w:rPr>
         <w:t xml:space="preserve">：原生支持，直接打开即可渲染。</w:t>
       </w:r>
@@ -1453,40 +1646,57 @@
       </w:pPr>
       <w:r>
         <w:rPr>
-          <w:rFonts w:hint="eastAsia"/>
+          <w:rFonts w:hint="eastAsia" w:eastAsia="黑体"/>
         </w:rPr>
         <w:t xml:space="preserve">未安装任何扩展时，公式会显示为</w:t>
       </w:r>
       <w:r>
+        <w:rPr>
+          <w:rFonts w:eastAsia="黑体"/>
+        </w:rPr>
         <w:t xml:space="preserve"> </w:t>
       </w:r>
       <w:r>
         <w:rPr>
           <w:rStyle w:val="VerbatimChar"/>
+          <w:rFonts w:eastAsia="黑体"/>
         </w:rPr>
         <w:t xml:space="preserve">$...$</w:t>
       </w:r>
       <w:r>
+        <w:rPr>
+          <w:rFonts w:eastAsia="黑体"/>
+        </w:rPr>
         <w:t xml:space="preserve"> </w:t>
       </w:r>
       <w:r>
+        <w:rPr>
+          <w:rFonts w:eastAsia="黑体"/>
+        </w:rPr>
         <w:t xml:space="preserve">/</w:t>
       </w:r>
       <w:r>
+        <w:rPr>
+          <w:rFonts w:eastAsia="黑体"/>
+        </w:rPr>
         <w:t xml:space="preserve"> </w:t>
       </w:r>
       <w:r>
         <w:rPr>
           <w:rStyle w:val="VerbatimChar"/>
+          <w:rFonts w:eastAsia="黑体"/>
         </w:rPr>
         <w:t xml:space="preserve">$$...$$</w:t>
       </w:r>
       <w:r>
+        <w:rPr>
+          <w:rFonts w:eastAsia="黑体"/>
+        </w:rPr>
         <w:t xml:space="preserve"> </w:t>
       </w:r>
       <w:r>
         <w:rPr>
-          <w:rFonts w:hint="eastAsia"/>
+          <w:rFonts w:hint="eastAsia" w:eastAsia="黑体"/>
         </w:rPr>
         <w:t xml:space="preserve">原始文本，但文字内容仍可正常阅读。</w:t>
       </w:r>
@@ -1500,11 +1710,11 @@
       </w:pPr>
       <w:r>
         <w:rPr>
-          <w:rFonts w:ascii="Times New Roman" w:hAnsi="Times New Roman"/>
+          <w:rFonts w:ascii="Times New Roman" w:hAnsi="Times New Roman" w:eastAsia="黑体"/>
           <w:color w:val="555555"/>
           <w:sz w:val="21"/>
         </w:rPr>
-        <w:t>材料收集者：杜文杰</w:t>
+        <w:t>材料收集者：杜文杰，WX手机：19519196569，QQ:3478827729</w:t>
       </w:r>
     </w:p>
     <w:sectPr>
@@ -1524,7 +1734,7 @@
 </file>
 
 <file path=word/footer1.xml><?xml version="1.0" encoding="utf-8"?>
-<w:ftr xmlns:m="http://schemas.openxmlformats.org/officeDocument/2006/math" xmlns:mc="http://schemas.openxmlformats.org/markup-compatibility/2006" xmlns:mo="http://schemas.microsoft.com/office/mac/office/2008/main" xmlns:mv="urn:schemas-microsoft-com:mac:vml" xmlns:o="urn:schemas-microsoft-com:office:office" xmlns:r="http://schemas.openxmlformats.org/officeDocument/2006/relationships" xmlns:v="urn:schemas-microsoft-com:vml" xmlns:w10="urn:schemas-microsoft-com:office:word" xmlns:w14="http://schemas.microsoft.com/office/word/2010/wordml" xmlns:w="http://schemas.openxmlformats.org/wordprocessingml/2006/main" xmlns:wne="http://schemas.microsoft.com/office/word/2006/wordml" xmlns:wp14="http://schemas.microsoft.com/office/word/2010/wordprocessingDrawing" xmlns:wp="http://schemas.openxmlformats.org/drawingml/2006/wordprocessingDrawing" xmlns:wpc="http://schemas.microsoft.com/office/word/2010/wordprocessingCanvas" xmlns:wpg="http://schemas.microsoft.com/office/word/2010/wordprocessingGroup" xmlns:wpi="http://schemas.microsoft.com/office/word/2010/wordprocessingInk" xmlns:wps="http://schemas.microsoft.com/office/word/2010/wordprocessingShape" mc:Ignorable="w14 wp14">
+<w:ftr xmlns:mc="http://schemas.openxmlformats.org/markup-compatibility/2006" xmlns:w="http://schemas.openxmlformats.org/wordprocessingml/2006/main" xmlns:m="http://schemas.openxmlformats.org/officeDocument/2006/math" xmlns:mo="http://schemas.microsoft.com/office/mac/office/2008/main" xmlns:mv="urn:schemas-microsoft-com:mac:vml" xmlns:o="urn:schemas-microsoft-com:office:office" xmlns:r="http://schemas.openxmlformats.org/officeDocument/2006/relationships" xmlns:v="urn:schemas-microsoft-com:vml" xmlns:w10="urn:schemas-microsoft-com:office:word" xmlns:w14="http://schemas.microsoft.com/office/word/2010/wordml" xmlns:wne="http://schemas.microsoft.com/office/word/2006/wordml" xmlns:wp14="http://schemas.microsoft.com/office/word/2010/wordprocessingDrawing" xmlns:wp="http://schemas.openxmlformats.org/drawingml/2006/wordprocessingDrawing" xmlns:wpc="http://schemas.microsoft.com/office/word/2010/wordprocessingCanvas" xmlns:wpg="http://schemas.microsoft.com/office/word/2010/wordprocessingGroup" xmlns:wpi="http://schemas.microsoft.com/office/word/2010/wordprocessingInk" xmlns:wps="http://schemas.microsoft.com/office/word/2010/wordprocessingShape" mc:Ignorable="w14 wp14">
   <w:p>
     <w:pPr>
       <w:pStyle w:val="Footer"/>
@@ -1532,12 +1742,14 @@
     </w:pPr>
     <w:r>
       <w:rPr>
+        <w:rFonts w:eastAsia="黑体"/>
         <w:sz w:val="18"/>
       </w:rPr>
       <w:t xml:space="preserve">第 </w:t>
     </w:r>
     <w:r>
       <w:rPr>
+        <w:rFonts w:eastAsia="黑体"/>
         <w:sz w:val="18"/>
       </w:rPr>
       <w:fldChar w:fldCharType="begin"/>
@@ -1546,6 +1758,7 @@
     </w:r>
     <w:r>
       <w:rPr>
+        <w:rFonts w:eastAsia="黑体"/>
         <w:sz w:val="18"/>
       </w:rPr>
       <w:t xml:space="preserve"> 页</w:t>
@@ -1559,6 +1772,9 @@
   <w:footnote w:type="continuationSeparator" w:id="0">
     <w:p>
       <w:r>
+        <w:rPr>
+          <w:rFonts w:eastAsia="黑体"/>
+        </w:rPr>
         <w:continuationSeparator/>
       </w:r>
     </w:p>
@@ -1566,6 +1782,9 @@
   <w:footnote w:type="separator" w:id="-1">
     <w:p>
       <w:r>
+        <w:rPr>
+          <w:rFonts w:eastAsia="黑体"/>
+        </w:rPr>
         <w:separator/>
       </w:r>
     </w:p>
@@ -1574,7 +1793,7 @@
 </file>
 
 <file path=word/header1.xml><?xml version="1.0" encoding="utf-8"?>
-<w:hdr xmlns:m="http://schemas.openxmlformats.org/officeDocument/2006/math" xmlns:mc="http://schemas.openxmlformats.org/markup-compatibility/2006" xmlns:mo="http://schemas.microsoft.com/office/mac/office/2008/main" xmlns:mv="urn:schemas-microsoft-com:mac:vml" xmlns:o="urn:schemas-microsoft-com:office:office" xmlns:r="http://schemas.openxmlformats.org/officeDocument/2006/relationships" xmlns:v="urn:schemas-microsoft-com:vml" xmlns:w10="urn:schemas-microsoft-com:office:word" xmlns:w14="http://schemas.microsoft.com/office/word/2010/wordml" xmlns:w="http://schemas.openxmlformats.org/wordprocessingml/2006/main" xmlns:wne="http://schemas.microsoft.com/office/word/2006/wordml" xmlns:wp14="http://schemas.microsoft.com/office/word/2010/wordprocessingDrawing" xmlns:wp="http://schemas.openxmlformats.org/drawingml/2006/wordprocessingDrawing" xmlns:wpc="http://schemas.microsoft.com/office/word/2010/wordprocessingCanvas" xmlns:wpg="http://schemas.microsoft.com/office/word/2010/wordprocessingGroup" xmlns:wpi="http://schemas.microsoft.com/office/word/2010/wordprocessingInk" xmlns:wps="http://schemas.microsoft.com/office/word/2010/wordprocessingShape" mc:Ignorable="w14 wp14">
+<w:hdr xmlns:mc="http://schemas.openxmlformats.org/markup-compatibility/2006" xmlns:w="http://schemas.openxmlformats.org/wordprocessingml/2006/main" xmlns:m="http://schemas.openxmlformats.org/officeDocument/2006/math" xmlns:mo="http://schemas.microsoft.com/office/mac/office/2008/main" xmlns:mv="urn:schemas-microsoft-com:mac:vml" xmlns:o="urn:schemas-microsoft-com:office:office" xmlns:r="http://schemas.openxmlformats.org/officeDocument/2006/relationships" xmlns:v="urn:schemas-microsoft-com:vml" xmlns:w10="urn:schemas-microsoft-com:office:word" xmlns:w14="http://schemas.microsoft.com/office/word/2010/wordml" xmlns:wne="http://schemas.microsoft.com/office/word/2006/wordml" xmlns:wp14="http://schemas.microsoft.com/office/word/2010/wordprocessingDrawing" xmlns:wp="http://schemas.openxmlformats.org/drawingml/2006/wordprocessingDrawing" xmlns:wpc="http://schemas.microsoft.com/office/word/2010/wordprocessingCanvas" xmlns:wpg="http://schemas.microsoft.com/office/word/2010/wordprocessingGroup" xmlns:wpi="http://schemas.microsoft.com/office/word/2010/wordprocessingInk" xmlns:wps="http://schemas.microsoft.com/office/word/2010/wordprocessingShape" mc:Ignorable="w14 wp14">
   <w:p>
     <w:pPr>
       <w:pStyle w:val="Header"/>
@@ -1582,7 +1801,7 @@
     </w:pPr>
     <w:r>
       <w:rPr>
-        <w:rFonts w:ascii="Times New Roman" w:hAnsi="Times New Roman"/>
+        <w:rFonts w:ascii="Times New Roman" w:hAnsi="Times New Roman" w:eastAsia="黑体"/>
         <w:sz w:val="18"/>
         <w:rFonts w:eastAsia="黑体"/>
         <w:rFonts w:eastAsia="黑体"/>
@@ -1594,7 +1813,7 @@
 </file>
 
 <file path=word/numbering.xml><?xml version="1.0" encoding="utf-8"?>
-<w:numbering xmlns:m="http://schemas.openxmlformats.org/officeDocument/2006/math" xmlns:mc="http://schemas.openxmlformats.org/markup-compatibility/2006" xmlns:mo="http://schemas.microsoft.com/office/mac/office/2008/main" xmlns:mv="urn:schemas-microsoft-com:mac:vml" xmlns:o="urn:schemas-microsoft-com:office:office" xmlns:r="http://schemas.openxmlformats.org/officeDocument/2006/relationships" xmlns:v="urn:schemas-microsoft-com:vml" xmlns:w="http://schemas.openxmlformats.org/wordprocessingml/2006/main" xmlns:w10="urn:schemas-microsoft-com:office:word" xmlns:w14="http://schemas.microsoft.com/office/word/2010/wordml" xmlns:wne="http://schemas.microsoft.com/office/word/2006/wordml" xmlns:wp="http://schemas.openxmlformats.org/drawingml/2006/wordprocessingDrawing" xmlns:wp14="http://schemas.microsoft.com/office/word/2010/wordprocessingDrawing" xmlns:wpc="http://schemas.microsoft.com/office/word/2010/wordprocessingCanvas" xmlns:wpg="http://schemas.microsoft.com/office/word/2010/wordprocessingGroup" xmlns:wpi="http://schemas.microsoft.com/office/word/2010/wordprocessingInk" xmlns:wps="http://schemas.microsoft.com/office/word/2010/wordprocessingShape" mc:Ignorable="w14 wp14">
+<w:numbering xmlns:mc="http://schemas.openxmlformats.org/markup-compatibility/2006" xmlns:w="http://schemas.openxmlformats.org/wordprocessingml/2006/main" xmlns:m="http://schemas.openxmlformats.org/officeDocument/2006/math" xmlns:mo="http://schemas.microsoft.com/office/mac/office/2008/main" xmlns:mv="urn:schemas-microsoft-com:mac:vml" xmlns:o="urn:schemas-microsoft-com:office:office" xmlns:r="http://schemas.openxmlformats.org/officeDocument/2006/relationships" xmlns:v="urn:schemas-microsoft-com:vml" xmlns:w10="urn:schemas-microsoft-com:office:word" xmlns:w14="http://schemas.microsoft.com/office/word/2010/wordml" xmlns:wne="http://schemas.microsoft.com/office/word/2006/wordml" xmlns:wp="http://schemas.openxmlformats.org/drawingml/2006/wordprocessingDrawing" xmlns:wp14="http://schemas.microsoft.com/office/word/2010/wordprocessingDrawing" xmlns:wpc="http://schemas.microsoft.com/office/word/2010/wordprocessingCanvas" xmlns:wpg="http://schemas.microsoft.com/office/word/2010/wordprocessingGroup" xmlns:wpi="http://schemas.microsoft.com/office/word/2010/wordprocessingInk" xmlns:wps="http://schemas.microsoft.com/office/word/2010/wordprocessingShape" mc:Ignorable="w14 wp14">
   <w:abstractNum w:abstractNumId="0">
     <w:nsid w:val="FFFFFF7C"/>
     <w:multiLevelType w:val="singleLevel"/>
@@ -1681,7 +1900,7 @@
         <w:ind w:hanging="360" w:left="1440"/>
       </w:pPr>
       <w:rPr>
-        <w:rFonts w:ascii="Symbol" w:hAnsi="Symbol" w:hint="default"/>
+        <w:rFonts w:ascii="Symbol" w:hAnsi="Symbol" w:hint="default" w:eastAsia="黑体"/>
       </w:rPr>
     </w:lvl>
   </w:abstractNum>
@@ -1702,7 +1921,7 @@
         <w:ind w:hanging="360" w:left="1080"/>
       </w:pPr>
       <w:rPr>
-        <w:rFonts w:ascii="Symbol" w:hAnsi="Symbol" w:hint="default"/>
+        <w:rFonts w:ascii="Symbol" w:hAnsi="Symbol" w:hint="default" w:eastAsia="黑体"/>
       </w:rPr>
     </w:lvl>
   </w:abstractNum>
@@ -1723,7 +1942,7 @@
         <w:ind w:hanging="360" w:left="720"/>
       </w:pPr>
       <w:rPr>
-        <w:rFonts w:ascii="Symbol" w:hAnsi="Symbol" w:hint="default"/>
+        <w:rFonts w:ascii="Symbol" w:hAnsi="Symbol" w:hint="default" w:eastAsia="黑体"/>
       </w:rPr>
     </w:lvl>
   </w:abstractNum>
@@ -1762,7 +1981,7 @@
         <w:ind w:hanging="360" w:left="360"/>
       </w:pPr>
       <w:rPr>
-        <w:rFonts w:ascii="Symbol" w:hAnsi="Symbol" w:hint="default"/>
+        <w:rFonts w:ascii="Symbol" w:hAnsi="Symbol" w:hint="default" w:eastAsia="黑体"/>
       </w:rPr>
     </w:lvl>
   </w:abstractNum>
@@ -1853,7 +2072,7 @@
         <w:ind w:left="720" w:hanging="360"/>
       </w:pPr>
       <w:rPr>
-        <w:rFonts w:ascii="Symbol" w:hAnsi="Symbol" w:cs="Symbol" w:hint="default"/>
+        <w:rFonts w:ascii="Symbol" w:hAnsi="Symbol" w:cs="Symbol" w:hint="default" w:eastAsia="黑体"/>
       </w:rPr>
     </w:lvl>
     <w:lvl w:ilvl="1">
@@ -1864,7 +2083,7 @@
         <w:ind w:left="1440" w:hanging="360"/>
       </w:pPr>
       <w:rPr>
-        <w:rFonts w:ascii="Courier New" w:hAnsi="Courier New" w:cs="Courier New" w:hint="default"/>
+        <w:rFonts w:ascii="Courier New" w:hAnsi="Courier New" w:cs="Courier New" w:hint="default" w:eastAsia="黑体"/>
       </w:rPr>
     </w:lvl>
     <w:lvl w:ilvl="2">
@@ -1875,7 +2094,7 @@
         <w:ind w:left="2160" w:hanging="360"/>
       </w:pPr>
       <w:rPr>
-        <w:rFonts w:ascii="Wingdings" w:hAnsi="Wingdings" w:cs="Wingdings" w:hint="default"/>
+        <w:rFonts w:ascii="Wingdings" w:hAnsi="Wingdings" w:cs="Wingdings" w:hint="default" w:eastAsia="黑体"/>
       </w:rPr>
     </w:lvl>
     <w:lvl w:ilvl="3">
@@ -1886,7 +2105,7 @@
         <w:ind w:left="2880" w:hanging="360"/>
       </w:pPr>
       <w:rPr>
-        <w:rFonts w:ascii="Symbol" w:hAnsi="Symbol" w:cs="Symbol" w:hint="default"/>
+        <w:rFonts w:ascii="Symbol" w:hAnsi="Symbol" w:cs="Symbol" w:hint="default" w:eastAsia="黑体"/>
       </w:rPr>
     </w:lvl>
     <w:lvl w:ilvl="4">
@@ -1897,7 +2116,7 @@
         <w:ind w:left="3600" w:hanging="360"/>
       </w:pPr>
       <w:rPr>
-        <w:rFonts w:ascii="Courier New" w:hAnsi="Courier New" w:cs="Courier New" w:hint="default"/>
+        <w:rFonts w:ascii="Courier New" w:hAnsi="Courier New" w:cs="Courier New" w:hint="default" w:eastAsia="黑体"/>
       </w:rPr>
     </w:lvl>
     <w:lvl w:ilvl="5">
@@ -1908,7 +2127,7 @@
         <w:ind w:left="4320" w:hanging="360"/>
       </w:pPr>
       <w:rPr>
-        <w:rFonts w:ascii="Wingdings" w:hAnsi="Wingdings" w:cs="Wingdings" w:hint="default"/>
+        <w:rFonts w:ascii="Wingdings" w:hAnsi="Wingdings" w:cs="Wingdings" w:hint="default" w:eastAsia="黑体"/>
       </w:rPr>
     </w:lvl>
     <w:lvl w:ilvl="6">
@@ -1919,7 +2138,7 @@
         <w:ind w:left="5040" w:hanging="360"/>
       </w:pPr>
       <w:rPr>
-        <w:rFonts w:ascii="Symbol" w:hAnsi="Symbol" w:cs="Symbol" w:hint="default"/>
+        <w:rFonts w:ascii="Symbol" w:hAnsi="Symbol" w:cs="Symbol" w:hint="default" w:eastAsia="黑体"/>
       </w:rPr>
     </w:lvl>
     <w:lvl w:ilvl="7">
@@ -1930,7 +2149,7 @@
         <w:ind w:left="5760" w:hanging="360"/>
       </w:pPr>
       <w:rPr>
-        <w:rFonts w:ascii="Courier New" w:hAnsi="Courier New" w:cs="Courier New" w:hint="default"/>
+        <w:rFonts w:ascii="Courier New" w:hAnsi="Courier New" w:cs="Courier New" w:hint="default" w:eastAsia="黑体"/>
       </w:rPr>
     </w:lvl>
     <w:lvl w:ilvl="8">
@@ -1941,7 +2160,7 @@
         <w:ind w:left="6480" w:hanging="360"/>
       </w:pPr>
       <w:rPr>
-        <w:rFonts w:ascii="Wingdings" w:hAnsi="Wingdings" w:cs="Wingdings" w:hint="default"/>
+        <w:rFonts w:ascii="Wingdings" w:hAnsi="Wingdings" w:cs="Wingdings" w:hint="default" w:eastAsia="黑体"/>
       </w:rPr>
     </w:lvl>
   </w:abstractNum>
@@ -2130,11 +2349,11 @@
 </file>
 
 <file path=word/styles.xml><?xml version="1.0" encoding="utf-8"?>
-<w:styles xmlns:mc="http://schemas.openxmlformats.org/markup-compatibility/2006" xmlns:r="http://schemas.openxmlformats.org/officeDocument/2006/relationships" xmlns:w="http://schemas.openxmlformats.org/wordprocessingml/2006/main" xmlns:w14="http://schemas.microsoft.com/office/word/2010/wordml" mc:Ignorable="w14">
+<w:styles xmlns:mc="http://schemas.openxmlformats.org/markup-compatibility/2006" xmlns:w="http://schemas.openxmlformats.org/wordprocessingml/2006/main" xmlns:r="http://schemas.openxmlformats.org/officeDocument/2006/relationships" xmlns:w14="http://schemas.microsoft.com/office/word/2010/wordml" mc:Ignorable="w14">
   <w:docDefaults>
     <w:rPrDefault>
       <w:rPr>
-        <w:rFonts w:asciiTheme="minorHAnsi" w:cstheme="minorBidi" w:eastAsiaTheme="minorEastAsia" w:hAnsiTheme="minorHAnsi"/>
+        <w:rFonts w:asciiTheme="minorHAnsi" w:cstheme="minorBidi" w:hAnsiTheme="minorHAnsi" w:eastAsia="黑体"/>
         <w:sz w:val="22"/>
         <w:szCs w:val="22"/>
         <w:lang w:bidi="ar-SA" w:eastAsia="en-US" w:val="en-US"/>
@@ -2356,7 +2575,7 @@
       <w:outlineLvl w:val="0"/>
     </w:pPr>
     <w:rPr>
-      <w:rFonts w:ascii="Times New Roman" w:asciiTheme="majorHAnsi" w:cstheme="majorBidi" w:eastAsia="黑体" w:eastAsiaTheme="majorEastAsia" w:hAnsi="Times New Roman" w:hAnsiTheme="majorHAnsi"/>
+      <w:rFonts w:ascii="Times New Roman" w:asciiTheme="majorHAnsi" w:cstheme="majorBidi" w:eastAsia="黑体" w:hAnsi="Times New Roman" w:hAnsiTheme="majorHAnsi"/>
       <w:b/>
       <w:bCs/>
       <w:color w:val="1F3864"/>
@@ -2380,7 +2599,7 @@
       <w:outlineLvl w:val="1"/>
     </w:pPr>
     <w:rPr>
-      <w:rFonts w:ascii="Times New Roman" w:asciiTheme="majorHAnsi" w:cstheme="majorBidi" w:eastAsia="黑体" w:eastAsiaTheme="majorEastAsia" w:hAnsi="Times New Roman" w:hAnsiTheme="majorHAnsi"/>
+      <w:rFonts w:ascii="Times New Roman" w:asciiTheme="majorHAnsi" w:cstheme="majorBidi" w:eastAsia="黑体" w:hAnsi="Times New Roman" w:hAnsiTheme="majorHAnsi"/>
       <w:b/>
       <w:bCs/>
       <w:color w:val="2E4E7E"/>
@@ -2404,7 +2623,7 @@
       <w:outlineLvl w:val="2"/>
     </w:pPr>
     <w:rPr>
-      <w:rFonts w:ascii="Times New Roman" w:asciiTheme="majorHAnsi" w:cstheme="majorBidi" w:eastAsia="黑体" w:eastAsiaTheme="majorEastAsia" w:hAnsi="Times New Roman" w:hAnsiTheme="majorHAnsi"/>
+      <w:rFonts w:ascii="Times New Roman" w:asciiTheme="majorHAnsi" w:cstheme="majorBidi" w:eastAsia="黑体" w:hAnsi="Times New Roman" w:hAnsiTheme="majorHAnsi"/>
       <w:b/>
       <w:bCs/>
       <w:color w:val="2E4E7E"/>
@@ -2428,7 +2647,7 @@
       <w:outlineLvl w:val="3"/>
     </w:pPr>
     <w:rPr>
-      <w:rFonts w:ascii="Times New Roman" w:asciiTheme="majorHAnsi" w:cstheme="majorBidi" w:eastAsia="黑体" w:eastAsiaTheme="majorEastAsia" w:hAnsi="Times New Roman" w:hAnsiTheme="majorHAnsi"/>
+      <w:rFonts w:ascii="Times New Roman" w:asciiTheme="majorHAnsi" w:cstheme="majorBidi" w:eastAsia="黑体" w:hAnsi="Times New Roman" w:hAnsiTheme="majorHAnsi"/>
       <w:b/>
       <w:bCs/>
       <w:i/>
@@ -2454,7 +2673,7 @@
       <w:outlineLvl w:val="4"/>
     </w:pPr>
     <w:rPr>
-      <w:rFonts w:ascii="Times New Roman" w:asciiTheme="majorHAnsi" w:cstheme="majorBidi" w:eastAsia="黑体" w:eastAsiaTheme="majorEastAsia" w:hAnsi="Times New Roman" w:hAnsiTheme="majorHAnsi"/>
+      <w:rFonts w:ascii="Times New Roman" w:asciiTheme="majorHAnsi" w:cstheme="majorBidi" w:eastAsia="黑体" w:hAnsi="Times New Roman" w:hAnsiTheme="majorHAnsi"/>
       <w:b/>
       <w:color w:val="333333"/>
       <w:sz w:val="22"/>
@@ -2477,7 +2696,7 @@
       <w:outlineLvl w:val="5"/>
     </w:pPr>
     <w:rPr>
-      <w:rFonts w:asciiTheme="majorHAnsi" w:cstheme="majorBidi" w:eastAsiaTheme="majorEastAsia" w:hAnsiTheme="majorHAnsi"/>
+      <w:rFonts w:asciiTheme="majorHAnsi" w:cstheme="majorBidi" w:hAnsiTheme="majorHAnsi" w:eastAsia="黑体"/>
       <w:i/>
       <w:iCs/>
       <w:color w:themeColor="accent1" w:themeShade="7F" w:val="243F60"/>
@@ -2500,7 +2719,7 @@
       <w:outlineLvl w:val="6"/>
     </w:pPr>
     <w:rPr>
-      <w:rFonts w:asciiTheme="majorHAnsi" w:cstheme="majorBidi" w:eastAsiaTheme="majorEastAsia" w:hAnsiTheme="majorHAnsi"/>
+      <w:rFonts w:asciiTheme="majorHAnsi" w:cstheme="majorBidi" w:hAnsiTheme="majorHAnsi" w:eastAsia="黑体"/>
       <w:i/>
       <w:iCs/>
       <w:color w:themeColor="text1" w:themeTint="BF" w:val="404040"/>
@@ -2523,7 +2742,7 @@
       <w:outlineLvl w:val="7"/>
     </w:pPr>
     <w:rPr>
-      <w:rFonts w:asciiTheme="majorHAnsi" w:cstheme="majorBidi" w:eastAsiaTheme="majorEastAsia" w:hAnsiTheme="majorHAnsi"/>
+      <w:rFonts w:asciiTheme="majorHAnsi" w:cstheme="majorBidi" w:hAnsiTheme="majorHAnsi" w:eastAsia="黑体"/>
       <w:color w:themeColor="accent1" w:val="4F81BD"/>
       <w:sz w:val="20"/>
       <w:szCs w:val="20"/>
@@ -2546,7 +2765,7 @@
       <w:outlineLvl w:val="8"/>
     </w:pPr>
     <w:rPr>
-      <w:rFonts w:asciiTheme="majorHAnsi" w:cstheme="majorBidi" w:eastAsiaTheme="majorEastAsia" w:hAnsiTheme="majorHAnsi"/>
+      <w:rFonts w:asciiTheme="majorHAnsi" w:cstheme="majorBidi" w:hAnsiTheme="majorHAnsi" w:eastAsia="黑体"/>
       <w:i/>
       <w:iCs/>
       <w:color w:themeColor="text1" w:themeTint="BF" w:val="404040"/>
@@ -2597,7 +2816,7 @@
     <w:uiPriority w:val="9"/>
     <w:rsid w:val="00FC693F"/>
     <w:rPr>
-      <w:rFonts w:asciiTheme="majorHAnsi" w:cstheme="majorBidi" w:eastAsiaTheme="majorEastAsia" w:hAnsiTheme="majorHAnsi"/>
+      <w:rFonts w:asciiTheme="majorHAnsi" w:cstheme="majorBidi" w:hAnsiTheme="majorHAnsi" w:eastAsia="黑体"/>
       <w:b/>
       <w:bCs/>
       <w:color w:themeColor="accent1" w:themeShade="BF" w:val="365F91"/>
@@ -2612,7 +2831,7 @@
     <w:uiPriority w:val="9"/>
     <w:rsid w:val="00FC693F"/>
     <w:rPr>
-      <w:rFonts w:asciiTheme="majorHAnsi" w:cstheme="majorBidi" w:eastAsiaTheme="majorEastAsia" w:hAnsiTheme="majorHAnsi"/>
+      <w:rFonts w:asciiTheme="majorHAnsi" w:cstheme="majorBidi" w:hAnsiTheme="majorHAnsi" w:eastAsia="黑体"/>
       <w:b/>
       <w:bCs/>
       <w:color w:themeColor="accent1" w:val="4F81BD"/>
@@ -2627,7 +2846,7 @@
     <w:uiPriority w:val="9"/>
     <w:rsid w:val="00FC693F"/>
     <w:rPr>
-      <w:rFonts w:asciiTheme="majorHAnsi" w:cstheme="majorBidi" w:eastAsiaTheme="majorEastAsia" w:hAnsiTheme="majorHAnsi"/>
+      <w:rFonts w:asciiTheme="majorHAnsi" w:cstheme="majorBidi" w:hAnsiTheme="majorHAnsi" w:eastAsia="黑体"/>
       <w:b/>
       <w:bCs/>
       <w:color w:themeColor="accent1" w:val="4F81BD"/>
@@ -2650,7 +2869,7 @@
       <w:contextualSpacing/>
     </w:pPr>
     <w:rPr>
-      <w:rFonts w:ascii="Times New Roman" w:asciiTheme="majorHAnsi" w:cstheme="majorBidi" w:eastAsia="黑体" w:eastAsiaTheme="majorEastAsia" w:hAnsi="Times New Roman" w:hAnsiTheme="majorHAnsi"/>
+      <w:rFonts w:ascii="Times New Roman" w:asciiTheme="majorHAnsi" w:cstheme="majorBidi" w:eastAsia="黑体" w:hAnsi="Times New Roman" w:hAnsiTheme="majorHAnsi"/>
       <w:b/>
       <w:color w:val="1F3864"/>
       <w:spacing w:val="5"/>
@@ -2666,7 +2885,7 @@
     <w:uiPriority w:val="10"/>
     <w:rsid w:val="00FC693F"/>
     <w:rPr>
-      <w:rFonts w:asciiTheme="majorHAnsi" w:cstheme="majorBidi" w:eastAsiaTheme="majorEastAsia" w:hAnsiTheme="majorHAnsi"/>
+      <w:rFonts w:asciiTheme="majorHAnsi" w:cstheme="majorBidi" w:hAnsiTheme="majorHAnsi" w:eastAsia="黑体"/>
       <w:color w:themeColor="text2" w:themeShade="BF" w:val="17365D"/>
       <w:spacing w:val="5"/>
       <w:kern w:val="28"/>
@@ -2688,7 +2907,7 @@
       </w:numPr>
     </w:pPr>
     <w:rPr>
-      <w:rFonts w:asciiTheme="majorHAnsi" w:cstheme="majorBidi" w:eastAsiaTheme="majorEastAsia" w:hAnsiTheme="majorHAnsi"/>
+      <w:rFonts w:asciiTheme="majorHAnsi" w:cstheme="majorBidi" w:hAnsiTheme="majorHAnsi" w:eastAsia="黑体"/>
       <w:i/>
       <w:iCs/>
       <w:color w:themeColor="accent1" w:val="4F81BD"/>
@@ -2704,7 +2923,7 @@
     <w:uiPriority w:val="11"/>
     <w:rsid w:val="00FC693F"/>
     <w:rPr>
-      <w:rFonts w:asciiTheme="majorHAnsi" w:cstheme="majorBidi" w:eastAsiaTheme="majorEastAsia" w:hAnsiTheme="majorHAnsi"/>
+      <w:rFonts w:asciiTheme="majorHAnsi" w:cstheme="majorBidi" w:hAnsiTheme="majorHAnsi" w:eastAsia="黑体"/>
       <w:i/>
       <w:iCs/>
       <w:color w:themeColor="accent1" w:val="4F81BD"/>
@@ -2771,6 +2990,7 @@
       <w:spacing w:after="120"/>
     </w:pPr>
     <w:rPr>
+      <w:rFonts w:eastAsia="黑体"/>
       <w:sz w:val="16"/>
       <w:szCs w:val="16"/>
     </w:rPr>
@@ -2782,6 +3002,7 @@
     <w:uiPriority w:val="99"/>
     <w:rsid w:val="00AA1D8D"/>
     <w:rPr>
+      <w:rFonts w:eastAsia="黑体"/>
       <w:sz w:val="16"/>
       <w:szCs w:val="16"/>
     </w:rPr>
@@ -2951,7 +3172,7 @@
       </w:tabs>
     </w:pPr>
     <w:rPr>
-      <w:rFonts w:ascii="Courier" w:hAnsi="Courier"/>
+      <w:rFonts w:ascii="Courier" w:hAnsi="Courier" w:eastAsia="黑体"/>
       <w:sz w:val="20"/>
       <w:szCs w:val="20"/>
     </w:rPr>
@@ -2963,7 +3184,7 @@
     <w:uiPriority w:val="99"/>
     <w:rsid w:val="0029639D"/>
     <w:rPr>
-      <w:rFonts w:ascii="Courier" w:hAnsi="Courier"/>
+      <w:rFonts w:ascii="Courier" w:hAnsi="Courier" w:eastAsia="黑体"/>
       <w:sz w:val="20"/>
       <w:szCs w:val="20"/>
     </w:rPr>
@@ -2999,6 +3220,7 @@
     <w:uiPriority w:val="29"/>
     <w:rsid w:val="00FC693F"/>
     <w:rPr>
+      <w:rFonts w:eastAsia="黑体"/>
       <w:i/>
       <w:iCs/>
       <w:color w:themeColor="text1" w:val="000000"/>
@@ -3012,7 +3234,7 @@
     <w:semiHidden/>
     <w:rsid w:val="00FC693F"/>
     <w:rPr>
-      <w:rFonts w:asciiTheme="majorHAnsi" w:cstheme="majorBidi" w:eastAsiaTheme="majorEastAsia" w:hAnsiTheme="majorHAnsi"/>
+      <w:rFonts w:asciiTheme="majorHAnsi" w:cstheme="majorBidi" w:hAnsiTheme="majorHAnsi" w:eastAsia="黑体"/>
       <w:b/>
       <w:bCs/>
       <w:i/>
@@ -3028,7 +3250,7 @@
     <w:semiHidden/>
     <w:rsid w:val="00FC693F"/>
     <w:rPr>
-      <w:rFonts w:asciiTheme="majorHAnsi" w:cstheme="majorBidi" w:eastAsiaTheme="majorEastAsia" w:hAnsiTheme="majorHAnsi"/>
+      <w:rFonts w:asciiTheme="majorHAnsi" w:cstheme="majorBidi" w:hAnsiTheme="majorHAnsi" w:eastAsia="黑体"/>
       <w:color w:themeColor="accent1" w:themeShade="7F" w:val="243F60"/>
     </w:rPr>
   </w:style>
@@ -3040,7 +3262,7 @@
     <w:semiHidden/>
     <w:rsid w:val="00FC693F"/>
     <w:rPr>
-      <w:rFonts w:asciiTheme="majorHAnsi" w:cstheme="majorBidi" w:eastAsiaTheme="majorEastAsia" w:hAnsiTheme="majorHAnsi"/>
+      <w:rFonts w:asciiTheme="majorHAnsi" w:cstheme="majorBidi" w:hAnsiTheme="majorHAnsi" w:eastAsia="黑体"/>
       <w:i/>
       <w:iCs/>
       <w:color w:themeColor="accent1" w:themeShade="7F" w:val="243F60"/>
@@ -3054,7 +3276,7 @@
     <w:semiHidden/>
     <w:rsid w:val="00FC693F"/>
     <w:rPr>
-      <w:rFonts w:asciiTheme="majorHAnsi" w:cstheme="majorBidi" w:eastAsiaTheme="majorEastAsia" w:hAnsiTheme="majorHAnsi"/>
+      <w:rFonts w:asciiTheme="majorHAnsi" w:cstheme="majorBidi" w:hAnsiTheme="majorHAnsi" w:eastAsia="黑体"/>
       <w:i/>
       <w:iCs/>
       <w:color w:themeColor="text1" w:themeTint="BF" w:val="404040"/>
@@ -3068,7 +3290,7 @@
     <w:semiHidden/>
     <w:rsid w:val="00FC693F"/>
     <w:rPr>
-      <w:rFonts w:asciiTheme="majorHAnsi" w:cstheme="majorBidi" w:eastAsiaTheme="majorEastAsia" w:hAnsiTheme="majorHAnsi"/>
+      <w:rFonts w:asciiTheme="majorHAnsi" w:cstheme="majorBidi" w:hAnsiTheme="majorHAnsi" w:eastAsia="黑体"/>
       <w:color w:themeColor="accent1" w:val="4F81BD"/>
       <w:sz w:val="20"/>
       <w:szCs w:val="20"/>
@@ -3082,7 +3304,7 @@
     <w:semiHidden/>
     <w:rsid w:val="00FC693F"/>
     <w:rPr>
-      <w:rFonts w:asciiTheme="majorHAnsi" w:cstheme="majorBidi" w:eastAsiaTheme="majorEastAsia" w:hAnsiTheme="majorHAnsi"/>
+      <w:rFonts w:asciiTheme="majorHAnsi" w:cstheme="majorBidi" w:hAnsiTheme="majorHAnsi" w:eastAsia="黑体"/>
       <w:i/>
       <w:iCs/>
       <w:color w:themeColor="text1" w:themeTint="BF" w:val="404040"/>
@@ -3103,6 +3325,7 @@
       <w:spacing w:line="240" w:lineRule="auto"/>
     </w:pPr>
     <w:rPr>
+      <w:rFonts w:eastAsia="黑体"/>
       <w:b/>
       <w:bCs/>
       <w:color w:themeColor="accent1" w:val="4F81BD"/>
@@ -3117,6 +3340,7 @@
     <w:qFormat/>
     <w:rsid w:val="00FC693F"/>
     <w:rPr>
+      <w:rFonts w:eastAsia="黑体"/>
       <w:b/>
       <w:bCs/>
     </w:rPr>
@@ -3128,6 +3352,7 @@
     <w:qFormat/>
     <w:rsid w:val="00FC693F"/>
     <w:rPr>
+      <w:rFonts w:eastAsia="黑体"/>
       <w:i/>
       <w:iCs/>
     </w:rPr>
@@ -3148,6 +3373,7 @@
       <w:ind w:left="936" w:right="936"/>
     </w:pPr>
     <w:rPr>
+      <w:rFonts w:eastAsia="黑体"/>
       <w:b/>
       <w:bCs/>
       <w:i/>
@@ -3162,6 +3388,7 @@
     <w:uiPriority w:val="30"/>
     <w:rsid w:val="00FC693F"/>
     <w:rPr>
+      <w:rFonts w:eastAsia="黑体"/>
       <w:b/>
       <w:bCs/>
       <w:i/>
@@ -3176,6 +3403,7 @@
     <w:qFormat/>
     <w:rsid w:val="00FC693F"/>
     <w:rPr>
+      <w:rFonts w:eastAsia="黑体"/>
       <w:i/>
       <w:iCs/>
       <w:color w:themeColor="text1" w:themeTint="7F" w:val="808080"/>
@@ -3188,6 +3416,7 @@
     <w:qFormat/>
     <w:rsid w:val="00FC693F"/>
     <w:rPr>
+      <w:rFonts w:eastAsia="黑体"/>
       <w:b/>
       <w:bCs/>
       <w:i/>
@@ -3202,6 +3431,7 @@
     <w:qFormat/>
     <w:rsid w:val="00FC693F"/>
     <w:rPr>
+      <w:rFonts w:eastAsia="黑体"/>
       <w:smallCaps/>
       <w:color w:themeColor="accent2" w:val="C0504D"/>
       <w:u w:val="single"/>
@@ -3214,6 +3444,7 @@
     <w:qFormat/>
     <w:rsid w:val="00FC693F"/>
     <w:rPr>
+      <w:rFonts w:eastAsia="黑体"/>
       <w:b/>
       <w:bCs/>
       <w:smallCaps/>
@@ -3229,6 +3460,7 @@
     <w:qFormat/>
     <w:rsid w:val="00FC693F"/>
     <w:rPr>
+      <w:rFonts w:eastAsia="黑体"/>
       <w:b/>
       <w:bCs/>
       <w:smallCaps/>
@@ -3283,6 +3515,7 @@
       <w:spacing w:after="0" w:line="240" w:lineRule="auto"/>
     </w:pPr>
     <w:rPr>
+      <w:rFonts w:eastAsia="黑体"/>
       <w:color w:themeColor="text1" w:themeShade="BF" w:val="000000"/>
     </w:rPr>
     <w:tblPr>
@@ -3305,6 +3538,7 @@
         <w:spacing w:after="0" w:before="0" w:line="240" w:lineRule="auto"/>
       </w:pPr>
       <w:rPr>
+        <w:rFonts w:eastAsia="黑体"/>
         <w:b/>
         <w:bCs/>
       </w:rPr>
@@ -3325,6 +3559,7 @@
         <w:spacing w:after="0" w:before="0" w:line="240" w:lineRule="auto"/>
       </w:pPr>
       <w:rPr>
+        <w:rFonts w:eastAsia="黑体"/>
         <w:b/>
         <w:bCs/>
       </w:rPr>
@@ -3342,12 +3577,14 @@
     </w:tblStylePr>
     <w:tblStylePr w:type="firstCol">
       <w:rPr>
+        <w:rFonts w:eastAsia="黑体"/>
         <w:b/>
         <w:bCs/>
       </w:rPr>
     </w:tblStylePr>
     <w:tblStylePr w:type="lastCol">
       <w:rPr>
+        <w:rFonts w:eastAsia="黑体"/>
         <w:b/>
         <w:bCs/>
       </w:rPr>
@@ -3386,6 +3623,7 @@
       <w:spacing w:after="0" w:line="240" w:lineRule="auto"/>
     </w:pPr>
     <w:rPr>
+      <w:rFonts w:eastAsia="黑体"/>
       <w:color w:themeColor="accent1" w:themeShade="BF" w:val="365F91"/>
     </w:rPr>
     <w:tblPr>
@@ -3408,6 +3646,7 @@
         <w:spacing w:after="0" w:before="0" w:line="240" w:lineRule="auto"/>
       </w:pPr>
       <w:rPr>
+        <w:rFonts w:eastAsia="黑体"/>
         <w:b/>
         <w:bCs/>
       </w:rPr>
@@ -3428,6 +3667,7 @@
         <w:spacing w:after="0" w:before="0" w:line="240" w:lineRule="auto"/>
       </w:pPr>
       <w:rPr>
+        <w:rFonts w:eastAsia="黑体"/>
         <w:b/>
         <w:bCs/>
       </w:rPr>
@@ -3445,12 +3685,14 @@
     </w:tblStylePr>
     <w:tblStylePr w:type="firstCol">
       <w:rPr>
+        <w:rFonts w:eastAsia="黑体"/>
         <w:b/>
         <w:bCs/>
       </w:rPr>
     </w:tblStylePr>
     <w:tblStylePr w:type="lastCol">
       <w:rPr>
+        <w:rFonts w:eastAsia="黑体"/>
         <w:b/>
         <w:bCs/>
       </w:rPr>
@@ -3489,6 +3731,7 @@
       <w:spacing w:after="0" w:line="240" w:lineRule="auto"/>
     </w:pPr>
     <w:rPr>
+      <w:rFonts w:eastAsia="黑体"/>
       <w:color w:themeColor="accent2" w:themeShade="BF" w:val="943634"/>
     </w:rPr>
     <w:tblPr>
@@ -3511,6 +3754,7 @@
         <w:spacing w:after="0" w:before="0" w:line="240" w:lineRule="auto"/>
       </w:pPr>
       <w:rPr>
+        <w:rFonts w:eastAsia="黑体"/>
         <w:b/>
         <w:bCs/>
       </w:rPr>
@@ -3531,6 +3775,7 @@
         <w:spacing w:after="0" w:before="0" w:line="240" w:lineRule="auto"/>
       </w:pPr>
       <w:rPr>
+        <w:rFonts w:eastAsia="黑体"/>
         <w:b/>
         <w:bCs/>
       </w:rPr>
@@ -3548,12 +3793,14 @@
     </w:tblStylePr>
     <w:tblStylePr w:type="firstCol">
       <w:rPr>
+        <w:rFonts w:eastAsia="黑体"/>
         <w:b/>
         <w:bCs/>
       </w:rPr>
     </w:tblStylePr>
     <w:tblStylePr w:type="lastCol">
       <w:rPr>
+        <w:rFonts w:eastAsia="黑体"/>
         <w:b/>
         <w:bCs/>
       </w:rPr>
@@ -3592,6 +3839,7 @@
       <w:spacing w:after="0" w:line="240" w:lineRule="auto"/>
     </w:pPr>
     <w:rPr>
+      <w:rFonts w:eastAsia="黑体"/>
       <w:color w:themeColor="accent3" w:themeShade="BF" w:val="76923C"/>
     </w:rPr>
     <w:tblPr>
@@ -3614,6 +3862,7 @@
         <w:spacing w:after="0" w:before="0" w:line="240" w:lineRule="auto"/>
       </w:pPr>
       <w:rPr>
+        <w:rFonts w:eastAsia="黑体"/>
         <w:b/>
         <w:bCs/>
       </w:rPr>
@@ -3634,6 +3883,7 @@
         <w:spacing w:after="0" w:before="0" w:line="240" w:lineRule="auto"/>
       </w:pPr>
       <w:rPr>
+        <w:rFonts w:eastAsia="黑体"/>
         <w:b/>
         <w:bCs/>
       </w:rPr>
@@ -3651,12 +3901,14 @@
     </w:tblStylePr>
     <w:tblStylePr w:type="firstCol">
       <w:rPr>
+        <w:rFonts w:eastAsia="黑体"/>
         <w:b/>
         <w:bCs/>
       </w:rPr>
     </w:tblStylePr>
     <w:tblStylePr w:type="lastCol">
       <w:rPr>
+        <w:rFonts w:eastAsia="黑体"/>
         <w:b/>
         <w:bCs/>
       </w:rPr>
@@ -3695,6 +3947,7 @@
       <w:spacing w:after="0" w:line="240" w:lineRule="auto"/>
     </w:pPr>
     <w:rPr>
+      <w:rFonts w:eastAsia="黑体"/>
       <w:color w:themeColor="accent4" w:themeShade="BF" w:val="5F497A"/>
     </w:rPr>
     <w:tblPr>
@@ -3717,6 +3970,7 @@
         <w:spacing w:after="0" w:before="0" w:line="240" w:lineRule="auto"/>
       </w:pPr>
       <w:rPr>
+        <w:rFonts w:eastAsia="黑体"/>
         <w:b/>
         <w:bCs/>
       </w:rPr>
@@ -3737,6 +3991,7 @@
         <w:spacing w:after="0" w:before="0" w:line="240" w:lineRule="auto"/>
       </w:pPr>
       <w:rPr>
+        <w:rFonts w:eastAsia="黑体"/>
         <w:b/>
         <w:bCs/>
       </w:rPr>
@@ -3754,12 +4009,14 @@
     </w:tblStylePr>
     <w:tblStylePr w:type="firstCol">
       <w:rPr>
+        <w:rFonts w:eastAsia="黑体"/>
         <w:b/>
         <w:bCs/>
       </w:rPr>
     </w:tblStylePr>
     <w:tblStylePr w:type="lastCol">
       <w:rPr>
+        <w:rFonts w:eastAsia="黑体"/>
         <w:b/>
         <w:bCs/>
       </w:rPr>
@@ -3798,6 +4055,7 @@
       <w:spacing w:after="0" w:line="240" w:lineRule="auto"/>
     </w:pPr>
     <w:rPr>
+      <w:rFonts w:eastAsia="黑体"/>
       <w:color w:themeColor="accent5" w:themeShade="BF" w:val="31849B"/>
     </w:rPr>
     <w:tblPr>
@@ -3820,6 +4078,7 @@
         <w:spacing w:after="0" w:before="0" w:line="240" w:lineRule="auto"/>
       </w:pPr>
       <w:rPr>
+        <w:rFonts w:eastAsia="黑体"/>
         <w:b/>
         <w:bCs/>
       </w:rPr>
@@ -3840,6 +4099,7 @@
         <w:spacing w:after="0" w:before="0" w:line="240" w:lineRule="auto"/>
       </w:pPr>
       <w:rPr>
+        <w:rFonts w:eastAsia="黑体"/>
         <w:b/>
         <w:bCs/>
       </w:rPr>
@@ -3857,12 +4117,14 @@
     </w:tblStylePr>
     <w:tblStylePr w:type="firstCol">
       <w:rPr>
+        <w:rFonts w:eastAsia="黑体"/>
         <w:b/>
         <w:bCs/>
       </w:rPr>
     </w:tblStylePr>
     <w:tblStylePr w:type="lastCol">
       <w:rPr>
+        <w:rFonts w:eastAsia="黑体"/>
         <w:b/>
         <w:bCs/>
       </w:rPr>
@@ -3901,6 +4163,7 @@
       <w:spacing w:after="0" w:line="240" w:lineRule="auto"/>
     </w:pPr>
     <w:rPr>
+      <w:rFonts w:eastAsia="黑体"/>
       <w:color w:themeColor="accent6" w:themeShade="BF" w:val="E36C0A"/>
     </w:rPr>
     <w:tblPr>
@@ -3923,6 +4186,7 @@
         <w:spacing w:after="0" w:before="0" w:line="240" w:lineRule="auto"/>
       </w:pPr>
       <w:rPr>
+        <w:rFonts w:eastAsia="黑体"/>
         <w:b/>
         <w:bCs/>
       </w:rPr>
@@ -3943,6 +4207,7 @@
         <w:spacing w:after="0" w:before="0" w:line="240" w:lineRule="auto"/>
       </w:pPr>
       <w:rPr>
+        <w:rFonts w:eastAsia="黑体"/>
         <w:b/>
         <w:bCs/>
       </w:rPr>
@@ -3960,12 +4225,14 @@
     </w:tblStylePr>
     <w:tblStylePr w:type="firstCol">
       <w:rPr>
+        <w:rFonts w:eastAsia="黑体"/>
         <w:b/>
         <w:bCs/>
       </w:rPr>
     </w:tblStylePr>
     <w:tblStylePr w:type="lastCol">
       <w:rPr>
+        <w:rFonts w:eastAsia="黑体"/>
         <w:b/>
         <w:bCs/>
       </w:rPr>
@@ -4025,6 +4292,7 @@
         <w:spacing w:after="0" w:before="0" w:line="240" w:lineRule="auto"/>
       </w:pPr>
       <w:rPr>
+        <w:rFonts w:eastAsia="黑体"/>
         <w:b/>
         <w:bCs/>
         <w:color w:themeColor="background1" w:val="FFFFFF"/>
@@ -4039,6 +4307,7 @@
         <w:spacing w:after="0" w:before="0" w:line="240" w:lineRule="auto"/>
       </w:pPr>
       <w:rPr>
+        <w:rFonts w:eastAsia="黑体"/>
         <w:b/>
         <w:bCs/>
       </w:rPr>
@@ -4054,12 +4323,14 @@
     </w:tblStylePr>
     <w:tblStylePr w:type="firstCol">
       <w:rPr>
+        <w:rFonts w:eastAsia="黑体"/>
         <w:b/>
         <w:bCs/>
       </w:rPr>
     </w:tblStylePr>
     <w:tblStylePr w:type="lastCol">
       <w:rPr>
+        <w:rFonts w:eastAsia="黑体"/>
         <w:b/>
         <w:bCs/>
       </w:rPr>
@@ -4117,6 +4388,7 @@
         <w:spacing w:after="0" w:before="0" w:line="240" w:lineRule="auto"/>
       </w:pPr>
       <w:rPr>
+        <w:rFonts w:eastAsia="黑体"/>
         <w:b/>
         <w:bCs/>
         <w:color w:themeColor="background1" w:val="FFFFFF"/>
@@ -4131,6 +4403,7 @@
         <w:spacing w:after="0" w:before="0" w:line="240" w:lineRule="auto"/>
       </w:pPr>
       <w:rPr>
+        <w:rFonts w:eastAsia="黑体"/>
         <w:b/>
         <w:bCs/>
       </w:rPr>
@@ -4146,12 +4419,14 @@
     </w:tblStylePr>
     <w:tblStylePr w:type="firstCol">
       <w:rPr>
+        <w:rFonts w:eastAsia="黑体"/>
         <w:b/>
         <w:bCs/>
       </w:rPr>
     </w:tblStylePr>
     <w:tblStylePr w:type="lastCol">
       <w:rPr>
+        <w:rFonts w:eastAsia="黑体"/>
         <w:b/>
         <w:bCs/>
       </w:rPr>
@@ -4209,6 +4484,7 @@
         <w:spacing w:after="0" w:before="0" w:line="240" w:lineRule="auto"/>
       </w:pPr>
       <w:rPr>
+        <w:rFonts w:eastAsia="黑体"/>
         <w:b/>
         <w:bCs/>
         <w:color w:themeColor="background1" w:val="FFFFFF"/>
@@ -4223,6 +4499,7 @@
         <w:spacing w:after="0" w:before="0" w:line="240" w:lineRule="auto"/>
       </w:pPr>
       <w:rPr>
+        <w:rFonts w:eastAsia="黑体"/>
         <w:b/>
         <w:bCs/>
       </w:rPr>
@@ -4238,12 +4515,14 @@
     </w:tblStylePr>
     <w:tblStylePr w:type="firstCol">
       <w:rPr>
+        <w:rFonts w:eastAsia="黑体"/>
         <w:b/>
         <w:bCs/>
       </w:rPr>
     </w:tblStylePr>
     <w:tblStylePr w:type="lastCol">
       <w:rPr>
+        <w:rFonts w:eastAsia="黑体"/>
         <w:b/>
         <w:bCs/>
       </w:rPr>
@@ -4301,6 +4580,7 @@
         <w:spacing w:after="0" w:before="0" w:line="240" w:lineRule="auto"/>
       </w:pPr>
       <w:rPr>
+        <w:rFonts w:eastAsia="黑体"/>
         <w:b/>
         <w:bCs/>
         <w:color w:themeColor="background1" w:val="FFFFFF"/>
@@ -4315,6 +4595,7 @@
         <w:spacing w:after="0" w:before="0" w:line="240" w:lineRule="auto"/>
       </w:pPr>
       <w:rPr>
+        <w:rFonts w:eastAsia="黑体"/>
         <w:b/>
         <w:bCs/>
       </w:rPr>
@@ -4330,12 +4611,14 @@
     </w:tblStylePr>
     <w:tblStylePr w:type="firstCol">
       <w:rPr>
+        <w:rFonts w:eastAsia="黑体"/>
         <w:b/>
         <w:bCs/>
       </w:rPr>
     </w:tblStylePr>
     <w:tblStylePr w:type="lastCol">
       <w:rPr>
+        <w:rFonts w:eastAsia="黑体"/>
         <w:b/>
         <w:bCs/>
       </w:rPr>
@@ -4393,6 +4676,7 @@
         <w:spacing w:after="0" w:before="0" w:line="240" w:lineRule="auto"/>
       </w:pPr>
       <w:rPr>
+        <w:rFonts w:eastAsia="黑体"/>
         <w:b/>
         <w:bCs/>
         <w:color w:themeColor="background1" w:val="FFFFFF"/>
@@ -4407,6 +4691,7 @@
         <w:spacing w:after="0" w:before="0" w:line="240" w:lineRule="auto"/>
       </w:pPr>
       <w:rPr>
+        <w:rFonts w:eastAsia="黑体"/>
         <w:b/>
         <w:bCs/>
       </w:rPr>
@@ -4422,12 +4707,14 @@
     </w:tblStylePr>
     <w:tblStylePr w:type="firstCol">
       <w:rPr>
+        <w:rFonts w:eastAsia="黑体"/>
         <w:b/>
         <w:bCs/>
       </w:rPr>
     </w:tblStylePr>
     <w:tblStylePr w:type="lastCol">
       <w:rPr>
+        <w:rFonts w:eastAsia="黑体"/>
         <w:b/>
         <w:bCs/>
       </w:rPr>
@@ -4485,6 +4772,7 @@
         <w:spacing w:after="0" w:before="0" w:line="240" w:lineRule="auto"/>
       </w:pPr>
       <w:rPr>
+        <w:rFonts w:eastAsia="黑体"/>
         <w:b/>
         <w:bCs/>
         <w:color w:themeColor="background1" w:val="FFFFFF"/>
@@ -4499,6 +4787,7 @@
         <w:spacing w:after="0" w:before="0" w:line="240" w:lineRule="auto"/>
       </w:pPr>
       <w:rPr>
+        <w:rFonts w:eastAsia="黑体"/>
         <w:b/>
         <w:bCs/>
       </w:rPr>
@@ -4514,12 +4803,14 @@
     </w:tblStylePr>
     <w:tblStylePr w:type="firstCol">
       <w:rPr>
+        <w:rFonts w:eastAsia="黑体"/>
         <w:b/>
         <w:bCs/>
       </w:rPr>
     </w:tblStylePr>
     <w:tblStylePr w:type="lastCol">
       <w:rPr>
+        <w:rFonts w:eastAsia="黑体"/>
         <w:b/>
         <w:bCs/>
       </w:rPr>
@@ -4577,6 +4868,7 @@
         <w:spacing w:after="0" w:before="0" w:line="240" w:lineRule="auto"/>
       </w:pPr>
       <w:rPr>
+        <w:rFonts w:eastAsia="黑体"/>
         <w:b/>
         <w:bCs/>
         <w:color w:themeColor="background1" w:val="FFFFFF"/>
@@ -4591,6 +4883,7 @@
         <w:spacing w:after="0" w:before="0" w:line="240" w:lineRule="auto"/>
       </w:pPr>
       <w:rPr>
+        <w:rFonts w:eastAsia="黑体"/>
         <w:b/>
         <w:bCs/>
       </w:rPr>
@@ -4606,12 +4899,14 @@
     </w:tblStylePr>
     <w:tblStylePr w:type="firstCol">
       <w:rPr>
+        <w:rFonts w:eastAsia="黑体"/>
         <w:b/>
         <w:bCs/>
       </w:rPr>
     </w:tblStylePr>
     <w:tblStylePr w:type="lastCol">
       <w:rPr>
+        <w:rFonts w:eastAsia="黑体"/>
         <w:b/>
         <w:bCs/>
       </w:rPr>
@@ -4671,7 +4966,7 @@
         <w:spacing w:after="0" w:before="0" w:line="240" w:lineRule="auto"/>
       </w:pPr>
       <w:rPr>
-        <w:rFonts w:asciiTheme="majorHAnsi" w:cstheme="majorBidi" w:eastAsiaTheme="majorEastAsia" w:hAnsiTheme="majorHAnsi"/>
+        <w:rFonts w:asciiTheme="majorHAnsi" w:cstheme="majorBidi" w:hAnsiTheme="majorHAnsi" w:eastAsia="黑体"/>
         <w:b/>
         <w:bCs/>
       </w:rPr>
@@ -4692,7 +4987,7 @@
         <w:spacing w:after="0" w:before="0" w:line="240" w:lineRule="auto"/>
       </w:pPr>
       <w:rPr>
-        <w:rFonts w:asciiTheme="majorHAnsi" w:cstheme="majorBidi" w:eastAsiaTheme="majorEastAsia" w:hAnsiTheme="majorHAnsi"/>
+        <w:rFonts w:asciiTheme="majorHAnsi" w:cstheme="majorBidi" w:hAnsiTheme="majorHAnsi" w:eastAsia="黑体"/>
         <w:b/>
         <w:bCs/>
       </w:rPr>
@@ -4710,14 +5005,14 @@
     </w:tblStylePr>
     <w:tblStylePr w:type="firstCol">
       <w:rPr>
-        <w:rFonts w:asciiTheme="majorHAnsi" w:cstheme="majorBidi" w:eastAsiaTheme="majorEastAsia" w:hAnsiTheme="majorHAnsi"/>
+        <w:rFonts w:asciiTheme="majorHAnsi" w:cstheme="majorBidi" w:hAnsiTheme="majorHAnsi" w:eastAsia="黑体"/>
         <w:b/>
         <w:bCs/>
       </w:rPr>
     </w:tblStylePr>
     <w:tblStylePr w:type="lastCol">
       <w:rPr>
-        <w:rFonts w:asciiTheme="majorHAnsi" w:cstheme="majorBidi" w:eastAsiaTheme="majorEastAsia" w:hAnsiTheme="majorHAnsi"/>
+        <w:rFonts w:asciiTheme="majorHAnsi" w:cstheme="majorBidi" w:hAnsiTheme="majorHAnsi" w:eastAsia="黑体"/>
         <w:b/>
         <w:bCs/>
       </w:rPr>
@@ -4801,7 +5096,7 @@
         <w:spacing w:after="0" w:before="0" w:line="240" w:lineRule="auto"/>
       </w:pPr>
       <w:rPr>
-        <w:rFonts w:asciiTheme="majorHAnsi" w:cstheme="majorBidi" w:eastAsiaTheme="majorEastAsia" w:hAnsiTheme="majorHAnsi"/>
+        <w:rFonts w:asciiTheme="majorHAnsi" w:cstheme="majorBidi" w:hAnsiTheme="majorHAnsi" w:eastAsia="黑体"/>
         <w:b/>
         <w:bCs/>
       </w:rPr>
@@ -4822,7 +5117,7 @@
         <w:spacing w:after="0" w:before="0" w:line="240" w:lineRule="auto"/>
       </w:pPr>
       <w:rPr>
-        <w:rFonts w:asciiTheme="majorHAnsi" w:cstheme="majorBidi" w:eastAsiaTheme="majorEastAsia" w:hAnsiTheme="majorHAnsi"/>
+        <w:rFonts w:asciiTheme="majorHAnsi" w:cstheme="majorBidi" w:hAnsiTheme="majorHAnsi" w:eastAsia="黑体"/>
         <w:b/>
         <w:bCs/>
       </w:rPr>
@@ -4840,14 +5135,14 @@
     </w:tblStylePr>
     <w:tblStylePr w:type="firstCol">
       <w:rPr>
-        <w:rFonts w:asciiTheme="majorHAnsi" w:cstheme="majorBidi" w:eastAsiaTheme="majorEastAsia" w:hAnsiTheme="majorHAnsi"/>
+        <w:rFonts w:asciiTheme="majorHAnsi" w:cstheme="majorBidi" w:hAnsiTheme="majorHAnsi" w:eastAsia="黑体"/>
         <w:b/>
         <w:bCs/>
       </w:rPr>
     </w:tblStylePr>
     <w:tblStylePr w:type="lastCol">
       <w:rPr>
-        <w:rFonts w:asciiTheme="majorHAnsi" w:cstheme="majorBidi" w:eastAsiaTheme="majorEastAsia" w:hAnsiTheme="majorHAnsi"/>
+        <w:rFonts w:asciiTheme="majorHAnsi" w:cstheme="majorBidi" w:hAnsiTheme="majorHAnsi" w:eastAsia="黑体"/>
         <w:b/>
         <w:bCs/>
       </w:rPr>
@@ -4931,7 +5226,7 @@
         <w:spacing w:after="0" w:before="0" w:line="240" w:lineRule="auto"/>
       </w:pPr>
       <w:rPr>
-        <w:rFonts w:asciiTheme="majorHAnsi" w:cstheme="majorBidi" w:eastAsiaTheme="majorEastAsia" w:hAnsiTheme="majorHAnsi"/>
+        <w:rFonts w:asciiTheme="majorHAnsi" w:cstheme="majorBidi" w:hAnsiTheme="majorHAnsi" w:eastAsia="黑体"/>
         <w:b/>
         <w:bCs/>
       </w:rPr>
@@ -4952,7 +5247,7 @@
         <w:spacing w:after="0" w:before="0" w:line="240" w:lineRule="auto"/>
       </w:pPr>
       <w:rPr>
-        <w:rFonts w:asciiTheme="majorHAnsi" w:cstheme="majorBidi" w:eastAsiaTheme="majorEastAsia" w:hAnsiTheme="majorHAnsi"/>
+        <w:rFonts w:asciiTheme="majorHAnsi" w:cstheme="majorBidi" w:hAnsiTheme="majorHAnsi" w:eastAsia="黑体"/>
         <w:b/>
         <w:bCs/>
       </w:rPr>
@@ -4970,14 +5265,14 @@
     </w:tblStylePr>
     <w:tblStylePr w:type="firstCol">
       <w:rPr>
-        <w:rFonts w:asciiTheme="majorHAnsi" w:cstheme="majorBidi" w:eastAsiaTheme="majorEastAsia" w:hAnsiTheme="majorHAnsi"/>
+        <w:rFonts w:asciiTheme="majorHAnsi" w:cstheme="majorBidi" w:hAnsiTheme="majorHAnsi" w:eastAsia="黑体"/>
         <w:b/>
         <w:bCs/>
       </w:rPr>
     </w:tblStylePr>
     <w:tblStylePr w:type="lastCol">
       <w:rPr>
-        <w:rFonts w:asciiTheme="majorHAnsi" w:cstheme="majorBidi" w:eastAsiaTheme="majorEastAsia" w:hAnsiTheme="majorHAnsi"/>
+        <w:rFonts w:asciiTheme="majorHAnsi" w:cstheme="majorBidi" w:hAnsiTheme="majorHAnsi" w:eastAsia="黑体"/>
         <w:b/>
         <w:bCs/>
       </w:rPr>
@@ -5061,7 +5356,7 @@
         <w:spacing w:after="0" w:before="0" w:line="240" w:lineRule="auto"/>
       </w:pPr>
       <w:rPr>
-        <w:rFonts w:asciiTheme="majorHAnsi" w:cstheme="majorBidi" w:eastAsiaTheme="majorEastAsia" w:hAnsiTheme="majorHAnsi"/>
+        <w:rFonts w:asciiTheme="majorHAnsi" w:cstheme="majorBidi" w:hAnsiTheme="majorHAnsi" w:eastAsia="黑体"/>
         <w:b/>
         <w:bCs/>
       </w:rPr>
@@ -5082,7 +5377,7 @@
         <w:spacing w:after="0" w:before="0" w:line="240" w:lineRule="auto"/>
       </w:pPr>
       <w:rPr>
-        <w:rFonts w:asciiTheme="majorHAnsi" w:cstheme="majorBidi" w:eastAsiaTheme="majorEastAsia" w:hAnsiTheme="majorHAnsi"/>
+        <w:rFonts w:asciiTheme="majorHAnsi" w:cstheme="majorBidi" w:hAnsiTheme="majorHAnsi" w:eastAsia="黑体"/>
         <w:b/>
         <w:bCs/>
       </w:rPr>
@@ -5100,14 +5395,14 @@
     </w:tblStylePr>
     <w:tblStylePr w:type="firstCol">
       <w:rPr>
-        <w:rFonts w:asciiTheme="majorHAnsi" w:cstheme="majorBidi" w:eastAsiaTheme="majorEastAsia" w:hAnsiTheme="majorHAnsi"/>
+        <w:rFonts w:asciiTheme="majorHAnsi" w:cstheme="majorBidi" w:hAnsiTheme="majorHAnsi" w:eastAsia="黑体"/>
         <w:b/>
         <w:bCs/>
       </w:rPr>
     </w:tblStylePr>
     <w:tblStylePr w:type="lastCol">
       <w:rPr>
-        <w:rFonts w:asciiTheme="majorHAnsi" w:cstheme="majorBidi" w:eastAsiaTheme="majorEastAsia" w:hAnsiTheme="majorHAnsi"/>
+        <w:rFonts w:asciiTheme="majorHAnsi" w:cstheme="majorBidi" w:hAnsiTheme="majorHAnsi" w:eastAsia="黑体"/>
         <w:b/>
         <w:bCs/>
       </w:rPr>
@@ -5191,7 +5486,7 @@
         <w:spacing w:after="0" w:before="0" w:line="240" w:lineRule="auto"/>
       </w:pPr>
       <w:rPr>
-        <w:rFonts w:asciiTheme="majorHAnsi" w:cstheme="majorBidi" w:eastAsiaTheme="majorEastAsia" w:hAnsiTheme="majorHAnsi"/>
+        <w:rFonts w:asciiTheme="majorHAnsi" w:cstheme="majorBidi" w:hAnsiTheme="majorHAnsi" w:eastAsia="黑体"/>
         <w:b/>
         <w:bCs/>
       </w:rPr>
@@ -5212,7 +5507,7 @@
         <w:spacing w:after="0" w:before="0" w:line="240" w:lineRule="auto"/>
       </w:pPr>
       <w:rPr>
-        <w:rFonts w:asciiTheme="majorHAnsi" w:cstheme="majorBidi" w:eastAsiaTheme="majorEastAsia" w:hAnsiTheme="majorHAnsi"/>
+        <w:rFonts w:asciiTheme="majorHAnsi" w:cstheme="majorBidi" w:hAnsiTheme="majorHAnsi" w:eastAsia="黑体"/>
         <w:b/>
         <w:bCs/>
       </w:rPr>
@@ -5230,14 +5525,14 @@
     </w:tblStylePr>
     <w:tblStylePr w:type="firstCol">
       <w:rPr>
-        <w:rFonts w:asciiTheme="majorHAnsi" w:cstheme="majorBidi" w:eastAsiaTheme="majorEastAsia" w:hAnsiTheme="majorHAnsi"/>
+        <w:rFonts w:asciiTheme="majorHAnsi" w:cstheme="majorBidi" w:hAnsiTheme="majorHAnsi" w:eastAsia="黑体"/>
         <w:b/>
         <w:bCs/>
       </w:rPr>
     </w:tblStylePr>
     <w:tblStylePr w:type="lastCol">
       <w:rPr>
-        <w:rFonts w:asciiTheme="majorHAnsi" w:cstheme="majorBidi" w:eastAsiaTheme="majorEastAsia" w:hAnsiTheme="majorHAnsi"/>
+        <w:rFonts w:asciiTheme="majorHAnsi" w:cstheme="majorBidi" w:hAnsiTheme="majorHAnsi" w:eastAsia="黑体"/>
         <w:b/>
         <w:bCs/>
       </w:rPr>
@@ -5321,7 +5616,7 @@
         <w:spacing w:after="0" w:before="0" w:line="240" w:lineRule="auto"/>
       </w:pPr>
       <w:rPr>
-        <w:rFonts w:asciiTheme="majorHAnsi" w:cstheme="majorBidi" w:eastAsiaTheme="majorEastAsia" w:hAnsiTheme="majorHAnsi"/>
+        <w:rFonts w:asciiTheme="majorHAnsi" w:cstheme="majorBidi" w:hAnsiTheme="majorHAnsi" w:eastAsia="黑体"/>
         <w:b/>
         <w:bCs/>
       </w:rPr>
@@ -5342,7 +5637,7 @@
         <w:spacing w:after="0" w:before="0" w:line="240" w:lineRule="auto"/>
       </w:pPr>
       <w:rPr>
-        <w:rFonts w:asciiTheme="majorHAnsi" w:cstheme="majorBidi" w:eastAsiaTheme="majorEastAsia" w:hAnsiTheme="majorHAnsi"/>
+        <w:rFonts w:asciiTheme="majorHAnsi" w:cstheme="majorBidi" w:hAnsiTheme="majorHAnsi" w:eastAsia="黑体"/>
         <w:b/>
         <w:bCs/>
       </w:rPr>
@@ -5360,14 +5655,14 @@
     </w:tblStylePr>
     <w:tblStylePr w:type="firstCol">
       <w:rPr>
-        <w:rFonts w:asciiTheme="majorHAnsi" w:cstheme="majorBidi" w:eastAsiaTheme="majorEastAsia" w:hAnsiTheme="majorHAnsi"/>
+        <w:rFonts w:asciiTheme="majorHAnsi" w:cstheme="majorBidi" w:hAnsiTheme="majorHAnsi" w:eastAsia="黑体"/>
         <w:b/>
         <w:bCs/>
       </w:rPr>
     </w:tblStylePr>
     <w:tblStylePr w:type="lastCol">
       <w:rPr>
-        <w:rFonts w:asciiTheme="majorHAnsi" w:cstheme="majorBidi" w:eastAsiaTheme="majorEastAsia" w:hAnsiTheme="majorHAnsi"/>
+        <w:rFonts w:asciiTheme="majorHAnsi" w:cstheme="majorBidi" w:hAnsiTheme="majorHAnsi" w:eastAsia="黑体"/>
         <w:b/>
         <w:bCs/>
       </w:rPr>
@@ -5451,7 +5746,7 @@
         <w:spacing w:after="0" w:before="0" w:line="240" w:lineRule="auto"/>
       </w:pPr>
       <w:rPr>
-        <w:rFonts w:asciiTheme="majorHAnsi" w:cstheme="majorBidi" w:eastAsiaTheme="majorEastAsia" w:hAnsiTheme="majorHAnsi"/>
+        <w:rFonts w:asciiTheme="majorHAnsi" w:cstheme="majorBidi" w:hAnsiTheme="majorHAnsi" w:eastAsia="黑体"/>
         <w:b/>
         <w:bCs/>
       </w:rPr>
@@ -5472,7 +5767,7 @@
         <w:spacing w:after="0" w:before="0" w:line="240" w:lineRule="auto"/>
       </w:pPr>
       <w:rPr>
-        <w:rFonts w:asciiTheme="majorHAnsi" w:cstheme="majorBidi" w:eastAsiaTheme="majorEastAsia" w:hAnsiTheme="majorHAnsi"/>
+        <w:rFonts w:asciiTheme="majorHAnsi" w:cstheme="majorBidi" w:hAnsiTheme="majorHAnsi" w:eastAsia="黑体"/>
         <w:b/>
         <w:bCs/>
       </w:rPr>
@@ -5490,14 +5785,14 @@
     </w:tblStylePr>
     <w:tblStylePr w:type="firstCol">
       <w:rPr>
-        <w:rFonts w:asciiTheme="majorHAnsi" w:cstheme="majorBidi" w:eastAsiaTheme="majorEastAsia" w:hAnsiTheme="majorHAnsi"/>
+        <w:rFonts w:asciiTheme="majorHAnsi" w:cstheme="majorBidi" w:hAnsiTheme="majorHAnsi" w:eastAsia="黑体"/>
         <w:b/>
         <w:bCs/>
       </w:rPr>
     </w:tblStylePr>
     <w:tblStylePr w:type="lastCol">
       <w:rPr>
-        <w:rFonts w:asciiTheme="majorHAnsi" w:cstheme="majorBidi" w:eastAsiaTheme="majorEastAsia" w:hAnsiTheme="majorHAnsi"/>
+        <w:rFonts w:asciiTheme="majorHAnsi" w:cstheme="majorBidi" w:hAnsiTheme="majorHAnsi" w:eastAsia="黑体"/>
         <w:b/>
         <w:bCs/>
       </w:rPr>
@@ -5580,6 +5875,7 @@
         <w:spacing w:after="0" w:before="0" w:line="240" w:lineRule="auto"/>
       </w:pPr>
       <w:rPr>
+        <w:rFonts w:eastAsia="黑体"/>
         <w:b/>
         <w:bCs/>
         <w:color w:themeColor="background1" w:val="FFFFFF"/>
@@ -5602,6 +5898,7 @@
         <w:spacing w:after="0" w:before="0" w:line="240" w:lineRule="auto"/>
       </w:pPr>
       <w:rPr>
+        <w:rFonts w:eastAsia="黑体"/>
         <w:b/>
         <w:bCs/>
       </w:rPr>
@@ -5619,12 +5916,14 @@
     </w:tblStylePr>
     <w:tblStylePr w:type="firstCol">
       <w:rPr>
+        <w:rFonts w:eastAsia="黑体"/>
         <w:b/>
         <w:bCs/>
       </w:rPr>
     </w:tblStylePr>
     <w:tblStylePr w:type="lastCol">
       <w:rPr>
+        <w:rFonts w:eastAsia="黑体"/>
         <w:b/>
         <w:bCs/>
       </w:rPr>
@@ -5686,6 +5985,7 @@
         <w:spacing w:after="0" w:before="0" w:line="240" w:lineRule="auto"/>
       </w:pPr>
       <w:rPr>
+        <w:rFonts w:eastAsia="黑体"/>
         <w:b/>
         <w:bCs/>
         <w:color w:themeColor="background1" w:val="FFFFFF"/>
@@ -5708,6 +6008,7 @@
         <w:spacing w:after="0" w:before="0" w:line="240" w:lineRule="auto"/>
       </w:pPr>
       <w:rPr>
+        <w:rFonts w:eastAsia="黑体"/>
         <w:b/>
         <w:bCs/>
       </w:rPr>
@@ -5725,12 +6026,14 @@
     </w:tblStylePr>
     <w:tblStylePr w:type="firstCol">
       <w:rPr>
+        <w:rFonts w:eastAsia="黑体"/>
         <w:b/>
         <w:bCs/>
       </w:rPr>
     </w:tblStylePr>
     <w:tblStylePr w:type="lastCol">
       <w:rPr>
+        <w:rFonts w:eastAsia="黑体"/>
         <w:b/>
         <w:bCs/>
       </w:rPr>
@@ -5792,6 +6095,7 @@
         <w:spacing w:after="0" w:before="0" w:line="240" w:lineRule="auto"/>
       </w:pPr>
       <w:rPr>
+        <w:rFonts w:eastAsia="黑体"/>
         <w:b/>
         <w:bCs/>
         <w:color w:themeColor="background1" w:val="FFFFFF"/>
@@ -5814,6 +6118,7 @@
         <w:spacing w:after="0" w:before="0" w:line="240" w:lineRule="auto"/>
       </w:pPr>
       <w:rPr>
+        <w:rFonts w:eastAsia="黑体"/>
         <w:b/>
         <w:bCs/>
       </w:rPr>
@@ -5831,12 +6136,14 @@
     </w:tblStylePr>
     <w:tblStylePr w:type="firstCol">
       <w:rPr>
+        <w:rFonts w:eastAsia="黑体"/>
         <w:b/>
         <w:bCs/>
       </w:rPr>
     </w:tblStylePr>
     <w:tblStylePr w:type="lastCol">
       <w:rPr>
+        <w:rFonts w:eastAsia="黑体"/>
         <w:b/>
         <w:bCs/>
       </w:rPr>
@@ -5898,6 +6205,7 @@
         <w:spacing w:after="0" w:before="0" w:line="240" w:lineRule="auto"/>
       </w:pPr>
       <w:rPr>
+        <w:rFonts w:eastAsia="黑体"/>
         <w:b/>
         <w:bCs/>
         <w:color w:themeColor="background1" w:val="FFFFFF"/>
@@ -5920,6 +6228,7 @@
         <w:spacing w:after="0" w:before="0" w:line="240" w:lineRule="auto"/>
       </w:pPr>
       <w:rPr>
+        <w:rFonts w:eastAsia="黑体"/>
         <w:b/>
         <w:bCs/>
       </w:rPr>
@@ -5937,12 +6246,14 @@
     </w:tblStylePr>
     <w:tblStylePr w:type="firstCol">
       <w:rPr>
+        <w:rFonts w:eastAsia="黑体"/>
         <w:b/>
         <w:bCs/>
       </w:rPr>
     </w:tblStylePr>
     <w:tblStylePr w:type="lastCol">
       <w:rPr>
+        <w:rFonts w:eastAsia="黑体"/>
         <w:b/>
         <w:bCs/>
       </w:rPr>
@@ -6004,6 +6315,7 @@
         <w:spacing w:after="0" w:before="0" w:line="240" w:lineRule="auto"/>
       </w:pPr>
       <w:rPr>
+        <w:rFonts w:eastAsia="黑体"/>
         <w:b/>
         <w:bCs/>
         <w:color w:themeColor="background1" w:val="FFFFFF"/>
@@ -6026,6 +6338,7 @@
         <w:spacing w:after="0" w:before="0" w:line="240" w:lineRule="auto"/>
       </w:pPr>
       <w:rPr>
+        <w:rFonts w:eastAsia="黑体"/>
         <w:b/>
         <w:bCs/>
       </w:rPr>
@@ -6043,12 +6356,14 @@
     </w:tblStylePr>
     <w:tblStylePr w:type="firstCol">
       <w:rPr>
+        <w:rFonts w:eastAsia="黑体"/>
         <w:b/>
         <w:bCs/>
       </w:rPr>
     </w:tblStylePr>
     <w:tblStylePr w:type="lastCol">
       <w:rPr>
+        <w:rFonts w:eastAsia="黑体"/>
         <w:b/>
         <w:bCs/>
       </w:rPr>
@@ -6110,6 +6425,7 @@
         <w:spacing w:after="0" w:before="0" w:line="240" w:lineRule="auto"/>
       </w:pPr>
       <w:rPr>
+        <w:rFonts w:eastAsia="黑体"/>
         <w:b/>
         <w:bCs/>
         <w:color w:themeColor="background1" w:val="FFFFFF"/>
@@ -6132,6 +6448,7 @@
         <w:spacing w:after="0" w:before="0" w:line="240" w:lineRule="auto"/>
       </w:pPr>
       <w:rPr>
+        <w:rFonts w:eastAsia="黑体"/>
         <w:b/>
         <w:bCs/>
       </w:rPr>
@@ -6149,12 +6466,14 @@
     </w:tblStylePr>
     <w:tblStylePr w:type="firstCol">
       <w:rPr>
+        <w:rFonts w:eastAsia="黑体"/>
         <w:b/>
         <w:bCs/>
       </w:rPr>
     </w:tblStylePr>
     <w:tblStylePr w:type="lastCol">
       <w:rPr>
+        <w:rFonts w:eastAsia="黑体"/>
         <w:b/>
         <w:bCs/>
       </w:rPr>
@@ -6216,6 +6535,7 @@
         <w:spacing w:after="0" w:before="0" w:line="240" w:lineRule="auto"/>
       </w:pPr>
       <w:rPr>
+        <w:rFonts w:eastAsia="黑体"/>
         <w:b/>
         <w:bCs/>
         <w:color w:themeColor="background1" w:val="FFFFFF"/>
@@ -6238,6 +6558,7 @@
         <w:spacing w:after="0" w:before="0" w:line="240" w:lineRule="auto"/>
       </w:pPr>
       <w:rPr>
+        <w:rFonts w:eastAsia="黑体"/>
         <w:b/>
         <w:bCs/>
       </w:rPr>
@@ -6255,12 +6576,14 @@
     </w:tblStylePr>
     <w:tblStylePr w:type="firstCol">
       <w:rPr>
+        <w:rFonts w:eastAsia="黑体"/>
         <w:b/>
         <w:bCs/>
       </w:rPr>
     </w:tblStylePr>
     <w:tblStylePr w:type="lastCol">
       <w:rPr>
+        <w:rFonts w:eastAsia="黑体"/>
         <w:b/>
         <w:bCs/>
       </w:rPr>
@@ -6319,6 +6642,7 @@
         <w:spacing w:after="0" w:before="0" w:line="240" w:lineRule="auto"/>
       </w:pPr>
       <w:rPr>
+        <w:rFonts w:eastAsia="黑体"/>
         <w:b/>
         <w:bCs/>
         <w:color w:themeColor="background1" w:val="FFFFFF"/>
@@ -6341,6 +6665,7 @@
         <w:spacing w:after="0" w:before="0" w:line="240" w:lineRule="auto"/>
       </w:pPr>
       <w:rPr>
+        <w:rFonts w:eastAsia="黑体"/>
         <w:color w:val="auto"/>
       </w:rPr>
       <w:tblPr/>
@@ -6358,6 +6683,7 @@
     </w:tblStylePr>
     <w:tblStylePr w:type="firstCol">
       <w:rPr>
+        <w:rFonts w:eastAsia="黑体"/>
         <w:b/>
         <w:bCs/>
         <w:color w:themeColor="background1" w:val="FFFFFF"/>
@@ -6377,6 +6703,7 @@
     </w:tblStylePr>
     <w:tblStylePr w:type="lastCol">
       <w:rPr>
+        <w:rFonts w:eastAsia="黑体"/>
         <w:b/>
         <w:bCs/>
         <w:color w:themeColor="background1" w:val="FFFFFF"/>
@@ -6425,6 +6752,7 @@
     </w:tblStylePr>
     <w:tblStylePr w:type="nwCell">
       <w:rPr>
+        <w:rFonts w:eastAsia="黑体"/>
         <w:color w:themeColor="background1" w:val="FFFFFF"/>
       </w:rPr>
       <w:tblPr/>
@@ -6468,6 +6796,7 @@
         <w:spacing w:after="0" w:before="0" w:line="240" w:lineRule="auto"/>
       </w:pPr>
       <w:rPr>
+        <w:rFonts w:eastAsia="黑体"/>
         <w:b/>
         <w:bCs/>
         <w:color w:themeColor="background1" w:val="FFFFFF"/>
@@ -6490,6 +6819,7 @@
         <w:spacing w:after="0" w:before="0" w:line="240" w:lineRule="auto"/>
       </w:pPr>
       <w:rPr>
+        <w:rFonts w:eastAsia="黑体"/>
         <w:color w:val="auto"/>
       </w:rPr>
       <w:tblPr/>
@@ -6507,6 +6837,7 @@
     </w:tblStylePr>
     <w:tblStylePr w:type="firstCol">
       <w:rPr>
+        <w:rFonts w:eastAsia="黑体"/>
         <w:b/>
         <w:bCs/>
         <w:color w:themeColor="background1" w:val="FFFFFF"/>
@@ -6526,6 +6857,7 @@
     </w:tblStylePr>
     <w:tblStylePr w:type="lastCol">
       <w:rPr>
+        <w:rFonts w:eastAsia="黑体"/>
         <w:b/>
         <w:bCs/>
         <w:color w:themeColor="background1" w:val="FFFFFF"/>
@@ -6574,6 +6906,7 @@
     </w:tblStylePr>
     <w:tblStylePr w:type="nwCell">
       <w:rPr>
+        <w:rFonts w:eastAsia="黑体"/>
         <w:color w:themeColor="background1" w:val="FFFFFF"/>
       </w:rPr>
       <w:tblPr/>
@@ -6617,6 +6950,7 @@
         <w:spacing w:after="0" w:before="0" w:line="240" w:lineRule="auto"/>
       </w:pPr>
       <w:rPr>
+        <w:rFonts w:eastAsia="黑体"/>
         <w:b/>
         <w:bCs/>
         <w:color w:themeColor="background1" w:val="FFFFFF"/>
@@ -6639,6 +6973,7 @@
         <w:spacing w:after="0" w:before="0" w:line="240" w:lineRule="auto"/>
       </w:pPr>
       <w:rPr>
+        <w:rFonts w:eastAsia="黑体"/>
         <w:color w:val="auto"/>
       </w:rPr>
       <w:tblPr/>
@@ -6656,6 +6991,7 @@
     </w:tblStylePr>
     <w:tblStylePr w:type="firstCol">
       <w:rPr>
+        <w:rFonts w:eastAsia="黑体"/>
         <w:b/>
         <w:bCs/>
         <w:color w:themeColor="background1" w:val="FFFFFF"/>
@@ -6675,6 +7011,7 @@
     </w:tblStylePr>
     <w:tblStylePr w:type="lastCol">
       <w:rPr>
+        <w:rFonts w:eastAsia="黑体"/>
         <w:b/>
         <w:bCs/>
         <w:color w:themeColor="background1" w:val="FFFFFF"/>
@@ -6723,6 +7060,7 @@
     </w:tblStylePr>
     <w:tblStylePr w:type="nwCell">
       <w:rPr>
+        <w:rFonts w:eastAsia="黑体"/>
         <w:color w:themeColor="background1" w:val="FFFFFF"/>
       </w:rPr>
       <w:tblPr/>
@@ -6766,6 +7104,7 @@
         <w:spacing w:after="0" w:before="0" w:line="240" w:lineRule="auto"/>
       </w:pPr>
       <w:rPr>
+        <w:rFonts w:eastAsia="黑体"/>
         <w:b/>
         <w:bCs/>
         <w:color w:themeColor="background1" w:val="FFFFFF"/>
@@ -6788,6 +7127,7 @@
         <w:spacing w:after="0" w:before="0" w:line="240" w:lineRule="auto"/>
       </w:pPr>
       <w:rPr>
+        <w:rFonts w:eastAsia="黑体"/>
         <w:color w:val="auto"/>
       </w:rPr>
       <w:tblPr/>
@@ -6805,6 +7145,7 @@
     </w:tblStylePr>
     <w:tblStylePr w:type="firstCol">
       <w:rPr>
+        <w:rFonts w:eastAsia="黑体"/>
         <w:b/>
         <w:bCs/>
         <w:color w:themeColor="background1" w:val="FFFFFF"/>
@@ -6824,6 +7165,7 @@
     </w:tblStylePr>
     <w:tblStylePr w:type="lastCol">
       <w:rPr>
+        <w:rFonts w:eastAsia="黑体"/>
         <w:b/>
         <w:bCs/>
         <w:color w:themeColor="background1" w:val="FFFFFF"/>
@@ -6872,6 +7214,7 @@
     </w:tblStylePr>
     <w:tblStylePr w:type="nwCell">
       <w:rPr>
+        <w:rFonts w:eastAsia="黑体"/>
         <w:color w:themeColor="background1" w:val="FFFFFF"/>
       </w:rPr>
       <w:tblPr/>
@@ -6915,6 +7258,7 @@
         <w:spacing w:after="0" w:before="0" w:line="240" w:lineRule="auto"/>
       </w:pPr>
       <w:rPr>
+        <w:rFonts w:eastAsia="黑体"/>
         <w:b/>
         <w:bCs/>
         <w:color w:themeColor="background1" w:val="FFFFFF"/>
@@ -6937,6 +7281,7 @@
         <w:spacing w:after="0" w:before="0" w:line="240" w:lineRule="auto"/>
       </w:pPr>
       <w:rPr>
+        <w:rFonts w:eastAsia="黑体"/>
         <w:color w:val="auto"/>
       </w:rPr>
       <w:tblPr/>
@@ -6954,6 +7299,7 @@
     </w:tblStylePr>
     <w:tblStylePr w:type="firstCol">
       <w:rPr>
+        <w:rFonts w:eastAsia="黑体"/>
         <w:b/>
         <w:bCs/>
         <w:color w:themeColor="background1" w:val="FFFFFF"/>
@@ -6973,6 +7319,7 @@
     </w:tblStylePr>
     <w:tblStylePr w:type="lastCol">
       <w:rPr>
+        <w:rFonts w:eastAsia="黑体"/>
         <w:b/>
         <w:bCs/>
         <w:color w:themeColor="background1" w:val="FFFFFF"/>
@@ -7021,6 +7368,7 @@
     </w:tblStylePr>
     <w:tblStylePr w:type="nwCell">
       <w:rPr>
+        <w:rFonts w:eastAsia="黑体"/>
         <w:color w:themeColor="background1" w:val="FFFFFF"/>
       </w:rPr>
       <w:tblPr/>
@@ -7064,6 +7412,7 @@
         <w:spacing w:after="0" w:before="0" w:line="240" w:lineRule="auto"/>
       </w:pPr>
       <w:rPr>
+        <w:rFonts w:eastAsia="黑体"/>
         <w:b/>
         <w:bCs/>
         <w:color w:themeColor="background1" w:val="FFFFFF"/>
@@ -7086,6 +7435,7 @@
         <w:spacing w:after="0" w:before="0" w:line="240" w:lineRule="auto"/>
       </w:pPr>
       <w:rPr>
+        <w:rFonts w:eastAsia="黑体"/>
         <w:color w:val="auto"/>
       </w:rPr>
       <w:tblPr/>
@@ -7103,6 +7453,7 @@
     </w:tblStylePr>
     <w:tblStylePr w:type="firstCol">
       <w:rPr>
+        <w:rFonts w:eastAsia="黑体"/>
         <w:b/>
         <w:bCs/>
         <w:color w:themeColor="background1" w:val="FFFFFF"/>
@@ -7122,6 +7473,7 @@
     </w:tblStylePr>
     <w:tblStylePr w:type="lastCol">
       <w:rPr>
+        <w:rFonts w:eastAsia="黑体"/>
         <w:b/>
         <w:bCs/>
         <w:color w:themeColor="background1" w:val="FFFFFF"/>
@@ -7170,6 +7522,7 @@
     </w:tblStylePr>
     <w:tblStylePr w:type="nwCell">
       <w:rPr>
+        <w:rFonts w:eastAsia="黑体"/>
         <w:color w:themeColor="background1" w:val="FFFFFF"/>
       </w:rPr>
       <w:tblPr/>
@@ -7213,6 +7566,7 @@
         <w:spacing w:after="0" w:before="0" w:line="240" w:lineRule="auto"/>
       </w:pPr>
       <w:rPr>
+        <w:rFonts w:eastAsia="黑体"/>
         <w:b/>
         <w:bCs/>
         <w:color w:themeColor="background1" w:val="FFFFFF"/>
@@ -7235,6 +7589,7 @@
         <w:spacing w:after="0" w:before="0" w:line="240" w:lineRule="auto"/>
       </w:pPr>
       <w:rPr>
+        <w:rFonts w:eastAsia="黑体"/>
         <w:color w:val="auto"/>
       </w:rPr>
       <w:tblPr/>
@@ -7252,6 +7607,7 @@
     </w:tblStylePr>
     <w:tblStylePr w:type="firstCol">
       <w:rPr>
+        <w:rFonts w:eastAsia="黑体"/>
         <w:b/>
         <w:bCs/>
         <w:color w:themeColor="background1" w:val="FFFFFF"/>
@@ -7271,6 +7627,7 @@
     </w:tblStylePr>
     <w:tblStylePr w:type="lastCol">
       <w:rPr>
+        <w:rFonts w:eastAsia="黑体"/>
         <w:b/>
         <w:bCs/>
         <w:color w:themeColor="background1" w:val="FFFFFF"/>
@@ -7319,6 +7676,7 @@
     </w:tblStylePr>
     <w:tblStylePr w:type="nwCell">
       <w:rPr>
+        <w:rFonts w:eastAsia="黑体"/>
         <w:color w:themeColor="background1" w:val="FFFFFF"/>
       </w:rPr>
       <w:tblPr/>
@@ -7343,6 +7701,7 @@
       <w:spacing w:after="0" w:line="240" w:lineRule="auto"/>
     </w:pPr>
     <w:rPr>
+      <w:rFonts w:eastAsia="黑体"/>
       <w:color w:themeColor="text1" w:val="000000"/>
     </w:rPr>
     <w:tblPr>
@@ -7362,7 +7721,7 @@
     </w:tblPr>
     <w:tblStylePr w:type="firstRow">
       <w:rPr>
-        <w:rFonts w:asciiTheme="majorHAnsi" w:cstheme="majorBidi" w:eastAsiaTheme="majorEastAsia" w:hAnsiTheme="majorHAnsi"/>
+        <w:rFonts w:asciiTheme="majorHAnsi" w:cstheme="majorBidi" w:hAnsiTheme="majorHAnsi" w:eastAsia="黑体"/>
       </w:rPr>
       <w:tblPr/>
       <w:tcPr>
@@ -7374,6 +7733,7 @@
     </w:tblStylePr>
     <w:tblStylePr w:type="lastRow">
       <w:rPr>
+        <w:rFonts w:eastAsia="黑体"/>
         <w:b/>
         <w:bCs/>
         <w:color w:themeColor="text2" w:val="1F497D"/>
@@ -7388,12 +7748,14 @@
     </w:tblStylePr>
     <w:tblStylePr w:type="firstCol">
       <w:rPr>
+        <w:rFonts w:eastAsia="黑体"/>
         <w:b/>
         <w:bCs/>
       </w:rPr>
     </w:tblStylePr>
     <w:tblStylePr w:type="lastCol">
       <w:rPr>
+        <w:rFonts w:eastAsia="黑体"/>
         <w:b/>
         <w:bCs/>
       </w:rPr>
@@ -7427,6 +7789,7 @@
       <w:spacing w:after="0" w:line="240" w:lineRule="auto"/>
     </w:pPr>
     <w:rPr>
+      <w:rFonts w:eastAsia="黑体"/>
       <w:color w:themeColor="text1" w:val="000000"/>
     </w:rPr>
     <w:tblPr>
@@ -7446,7 +7809,7 @@
     </w:tblPr>
     <w:tblStylePr w:type="firstRow">
       <w:rPr>
-        <w:rFonts w:asciiTheme="majorHAnsi" w:cstheme="majorBidi" w:eastAsiaTheme="majorEastAsia" w:hAnsiTheme="majorHAnsi"/>
+        <w:rFonts w:asciiTheme="majorHAnsi" w:cstheme="majorBidi" w:hAnsiTheme="majorHAnsi" w:eastAsia="黑体"/>
       </w:rPr>
       <w:tblPr/>
       <w:tcPr>
@@ -7458,6 +7821,7 @@
     </w:tblStylePr>
     <w:tblStylePr w:type="lastRow">
       <w:rPr>
+        <w:rFonts w:eastAsia="黑体"/>
         <w:b/>
         <w:bCs/>
         <w:color w:themeColor="text2" w:val="1F497D"/>
@@ -7472,12 +7836,14 @@
     </w:tblStylePr>
     <w:tblStylePr w:type="firstCol">
       <w:rPr>
+        <w:rFonts w:eastAsia="黑体"/>
         <w:b/>
         <w:bCs/>
       </w:rPr>
     </w:tblStylePr>
     <w:tblStylePr w:type="lastCol">
       <w:rPr>
+        <w:rFonts w:eastAsia="黑体"/>
         <w:b/>
         <w:bCs/>
       </w:rPr>
@@ -7511,6 +7877,7 @@
       <w:spacing w:after="0" w:line="240" w:lineRule="auto"/>
     </w:pPr>
     <w:rPr>
+      <w:rFonts w:eastAsia="黑体"/>
       <w:color w:themeColor="text1" w:val="000000"/>
     </w:rPr>
     <w:tblPr>
@@ -7530,7 +7897,7 @@
     </w:tblPr>
     <w:tblStylePr w:type="firstRow">
       <w:rPr>
-        <w:rFonts w:asciiTheme="majorHAnsi" w:cstheme="majorBidi" w:eastAsiaTheme="majorEastAsia" w:hAnsiTheme="majorHAnsi"/>
+        <w:rFonts w:asciiTheme="majorHAnsi" w:cstheme="majorBidi" w:hAnsiTheme="majorHAnsi" w:eastAsia="黑体"/>
       </w:rPr>
       <w:tblPr/>
       <w:tcPr>
@@ -7542,6 +7909,7 @@
     </w:tblStylePr>
     <w:tblStylePr w:type="lastRow">
       <w:rPr>
+        <w:rFonts w:eastAsia="黑体"/>
         <w:b/>
         <w:bCs/>
         <w:color w:themeColor="text2" w:val="1F497D"/>
@@ -7556,12 +7924,14 @@
     </w:tblStylePr>
     <w:tblStylePr w:type="firstCol">
       <w:rPr>
+        <w:rFonts w:eastAsia="黑体"/>
         <w:b/>
         <w:bCs/>
       </w:rPr>
     </w:tblStylePr>
     <w:tblStylePr w:type="lastCol">
       <w:rPr>
+        <w:rFonts w:eastAsia="黑体"/>
         <w:b/>
         <w:bCs/>
       </w:rPr>
@@ -7595,6 +7965,7 @@
       <w:spacing w:after="0" w:line="240" w:lineRule="auto"/>
     </w:pPr>
     <w:rPr>
+      <w:rFonts w:eastAsia="黑体"/>
       <w:color w:themeColor="text1" w:val="000000"/>
     </w:rPr>
     <w:tblPr>
@@ -7614,7 +7985,7 @@
     </w:tblPr>
     <w:tblStylePr w:type="firstRow">
       <w:rPr>
-        <w:rFonts w:asciiTheme="majorHAnsi" w:cstheme="majorBidi" w:eastAsiaTheme="majorEastAsia" w:hAnsiTheme="majorHAnsi"/>
+        <w:rFonts w:asciiTheme="majorHAnsi" w:cstheme="majorBidi" w:hAnsiTheme="majorHAnsi" w:eastAsia="黑体"/>
       </w:rPr>
       <w:tblPr/>
       <w:tcPr>
@@ -7626,6 +7997,7 @@
     </w:tblStylePr>
     <w:tblStylePr w:type="lastRow">
       <w:rPr>
+        <w:rFonts w:eastAsia="黑体"/>
         <w:b/>
         <w:bCs/>
         <w:color w:themeColor="text2" w:val="1F497D"/>
@@ -7640,12 +8012,14 @@
     </w:tblStylePr>
     <w:tblStylePr w:type="firstCol">
       <w:rPr>
+        <w:rFonts w:eastAsia="黑体"/>
         <w:b/>
         <w:bCs/>
       </w:rPr>
     </w:tblStylePr>
     <w:tblStylePr w:type="lastCol">
       <w:rPr>
+        <w:rFonts w:eastAsia="黑体"/>
         <w:b/>
         <w:bCs/>
       </w:rPr>
@@ -7679,6 +8053,7 @@
       <w:spacing w:after="0" w:line="240" w:lineRule="auto"/>
     </w:pPr>
     <w:rPr>
+      <w:rFonts w:eastAsia="黑体"/>
       <w:color w:themeColor="text1" w:val="000000"/>
     </w:rPr>
     <w:tblPr>
@@ -7698,7 +8073,7 @@
     </w:tblPr>
     <w:tblStylePr w:type="firstRow">
       <w:rPr>
-        <w:rFonts w:asciiTheme="majorHAnsi" w:cstheme="majorBidi" w:eastAsiaTheme="majorEastAsia" w:hAnsiTheme="majorHAnsi"/>
+        <w:rFonts w:asciiTheme="majorHAnsi" w:cstheme="majorBidi" w:hAnsiTheme="majorHAnsi" w:eastAsia="黑体"/>
       </w:rPr>
       <w:tblPr/>
       <w:tcPr>
@@ -7710,6 +8085,7 @@
     </w:tblStylePr>
     <w:tblStylePr w:type="lastRow">
       <w:rPr>
+        <w:rFonts w:eastAsia="黑体"/>
         <w:b/>
         <w:bCs/>
         <w:color w:themeColor="text2" w:val="1F497D"/>
@@ -7724,12 +8100,14 @@
     </w:tblStylePr>
     <w:tblStylePr w:type="firstCol">
       <w:rPr>
+        <w:rFonts w:eastAsia="黑体"/>
         <w:b/>
         <w:bCs/>
       </w:rPr>
     </w:tblStylePr>
     <w:tblStylePr w:type="lastCol">
       <w:rPr>
+        <w:rFonts w:eastAsia="黑体"/>
         <w:b/>
         <w:bCs/>
       </w:rPr>
@@ -7763,6 +8141,7 @@
       <w:spacing w:after="0" w:line="240" w:lineRule="auto"/>
     </w:pPr>
     <w:rPr>
+      <w:rFonts w:eastAsia="黑体"/>
       <w:color w:themeColor="text1" w:val="000000"/>
     </w:rPr>
     <w:tblPr>
@@ -7782,7 +8161,7 @@
     </w:tblPr>
     <w:tblStylePr w:type="firstRow">
       <w:rPr>
-        <w:rFonts w:asciiTheme="majorHAnsi" w:cstheme="majorBidi" w:eastAsiaTheme="majorEastAsia" w:hAnsiTheme="majorHAnsi"/>
+        <w:rFonts w:asciiTheme="majorHAnsi" w:cstheme="majorBidi" w:hAnsiTheme="majorHAnsi" w:eastAsia="黑体"/>
       </w:rPr>
       <w:tblPr/>
       <w:tcPr>
@@ -7794,6 +8173,7 @@
     </w:tblStylePr>
     <w:tblStylePr w:type="lastRow">
       <w:rPr>
+        <w:rFonts w:eastAsia="黑体"/>
         <w:b/>
         <w:bCs/>
         <w:color w:themeColor="text2" w:val="1F497D"/>
@@ -7808,12 +8188,14 @@
     </w:tblStylePr>
     <w:tblStylePr w:type="firstCol">
       <w:rPr>
+        <w:rFonts w:eastAsia="黑体"/>
         <w:b/>
         <w:bCs/>
       </w:rPr>
     </w:tblStylePr>
     <w:tblStylePr w:type="lastCol">
       <w:rPr>
+        <w:rFonts w:eastAsia="黑体"/>
         <w:b/>
         <w:bCs/>
       </w:rPr>
@@ -7847,6 +8229,7 @@
       <w:spacing w:after="0" w:line="240" w:lineRule="auto"/>
     </w:pPr>
     <w:rPr>
+      <w:rFonts w:eastAsia="黑体"/>
       <w:color w:themeColor="text1" w:val="000000"/>
     </w:rPr>
     <w:tblPr>
@@ -7866,7 +8249,7 @@
     </w:tblPr>
     <w:tblStylePr w:type="firstRow">
       <w:rPr>
-        <w:rFonts w:asciiTheme="majorHAnsi" w:cstheme="majorBidi" w:eastAsiaTheme="majorEastAsia" w:hAnsiTheme="majorHAnsi"/>
+        <w:rFonts w:asciiTheme="majorHAnsi" w:cstheme="majorBidi" w:hAnsiTheme="majorHAnsi" w:eastAsia="黑体"/>
       </w:rPr>
       <w:tblPr/>
       <w:tcPr>
@@ -7878,6 +8261,7 @@
     </w:tblStylePr>
     <w:tblStylePr w:type="lastRow">
       <w:rPr>
+        <w:rFonts w:eastAsia="黑体"/>
         <w:b/>
         <w:bCs/>
         <w:color w:themeColor="text2" w:val="1F497D"/>
@@ -7892,12 +8276,14 @@
     </w:tblStylePr>
     <w:tblStylePr w:type="firstCol">
       <w:rPr>
+        <w:rFonts w:eastAsia="黑体"/>
         <w:b/>
         <w:bCs/>
       </w:rPr>
     </w:tblStylePr>
     <w:tblStylePr w:type="lastCol">
       <w:rPr>
+        <w:rFonts w:eastAsia="黑体"/>
         <w:b/>
         <w:bCs/>
       </w:rPr>
@@ -7931,7 +8317,7 @@
       <w:spacing w:after="0" w:line="240" w:lineRule="auto"/>
     </w:pPr>
     <w:rPr>
-      <w:rFonts w:asciiTheme="majorHAnsi" w:cstheme="majorBidi" w:eastAsiaTheme="majorEastAsia" w:hAnsiTheme="majorHAnsi"/>
+      <w:rFonts w:asciiTheme="majorHAnsi" w:cstheme="majorBidi" w:hAnsiTheme="majorHAnsi" w:eastAsia="黑体"/>
       <w:color w:themeColor="text1" w:val="000000"/>
     </w:rPr>
     <w:tblPr>
@@ -7953,6 +8339,7 @@
     </w:tblPr>
     <w:tblStylePr w:type="firstRow">
       <w:rPr>
+        <w:rFonts w:eastAsia="黑体"/>
         <w:sz w:val="24"/>
         <w:szCs w:val="24"/>
       </w:rPr>
@@ -8059,7 +8446,7 @@
       <w:spacing w:after="0" w:line="240" w:lineRule="auto"/>
     </w:pPr>
     <w:rPr>
-      <w:rFonts w:asciiTheme="majorHAnsi" w:cstheme="majorBidi" w:eastAsiaTheme="majorEastAsia" w:hAnsiTheme="majorHAnsi"/>
+      <w:rFonts w:asciiTheme="majorHAnsi" w:cstheme="majorBidi" w:hAnsiTheme="majorHAnsi" w:eastAsia="黑体"/>
       <w:color w:themeColor="text1" w:val="000000"/>
     </w:rPr>
     <w:tblPr>
@@ -8081,6 +8468,7 @@
     </w:tblPr>
     <w:tblStylePr w:type="firstRow">
       <w:rPr>
+        <w:rFonts w:eastAsia="黑体"/>
         <w:sz w:val="24"/>
         <w:szCs w:val="24"/>
       </w:rPr>
@@ -8187,7 +8575,7 @@
       <w:spacing w:after="0" w:line="240" w:lineRule="auto"/>
     </w:pPr>
     <w:rPr>
-      <w:rFonts w:asciiTheme="majorHAnsi" w:cstheme="majorBidi" w:eastAsiaTheme="majorEastAsia" w:hAnsiTheme="majorHAnsi"/>
+      <w:rFonts w:asciiTheme="majorHAnsi" w:cstheme="majorBidi" w:hAnsiTheme="majorHAnsi" w:eastAsia="黑体"/>
       <w:color w:themeColor="text1" w:val="000000"/>
     </w:rPr>
     <w:tblPr>
@@ -8209,6 +8597,7 @@
     </w:tblPr>
     <w:tblStylePr w:type="firstRow">
       <w:rPr>
+        <w:rFonts w:eastAsia="黑体"/>
         <w:sz w:val="24"/>
         <w:szCs w:val="24"/>
       </w:rPr>
@@ -8315,7 +8704,7 @@
       <w:spacing w:after="0" w:line="240" w:lineRule="auto"/>
     </w:pPr>
     <w:rPr>
-      <w:rFonts w:asciiTheme="majorHAnsi" w:cstheme="majorBidi" w:eastAsiaTheme="majorEastAsia" w:hAnsiTheme="majorHAnsi"/>
+      <w:rFonts w:asciiTheme="majorHAnsi" w:cstheme="majorBidi" w:hAnsiTheme="majorHAnsi" w:eastAsia="黑体"/>
       <w:color w:themeColor="text1" w:val="000000"/>
     </w:rPr>
     <w:tblPr>
@@ -8337,6 +8726,7 @@
     </w:tblPr>
     <w:tblStylePr w:type="firstRow">
       <w:rPr>
+        <w:rFonts w:eastAsia="黑体"/>
         <w:sz w:val="24"/>
         <w:szCs w:val="24"/>
       </w:rPr>
@@ -8443,7 +8833,7 @@
       <w:spacing w:after="0" w:line="240" w:lineRule="auto"/>
     </w:pPr>
     <w:rPr>
-      <w:rFonts w:asciiTheme="majorHAnsi" w:cstheme="majorBidi" w:eastAsiaTheme="majorEastAsia" w:hAnsiTheme="majorHAnsi"/>
+      <w:rFonts w:asciiTheme="majorHAnsi" w:cstheme="majorBidi" w:hAnsiTheme="majorHAnsi" w:eastAsia="黑体"/>
       <w:color w:themeColor="text1" w:val="000000"/>
     </w:rPr>
     <w:tblPr>
@@ -8465,6 +8855,7 @@
     </w:tblPr>
     <w:tblStylePr w:type="firstRow">
       <w:rPr>
+        <w:rFonts w:eastAsia="黑体"/>
         <w:sz w:val="24"/>
         <w:szCs w:val="24"/>
       </w:rPr>
@@ -8571,7 +8962,7 @@
       <w:spacing w:after="0" w:line="240" w:lineRule="auto"/>
     </w:pPr>
     <w:rPr>
-      <w:rFonts w:asciiTheme="majorHAnsi" w:cstheme="majorBidi" w:eastAsiaTheme="majorEastAsia" w:hAnsiTheme="majorHAnsi"/>
+      <w:rFonts w:asciiTheme="majorHAnsi" w:cstheme="majorBidi" w:hAnsiTheme="majorHAnsi" w:eastAsia="黑体"/>
       <w:color w:themeColor="text1" w:val="000000"/>
     </w:rPr>
     <w:tblPr>
@@ -8593,6 +8984,7 @@
     </w:tblPr>
     <w:tblStylePr w:type="firstRow">
       <w:rPr>
+        <w:rFonts w:eastAsia="黑体"/>
         <w:sz w:val="24"/>
         <w:szCs w:val="24"/>
       </w:rPr>
@@ -8699,7 +9091,7 @@
       <w:spacing w:after="0" w:line="240" w:lineRule="auto"/>
     </w:pPr>
     <w:rPr>
-      <w:rFonts w:asciiTheme="majorHAnsi" w:cstheme="majorBidi" w:eastAsiaTheme="majorEastAsia" w:hAnsiTheme="majorHAnsi"/>
+      <w:rFonts w:asciiTheme="majorHAnsi" w:cstheme="majorBidi" w:hAnsiTheme="majorHAnsi" w:eastAsia="黑体"/>
       <w:color w:themeColor="text1" w:val="000000"/>
     </w:rPr>
     <w:tblPr>
@@ -8721,6 +9113,7 @@
     </w:tblPr>
     <w:tblStylePr w:type="firstRow">
       <w:rPr>
+        <w:rFonts w:eastAsia="黑体"/>
         <w:sz w:val="24"/>
         <w:szCs w:val="24"/>
       </w:rPr>
@@ -8850,12 +9243,14 @@
     </w:tcPr>
     <w:tblStylePr w:type="firstRow">
       <w:rPr>
+        <w:rFonts w:eastAsia="黑体"/>
         <w:b/>
         <w:bCs/>
       </w:rPr>
     </w:tblStylePr>
     <w:tblStylePr w:type="lastRow">
       <w:rPr>
+        <w:rFonts w:eastAsia="黑体"/>
         <w:b/>
         <w:bCs/>
       </w:rPr>
@@ -8868,12 +9263,14 @@
     </w:tblStylePr>
     <w:tblStylePr w:type="firstCol">
       <w:rPr>
+        <w:rFonts w:eastAsia="黑体"/>
         <w:b/>
         <w:bCs/>
       </w:rPr>
     </w:tblStylePr>
     <w:tblStylePr w:type="lastCol">
       <w:rPr>
+        <w:rFonts w:eastAsia="黑体"/>
         <w:b/>
         <w:bCs/>
       </w:rPr>
@@ -8923,12 +9320,14 @@
     </w:tcPr>
     <w:tblStylePr w:type="firstRow">
       <w:rPr>
+        <w:rFonts w:eastAsia="黑体"/>
         <w:b/>
         <w:bCs/>
       </w:rPr>
     </w:tblStylePr>
     <w:tblStylePr w:type="lastRow">
       <w:rPr>
+        <w:rFonts w:eastAsia="黑体"/>
         <w:b/>
         <w:bCs/>
       </w:rPr>
@@ -8941,12 +9340,14 @@
     </w:tblStylePr>
     <w:tblStylePr w:type="firstCol">
       <w:rPr>
+        <w:rFonts w:eastAsia="黑体"/>
         <w:b/>
         <w:bCs/>
       </w:rPr>
     </w:tblStylePr>
     <w:tblStylePr w:type="lastCol">
       <w:rPr>
+        <w:rFonts w:eastAsia="黑体"/>
         <w:b/>
         <w:bCs/>
       </w:rPr>
@@ -8996,12 +9397,14 @@
     </w:tcPr>
     <w:tblStylePr w:type="firstRow">
       <w:rPr>
+        <w:rFonts w:eastAsia="黑体"/>
         <w:b/>
         <w:bCs/>
       </w:rPr>
     </w:tblStylePr>
     <w:tblStylePr w:type="lastRow">
       <w:rPr>
+        <w:rFonts w:eastAsia="黑体"/>
         <w:b/>
         <w:bCs/>
       </w:rPr>
@@ -9014,12 +9417,14 @@
     </w:tblStylePr>
     <w:tblStylePr w:type="firstCol">
       <w:rPr>
+        <w:rFonts w:eastAsia="黑体"/>
         <w:b/>
         <w:bCs/>
       </w:rPr>
     </w:tblStylePr>
     <w:tblStylePr w:type="lastCol">
       <w:rPr>
+        <w:rFonts w:eastAsia="黑体"/>
         <w:b/>
         <w:bCs/>
       </w:rPr>
@@ -9069,12 +9474,14 @@
     </w:tcPr>
     <w:tblStylePr w:type="firstRow">
       <w:rPr>
+        <w:rFonts w:eastAsia="黑体"/>
         <w:b/>
         <w:bCs/>
       </w:rPr>
     </w:tblStylePr>
     <w:tblStylePr w:type="lastRow">
       <w:rPr>
+        <w:rFonts w:eastAsia="黑体"/>
         <w:b/>
         <w:bCs/>
       </w:rPr>
@@ -9087,12 +9494,14 @@
     </w:tblStylePr>
     <w:tblStylePr w:type="firstCol">
       <w:rPr>
+        <w:rFonts w:eastAsia="黑体"/>
         <w:b/>
         <w:bCs/>
       </w:rPr>
     </w:tblStylePr>
     <w:tblStylePr w:type="lastCol">
       <w:rPr>
+        <w:rFonts w:eastAsia="黑体"/>
         <w:b/>
         <w:bCs/>
       </w:rPr>
@@ -9142,12 +9551,14 @@
     </w:tcPr>
     <w:tblStylePr w:type="firstRow">
       <w:rPr>
+        <w:rFonts w:eastAsia="黑体"/>
         <w:b/>
         <w:bCs/>
       </w:rPr>
     </w:tblStylePr>
     <w:tblStylePr w:type="lastRow">
       <w:rPr>
+        <w:rFonts w:eastAsia="黑体"/>
         <w:b/>
         <w:bCs/>
       </w:rPr>
@@ -9160,12 +9571,14 @@
     </w:tblStylePr>
     <w:tblStylePr w:type="firstCol">
       <w:rPr>
+        <w:rFonts w:eastAsia="黑体"/>
         <w:b/>
         <w:bCs/>
       </w:rPr>
     </w:tblStylePr>
     <w:tblStylePr w:type="lastCol">
       <w:rPr>
+        <w:rFonts w:eastAsia="黑体"/>
         <w:b/>
         <w:bCs/>
       </w:rPr>
@@ -9215,12 +9628,14 @@
     </w:tcPr>
     <w:tblStylePr w:type="firstRow">
       <w:rPr>
+        <w:rFonts w:eastAsia="黑体"/>
         <w:b/>
         <w:bCs/>
       </w:rPr>
     </w:tblStylePr>
     <w:tblStylePr w:type="lastRow">
       <w:rPr>
+        <w:rFonts w:eastAsia="黑体"/>
         <w:b/>
         <w:bCs/>
       </w:rPr>
@@ -9233,12 +9648,14 @@
     </w:tblStylePr>
     <w:tblStylePr w:type="firstCol">
       <w:rPr>
+        <w:rFonts w:eastAsia="黑体"/>
         <w:b/>
         <w:bCs/>
       </w:rPr>
     </w:tblStylePr>
     <w:tblStylePr w:type="lastCol">
       <w:rPr>
+        <w:rFonts w:eastAsia="黑体"/>
         <w:b/>
         <w:bCs/>
       </w:rPr>
@@ -9288,12 +9705,14 @@
     </w:tcPr>
     <w:tblStylePr w:type="firstRow">
       <w:rPr>
+        <w:rFonts w:eastAsia="黑体"/>
         <w:b/>
         <w:bCs/>
       </w:rPr>
     </w:tblStylePr>
     <w:tblStylePr w:type="lastRow">
       <w:rPr>
+        <w:rFonts w:eastAsia="黑体"/>
         <w:b/>
         <w:bCs/>
       </w:rPr>
@@ -9306,12 +9725,14 @@
     </w:tblStylePr>
     <w:tblStylePr w:type="firstCol">
       <w:rPr>
+        <w:rFonts w:eastAsia="黑体"/>
         <w:b/>
         <w:bCs/>
       </w:rPr>
     </w:tblStylePr>
     <w:tblStylePr w:type="lastCol">
       <w:rPr>
+        <w:rFonts w:eastAsia="黑体"/>
         <w:b/>
         <w:bCs/>
       </w:rPr>
@@ -9338,7 +9759,7 @@
       <w:spacing w:after="0" w:line="240" w:lineRule="auto"/>
     </w:pPr>
     <w:rPr>
-      <w:rFonts w:asciiTheme="majorHAnsi" w:cstheme="majorBidi" w:eastAsiaTheme="majorEastAsia" w:hAnsiTheme="majorHAnsi"/>
+      <w:rFonts w:asciiTheme="majorHAnsi" w:cstheme="majorBidi" w:hAnsiTheme="majorHAnsi" w:eastAsia="黑体"/>
       <w:color w:themeColor="text1" w:val="000000"/>
     </w:rPr>
     <w:tblPr>
@@ -9365,6 +9786,7 @@
     </w:tcPr>
     <w:tblStylePr w:type="firstRow">
       <w:rPr>
+        <w:rFonts w:eastAsia="黑体"/>
         <w:b/>
         <w:bCs/>
         <w:color w:themeColor="text1" w:val="000000"/>
@@ -9376,6 +9798,7 @@
     </w:tblStylePr>
     <w:tblStylePr w:type="lastRow">
       <w:rPr>
+        <w:rFonts w:eastAsia="黑体"/>
         <w:b/>
         <w:bCs/>
         <w:color w:themeColor="text1" w:val="000000"/>
@@ -9395,6 +9818,7 @@
     </w:tblStylePr>
     <w:tblStylePr w:type="firstCol">
       <w:rPr>
+        <w:rFonts w:eastAsia="黑体"/>
         <w:b/>
         <w:bCs/>
         <w:color w:themeColor="text1" w:val="000000"/>
@@ -9414,6 +9838,7 @@
     </w:tblStylePr>
     <w:tblStylePr w:type="lastCol">
       <w:rPr>
+        <w:rFonts w:eastAsia="黑体"/>
         <w:b w:val="0"/>
         <w:bCs w:val="0"/>
         <w:color w:themeColor="text1" w:val="000000"/>
@@ -9463,7 +9888,7 @@
       <w:spacing w:after="0" w:line="240" w:lineRule="auto"/>
     </w:pPr>
     <w:rPr>
-      <w:rFonts w:asciiTheme="majorHAnsi" w:cstheme="majorBidi" w:eastAsiaTheme="majorEastAsia" w:hAnsiTheme="majorHAnsi"/>
+      <w:rFonts w:asciiTheme="majorHAnsi" w:cstheme="majorBidi" w:hAnsiTheme="majorHAnsi" w:eastAsia="黑体"/>
       <w:color w:themeColor="text1" w:val="000000"/>
     </w:rPr>
     <w:tblPr>
@@ -9490,6 +9915,7 @@
     </w:tcPr>
     <w:tblStylePr w:type="firstRow">
       <w:rPr>
+        <w:rFonts w:eastAsia="黑体"/>
         <w:b/>
         <w:bCs/>
         <w:color w:themeColor="text1" w:val="000000"/>
@@ -9501,6 +9927,7 @@
     </w:tblStylePr>
     <w:tblStylePr w:type="lastRow">
       <w:rPr>
+        <w:rFonts w:eastAsia="黑体"/>
         <w:b/>
         <w:bCs/>
         <w:color w:themeColor="text1" w:val="000000"/>
@@ -9520,6 +9947,7 @@
     </w:tblStylePr>
     <w:tblStylePr w:type="firstCol">
       <w:rPr>
+        <w:rFonts w:eastAsia="黑体"/>
         <w:b/>
         <w:bCs/>
         <w:color w:themeColor="text1" w:val="000000"/>
@@ -9539,6 +9967,7 @@
     </w:tblStylePr>
     <w:tblStylePr w:type="lastCol">
       <w:rPr>
+        <w:rFonts w:eastAsia="黑体"/>
         <w:b w:val="0"/>
         <w:bCs w:val="0"/>
         <w:color w:themeColor="text1" w:val="000000"/>
@@ -9588,7 +10017,7 @@
       <w:spacing w:after="0" w:line="240" w:lineRule="auto"/>
     </w:pPr>
     <w:rPr>
-      <w:rFonts w:asciiTheme="majorHAnsi" w:cstheme="majorBidi" w:eastAsiaTheme="majorEastAsia" w:hAnsiTheme="majorHAnsi"/>
+      <w:rFonts w:asciiTheme="majorHAnsi" w:cstheme="majorBidi" w:hAnsiTheme="majorHAnsi" w:eastAsia="黑体"/>
       <w:color w:themeColor="text1" w:val="000000"/>
     </w:rPr>
     <w:tblPr>
@@ -9615,6 +10044,7 @@
     </w:tcPr>
     <w:tblStylePr w:type="firstRow">
       <w:rPr>
+        <w:rFonts w:eastAsia="黑体"/>
         <w:b/>
         <w:bCs/>
         <w:color w:themeColor="text1" w:val="000000"/>
@@ -9626,6 +10056,7 @@
     </w:tblStylePr>
     <w:tblStylePr w:type="lastRow">
       <w:rPr>
+        <w:rFonts w:eastAsia="黑体"/>
         <w:b/>
         <w:bCs/>
         <w:color w:themeColor="text1" w:val="000000"/>
@@ -9645,6 +10076,7 @@
     </w:tblStylePr>
     <w:tblStylePr w:type="firstCol">
       <w:rPr>
+        <w:rFonts w:eastAsia="黑体"/>
         <w:b/>
         <w:bCs/>
         <w:color w:themeColor="text1" w:val="000000"/>
@@ -9664,6 +10096,7 @@
     </w:tblStylePr>
     <w:tblStylePr w:type="lastCol">
       <w:rPr>
+        <w:rFonts w:eastAsia="黑体"/>
         <w:b w:val="0"/>
         <w:bCs w:val="0"/>
         <w:color w:themeColor="text1" w:val="000000"/>
@@ -9713,7 +10146,7 @@
       <w:spacing w:after="0" w:line="240" w:lineRule="auto"/>
     </w:pPr>
     <w:rPr>
-      <w:rFonts w:asciiTheme="majorHAnsi" w:cstheme="majorBidi" w:eastAsiaTheme="majorEastAsia" w:hAnsiTheme="majorHAnsi"/>
+      <w:rFonts w:asciiTheme="majorHAnsi" w:cstheme="majorBidi" w:hAnsiTheme="majorHAnsi" w:eastAsia="黑体"/>
       <w:color w:themeColor="text1" w:val="000000"/>
     </w:rPr>
     <w:tblPr>
@@ -9740,6 +10173,7 @@
     </w:tcPr>
     <w:tblStylePr w:type="firstRow">
       <w:rPr>
+        <w:rFonts w:eastAsia="黑体"/>
         <w:b/>
         <w:bCs/>
         <w:color w:themeColor="text1" w:val="000000"/>
@@ -9751,6 +10185,7 @@
     </w:tblStylePr>
     <w:tblStylePr w:type="lastRow">
       <w:rPr>
+        <w:rFonts w:eastAsia="黑体"/>
         <w:b/>
         <w:bCs/>
         <w:color w:themeColor="text1" w:val="000000"/>
@@ -9770,6 +10205,7 @@
     </w:tblStylePr>
     <w:tblStylePr w:type="firstCol">
       <w:rPr>
+        <w:rFonts w:eastAsia="黑体"/>
         <w:b/>
         <w:bCs/>
         <w:color w:themeColor="text1" w:val="000000"/>
@@ -9789,6 +10225,7 @@
     </w:tblStylePr>
     <w:tblStylePr w:type="lastCol">
       <w:rPr>
+        <w:rFonts w:eastAsia="黑体"/>
         <w:b w:val="0"/>
         <w:bCs w:val="0"/>
         <w:color w:themeColor="text1" w:val="000000"/>
@@ -9838,7 +10275,7 @@
       <w:spacing w:after="0" w:line="240" w:lineRule="auto"/>
     </w:pPr>
     <w:rPr>
-      <w:rFonts w:asciiTheme="majorHAnsi" w:cstheme="majorBidi" w:eastAsiaTheme="majorEastAsia" w:hAnsiTheme="majorHAnsi"/>
+      <w:rFonts w:asciiTheme="majorHAnsi" w:cstheme="majorBidi" w:hAnsiTheme="majorHAnsi" w:eastAsia="黑体"/>
       <w:color w:themeColor="text1" w:val="000000"/>
     </w:rPr>
     <w:tblPr>
@@ -9865,6 +10302,7 @@
     </w:tcPr>
     <w:tblStylePr w:type="firstRow">
       <w:rPr>
+        <w:rFonts w:eastAsia="黑体"/>
         <w:b/>
         <w:bCs/>
         <w:color w:themeColor="text1" w:val="000000"/>
@@ -9876,6 +10314,7 @@
     </w:tblStylePr>
     <w:tblStylePr w:type="lastRow">
       <w:rPr>
+        <w:rFonts w:eastAsia="黑体"/>
         <w:b/>
         <w:bCs/>
         <w:color w:themeColor="text1" w:val="000000"/>
@@ -9895,6 +10334,7 @@
     </w:tblStylePr>
     <w:tblStylePr w:type="firstCol">
       <w:rPr>
+        <w:rFonts w:eastAsia="黑体"/>
         <w:b/>
         <w:bCs/>
         <w:color w:themeColor="text1" w:val="000000"/>
@@ -9914,6 +10354,7 @@
     </w:tblStylePr>
     <w:tblStylePr w:type="lastCol">
       <w:rPr>
+        <w:rFonts w:eastAsia="黑体"/>
         <w:b w:val="0"/>
         <w:bCs w:val="0"/>
         <w:color w:themeColor="text1" w:val="000000"/>
@@ -9963,7 +10404,7 @@
       <w:spacing w:after="0" w:line="240" w:lineRule="auto"/>
     </w:pPr>
     <w:rPr>
-      <w:rFonts w:asciiTheme="majorHAnsi" w:cstheme="majorBidi" w:eastAsiaTheme="majorEastAsia" w:hAnsiTheme="majorHAnsi"/>
+      <w:rFonts w:asciiTheme="majorHAnsi" w:cstheme="majorBidi" w:hAnsiTheme="majorHAnsi" w:eastAsia="黑体"/>
       <w:color w:themeColor="text1" w:val="000000"/>
     </w:rPr>
     <w:tblPr>
@@ -9990,6 +10431,7 @@
     </w:tcPr>
     <w:tblStylePr w:type="firstRow">
       <w:rPr>
+        <w:rFonts w:eastAsia="黑体"/>
         <w:b/>
         <w:bCs/>
         <w:color w:themeColor="text1" w:val="000000"/>
@@ -10001,6 +10443,7 @@
     </w:tblStylePr>
     <w:tblStylePr w:type="lastRow">
       <w:rPr>
+        <w:rFonts w:eastAsia="黑体"/>
         <w:b/>
         <w:bCs/>
         <w:color w:themeColor="text1" w:val="000000"/>
@@ -10020,6 +10463,7 @@
     </w:tblStylePr>
     <w:tblStylePr w:type="firstCol">
       <w:rPr>
+        <w:rFonts w:eastAsia="黑体"/>
         <w:b/>
         <w:bCs/>
         <w:color w:themeColor="text1" w:val="000000"/>
@@ -10039,6 +10483,7 @@
     </w:tblStylePr>
     <w:tblStylePr w:type="lastCol">
       <w:rPr>
+        <w:rFonts w:eastAsia="黑体"/>
         <w:b w:val="0"/>
         <w:bCs w:val="0"/>
         <w:color w:themeColor="text1" w:val="000000"/>
@@ -10088,7 +10533,7 @@
       <w:spacing w:after="0" w:line="240" w:lineRule="auto"/>
     </w:pPr>
     <w:rPr>
-      <w:rFonts w:asciiTheme="majorHAnsi" w:cstheme="majorBidi" w:eastAsiaTheme="majorEastAsia" w:hAnsiTheme="majorHAnsi"/>
+      <w:rFonts w:asciiTheme="majorHAnsi" w:cstheme="majorBidi" w:hAnsiTheme="majorHAnsi" w:eastAsia="黑体"/>
       <w:color w:themeColor="text1" w:val="000000"/>
     </w:rPr>
     <w:tblPr>
@@ -10115,6 +10560,7 @@
     </w:tcPr>
     <w:tblStylePr w:type="firstRow">
       <w:rPr>
+        <w:rFonts w:eastAsia="黑体"/>
         <w:b/>
         <w:bCs/>
         <w:color w:themeColor="text1" w:val="000000"/>
@@ -10126,6 +10572,7 @@
     </w:tblStylePr>
     <w:tblStylePr w:type="lastRow">
       <w:rPr>
+        <w:rFonts w:eastAsia="黑体"/>
         <w:b/>
         <w:bCs/>
         <w:color w:themeColor="text1" w:val="000000"/>
@@ -10145,6 +10592,7 @@
     </w:tblStylePr>
     <w:tblStylePr w:type="firstCol">
       <w:rPr>
+        <w:rFonts w:eastAsia="黑体"/>
         <w:b/>
         <w:bCs/>
         <w:color w:themeColor="text1" w:val="000000"/>
@@ -10164,6 +10612,7 @@
     </w:tblStylePr>
     <w:tblStylePr w:type="lastCol">
       <w:rPr>
+        <w:rFonts w:eastAsia="黑体"/>
         <w:b w:val="0"/>
         <w:bCs w:val="0"/>
         <w:color w:themeColor="text1" w:val="000000"/>
@@ -10236,6 +10685,7 @@
     </w:tcPr>
     <w:tblStylePr w:type="firstRow">
       <w:rPr>
+        <w:rFonts w:eastAsia="黑体"/>
         <w:b/>
         <w:bCs/>
         <w:i w:val="0"/>
@@ -10257,6 +10707,7 @@
     </w:tblStylePr>
     <w:tblStylePr w:type="lastRow">
       <w:rPr>
+        <w:rFonts w:eastAsia="黑体"/>
         <w:b/>
         <w:bCs/>
         <w:i w:val="0"/>
@@ -10278,6 +10729,7 @@
     </w:tblStylePr>
     <w:tblStylePr w:type="firstCol">
       <w:rPr>
+        <w:rFonts w:eastAsia="黑体"/>
         <w:b/>
         <w:bCs/>
         <w:i w:val="0"/>
@@ -10297,6 +10749,7 @@
     </w:tblStylePr>
     <w:tblStylePr w:type="lastCol">
       <w:rPr>
+        <w:rFonts w:eastAsia="黑体"/>
         <w:b/>
         <w:bCs/>
         <w:i w:val="0"/>
@@ -10377,6 +10830,7 @@
     </w:tcPr>
     <w:tblStylePr w:type="firstRow">
       <w:rPr>
+        <w:rFonts w:eastAsia="黑体"/>
         <w:b/>
         <w:bCs/>
         <w:i w:val="0"/>
@@ -10398,6 +10852,7 @@
     </w:tblStylePr>
     <w:tblStylePr w:type="lastRow">
       <w:rPr>
+        <w:rFonts w:eastAsia="黑体"/>
         <w:b/>
         <w:bCs/>
         <w:i w:val="0"/>
@@ -10419,6 +10874,7 @@
     </w:tblStylePr>
     <w:tblStylePr w:type="firstCol">
       <w:rPr>
+        <w:rFonts w:eastAsia="黑体"/>
         <w:b/>
         <w:bCs/>
         <w:i w:val="0"/>
@@ -10438,6 +10894,7 @@
     </w:tblStylePr>
     <w:tblStylePr w:type="lastCol">
       <w:rPr>
+        <w:rFonts w:eastAsia="黑体"/>
         <w:b/>
         <w:bCs/>
         <w:i w:val="0"/>
@@ -10518,6 +10975,7 @@
     </w:tcPr>
     <w:tblStylePr w:type="firstRow">
       <w:rPr>
+        <w:rFonts w:eastAsia="黑体"/>
         <w:b/>
         <w:bCs/>
         <w:i w:val="0"/>
@@ -10539,6 +10997,7 @@
     </w:tblStylePr>
     <w:tblStylePr w:type="lastRow">
       <w:rPr>
+        <w:rFonts w:eastAsia="黑体"/>
         <w:b/>
         <w:bCs/>
         <w:i w:val="0"/>
@@ -10560,6 +11019,7 @@
     </w:tblStylePr>
     <w:tblStylePr w:type="firstCol">
       <w:rPr>
+        <w:rFonts w:eastAsia="黑体"/>
         <w:b/>
         <w:bCs/>
         <w:i w:val="0"/>
@@ -10579,6 +11039,7 @@
     </w:tblStylePr>
     <w:tblStylePr w:type="lastCol">
       <w:rPr>
+        <w:rFonts w:eastAsia="黑体"/>
         <w:b/>
         <w:bCs/>
         <w:i w:val="0"/>
@@ -10659,6 +11120,7 @@
     </w:tcPr>
     <w:tblStylePr w:type="firstRow">
       <w:rPr>
+        <w:rFonts w:eastAsia="黑体"/>
         <w:b/>
         <w:bCs/>
         <w:i w:val="0"/>
@@ -10680,6 +11142,7 @@
     </w:tblStylePr>
     <w:tblStylePr w:type="lastRow">
       <w:rPr>
+        <w:rFonts w:eastAsia="黑体"/>
         <w:b/>
         <w:bCs/>
         <w:i w:val="0"/>
@@ -10701,6 +11164,7 @@
     </w:tblStylePr>
     <w:tblStylePr w:type="firstCol">
       <w:rPr>
+        <w:rFonts w:eastAsia="黑体"/>
         <w:b/>
         <w:bCs/>
         <w:i w:val="0"/>
@@ -10720,6 +11184,7 @@
     </w:tblStylePr>
     <w:tblStylePr w:type="lastCol">
       <w:rPr>
+        <w:rFonts w:eastAsia="黑体"/>
         <w:b/>
         <w:bCs/>
         <w:i w:val="0"/>
@@ -10800,6 +11265,7 @@
     </w:tcPr>
     <w:tblStylePr w:type="firstRow">
       <w:rPr>
+        <w:rFonts w:eastAsia="黑体"/>
         <w:b/>
         <w:bCs/>
         <w:i w:val="0"/>
@@ -10821,6 +11287,7 @@
     </w:tblStylePr>
     <w:tblStylePr w:type="lastRow">
       <w:rPr>
+        <w:rFonts w:eastAsia="黑体"/>
         <w:b/>
         <w:bCs/>
         <w:i w:val="0"/>
@@ -10842,6 +11309,7 @@
     </w:tblStylePr>
     <w:tblStylePr w:type="firstCol">
       <w:rPr>
+        <w:rFonts w:eastAsia="黑体"/>
         <w:b/>
         <w:bCs/>
         <w:i w:val="0"/>
@@ -10861,6 +11329,7 @@
     </w:tblStylePr>
     <w:tblStylePr w:type="lastCol">
       <w:rPr>
+        <w:rFonts w:eastAsia="黑体"/>
         <w:b/>
         <w:bCs/>
         <w:i w:val="0"/>
@@ -10941,6 +11410,7 @@
     </w:tcPr>
     <w:tblStylePr w:type="firstRow">
       <w:rPr>
+        <w:rFonts w:eastAsia="黑体"/>
         <w:b/>
         <w:bCs/>
         <w:i w:val="0"/>
@@ -10962,6 +11432,7 @@
     </w:tblStylePr>
     <w:tblStylePr w:type="lastRow">
       <w:rPr>
+        <w:rFonts w:eastAsia="黑体"/>
         <w:b/>
         <w:bCs/>
         <w:i w:val="0"/>
@@ -10983,6 +11454,7 @@
     </w:tblStylePr>
     <w:tblStylePr w:type="firstCol">
       <w:rPr>
+        <w:rFonts w:eastAsia="黑体"/>
         <w:b/>
         <w:bCs/>
         <w:i w:val="0"/>
@@ -11002,6 +11474,7 @@
     </w:tblStylePr>
     <w:tblStylePr w:type="lastCol">
       <w:rPr>
+        <w:rFonts w:eastAsia="黑体"/>
         <w:b/>
         <w:bCs/>
         <w:i w:val="0"/>
@@ -11082,6 +11555,7 @@
     </w:tcPr>
     <w:tblStylePr w:type="firstRow">
       <w:rPr>
+        <w:rFonts w:eastAsia="黑体"/>
         <w:b/>
         <w:bCs/>
         <w:i w:val="0"/>
@@ -11103,6 +11577,7 @@
     </w:tblStylePr>
     <w:tblStylePr w:type="lastRow">
       <w:rPr>
+        <w:rFonts w:eastAsia="黑体"/>
         <w:b/>
         <w:bCs/>
         <w:i w:val="0"/>
@@ -11124,6 +11599,7 @@
     </w:tblStylePr>
     <w:tblStylePr w:type="firstCol">
       <w:rPr>
+        <w:rFonts w:eastAsia="黑体"/>
         <w:b/>
         <w:bCs/>
         <w:i w:val="0"/>
@@ -11143,6 +11619,7 @@
     </w:tblStylePr>
     <w:tblStylePr w:type="lastCol">
       <w:rPr>
+        <w:rFonts w:eastAsia="黑体"/>
         <w:b/>
         <w:bCs/>
         <w:i w:val="0"/>
@@ -11200,6 +11677,7 @@
       <w:spacing w:after="0" w:line="240" w:lineRule="auto"/>
     </w:pPr>
     <w:rPr>
+      <w:rFonts w:eastAsia="黑体"/>
       <w:color w:themeColor="background1" w:val="FFFFFF"/>
     </w:rPr>
     <w:tblPr>
@@ -11218,6 +11696,7 @@
     </w:tcPr>
     <w:tblStylePr w:type="firstRow">
       <w:rPr>
+        <w:rFonts w:eastAsia="黑体"/>
         <w:b/>
         <w:bCs/>
       </w:rPr>
@@ -11314,6 +11793,7 @@
       <w:spacing w:after="0" w:line="240" w:lineRule="auto"/>
     </w:pPr>
     <w:rPr>
+      <w:rFonts w:eastAsia="黑体"/>
       <w:color w:themeColor="background1" w:val="FFFFFF"/>
     </w:rPr>
     <w:tblPr>
@@ -11332,6 +11812,7 @@
     </w:tcPr>
     <w:tblStylePr w:type="firstRow">
       <w:rPr>
+        <w:rFonts w:eastAsia="黑体"/>
         <w:b/>
         <w:bCs/>
       </w:rPr>
@@ -11428,6 +11909,7 @@
       <w:spacing w:after="0" w:line="240" w:lineRule="auto"/>
     </w:pPr>
     <w:rPr>
+      <w:rFonts w:eastAsia="黑体"/>
       <w:color w:themeColor="background1" w:val="FFFFFF"/>
     </w:rPr>
     <w:tblPr>
@@ -11446,6 +11928,7 @@
     </w:tcPr>
     <w:tblStylePr w:type="firstRow">
       <w:rPr>
+        <w:rFonts w:eastAsia="黑体"/>
         <w:b/>
         <w:bCs/>
       </w:rPr>
@@ -11542,6 +12025,7 @@
       <w:spacing w:after="0" w:line="240" w:lineRule="auto"/>
     </w:pPr>
     <w:rPr>
+      <w:rFonts w:eastAsia="黑体"/>
       <w:color w:themeColor="background1" w:val="FFFFFF"/>
     </w:rPr>
     <w:tblPr>
@@ -11560,6 +12044,7 @@
     </w:tcPr>
     <w:tblStylePr w:type="firstRow">
       <w:rPr>
+        <w:rFonts w:eastAsia="黑体"/>
         <w:b/>
         <w:bCs/>
       </w:rPr>
@@ -11656,6 +12141,7 @@
       <w:spacing w:after="0" w:line="240" w:lineRule="auto"/>
     </w:pPr>
     <w:rPr>
+      <w:rFonts w:eastAsia="黑体"/>
       <w:color w:themeColor="background1" w:val="FFFFFF"/>
     </w:rPr>
     <w:tblPr>
@@ -11674,6 +12160,7 @@
     </w:tcPr>
     <w:tblStylePr w:type="firstRow">
       <w:rPr>
+        <w:rFonts w:eastAsia="黑体"/>
         <w:b/>
         <w:bCs/>
       </w:rPr>
@@ -11770,6 +12257,7 @@
       <w:spacing w:after="0" w:line="240" w:lineRule="auto"/>
     </w:pPr>
     <w:rPr>
+      <w:rFonts w:eastAsia="黑体"/>
       <w:color w:themeColor="background1" w:val="FFFFFF"/>
     </w:rPr>
     <w:tblPr>
@@ -11788,6 +12276,7 @@
     </w:tcPr>
     <w:tblStylePr w:type="firstRow">
       <w:rPr>
+        <w:rFonts w:eastAsia="黑体"/>
         <w:b/>
         <w:bCs/>
       </w:rPr>
@@ -11884,6 +12373,7 @@
       <w:spacing w:after="0" w:line="240" w:lineRule="auto"/>
     </w:pPr>
     <w:rPr>
+      <w:rFonts w:eastAsia="黑体"/>
       <w:color w:themeColor="background1" w:val="FFFFFF"/>
     </w:rPr>
     <w:tblPr>
@@ -11902,6 +12392,7 @@
     </w:tcPr>
     <w:tblStylePr w:type="firstRow">
       <w:rPr>
+        <w:rFonts w:eastAsia="黑体"/>
         <w:b/>
         <w:bCs/>
       </w:rPr>
@@ -11998,6 +12489,7 @@
       <w:spacing w:after="0" w:line="240" w:lineRule="auto"/>
     </w:pPr>
     <w:rPr>
+      <w:rFonts w:eastAsia="黑体"/>
       <w:color w:themeColor="text1" w:val="000000"/>
     </w:rPr>
     <w:tblPr>
@@ -12024,6 +12516,7 @@
     </w:tcPr>
     <w:tblStylePr w:type="firstRow">
       <w:rPr>
+        <w:rFonts w:eastAsia="黑体"/>
         <w:b/>
         <w:bCs/>
       </w:rPr>
@@ -12042,6 +12535,7 @@
     </w:tblStylePr>
     <w:tblStylePr w:type="lastRow">
       <w:rPr>
+        <w:rFonts w:eastAsia="黑体"/>
         <w:b/>
         <w:bCs/>
         <w:color w:themeColor="background1" w:val="FFFFFF"/>
@@ -12056,6 +12550,7 @@
     </w:tblStylePr>
     <w:tblStylePr w:type="firstCol">
       <w:rPr>
+        <w:rFonts w:eastAsia="黑体"/>
         <w:color w:themeColor="background1" w:val="FFFFFF"/>
       </w:rPr>
       <w:tblPr/>
@@ -12073,6 +12568,7 @@
     </w:tblStylePr>
     <w:tblStylePr w:type="lastCol">
       <w:rPr>
+        <w:rFonts w:eastAsia="黑体"/>
         <w:color w:themeColor="background1" w:val="FFFFFF"/>
       </w:rPr>
       <w:tblPr/>
@@ -12102,11 +12598,13 @@
     </w:tblStylePr>
     <w:tblStylePr w:type="neCell">
       <w:rPr>
+        <w:rFonts w:eastAsia="黑体"/>
         <w:color w:themeColor="text1" w:val="000000"/>
       </w:rPr>
     </w:tblStylePr>
     <w:tblStylePr w:type="nwCell">
       <w:rPr>
+        <w:rFonts w:eastAsia="黑体"/>
         <w:color w:themeColor="text1" w:val="000000"/>
       </w:rPr>
     </w:tblStylePr>
@@ -12120,6 +12618,7 @@
       <w:spacing w:after="0" w:line="240" w:lineRule="auto"/>
     </w:pPr>
     <w:rPr>
+      <w:rFonts w:eastAsia="黑体"/>
       <w:color w:themeColor="text1" w:val="000000"/>
     </w:rPr>
     <w:tblPr>
@@ -12146,6 +12645,7 @@
     </w:tcPr>
     <w:tblStylePr w:type="firstRow">
       <w:rPr>
+        <w:rFonts w:eastAsia="黑体"/>
         <w:b/>
         <w:bCs/>
       </w:rPr>
@@ -12164,6 +12664,7 @@
     </w:tblStylePr>
     <w:tblStylePr w:type="lastRow">
       <w:rPr>
+        <w:rFonts w:eastAsia="黑体"/>
         <w:b/>
         <w:bCs/>
         <w:color w:themeColor="background1" w:val="FFFFFF"/>
@@ -12178,6 +12679,7 @@
     </w:tblStylePr>
     <w:tblStylePr w:type="firstCol">
       <w:rPr>
+        <w:rFonts w:eastAsia="黑体"/>
         <w:color w:themeColor="background1" w:val="FFFFFF"/>
       </w:rPr>
       <w:tblPr/>
@@ -12195,6 +12697,7 @@
     </w:tblStylePr>
     <w:tblStylePr w:type="lastCol">
       <w:rPr>
+        <w:rFonts w:eastAsia="黑体"/>
         <w:color w:themeColor="background1" w:val="FFFFFF"/>
       </w:rPr>
       <w:tblPr/>
@@ -12224,11 +12727,13 @@
     </w:tblStylePr>
     <w:tblStylePr w:type="neCell">
       <w:rPr>
+        <w:rFonts w:eastAsia="黑体"/>
         <w:color w:themeColor="text1" w:val="000000"/>
       </w:rPr>
     </w:tblStylePr>
     <w:tblStylePr w:type="nwCell">
       <w:rPr>
+        <w:rFonts w:eastAsia="黑体"/>
         <w:color w:themeColor="text1" w:val="000000"/>
       </w:rPr>
     </w:tblStylePr>
@@ -12242,6 +12747,7 @@
       <w:spacing w:after="0" w:line="240" w:lineRule="auto"/>
     </w:pPr>
     <w:rPr>
+      <w:rFonts w:eastAsia="黑体"/>
       <w:color w:themeColor="text1" w:val="000000"/>
     </w:rPr>
     <w:tblPr>
@@ -12268,6 +12774,7 @@
     </w:tcPr>
     <w:tblStylePr w:type="firstRow">
       <w:rPr>
+        <w:rFonts w:eastAsia="黑体"/>
         <w:b/>
         <w:bCs/>
       </w:rPr>
@@ -12286,6 +12793,7 @@
     </w:tblStylePr>
     <w:tblStylePr w:type="lastRow">
       <w:rPr>
+        <w:rFonts w:eastAsia="黑体"/>
         <w:b/>
         <w:bCs/>
         <w:color w:themeColor="background1" w:val="FFFFFF"/>
@@ -12300,6 +12808,7 @@
     </w:tblStylePr>
     <w:tblStylePr w:type="firstCol">
       <w:rPr>
+        <w:rFonts w:eastAsia="黑体"/>
         <w:color w:themeColor="background1" w:val="FFFFFF"/>
       </w:rPr>
       <w:tblPr/>
@@ -12317,6 +12826,7 @@
     </w:tblStylePr>
     <w:tblStylePr w:type="lastCol">
       <w:rPr>
+        <w:rFonts w:eastAsia="黑体"/>
         <w:color w:themeColor="background1" w:val="FFFFFF"/>
       </w:rPr>
       <w:tblPr/>
@@ -12346,11 +12856,13 @@
     </w:tblStylePr>
     <w:tblStylePr w:type="neCell">
       <w:rPr>
+        <w:rFonts w:eastAsia="黑体"/>
         <w:color w:themeColor="text1" w:val="000000"/>
       </w:rPr>
     </w:tblStylePr>
     <w:tblStylePr w:type="nwCell">
       <w:rPr>
+        <w:rFonts w:eastAsia="黑体"/>
         <w:color w:themeColor="text1" w:val="000000"/>
       </w:rPr>
     </w:tblStylePr>
@@ -12364,6 +12876,7 @@
       <w:spacing w:after="0" w:line="240" w:lineRule="auto"/>
     </w:pPr>
     <w:rPr>
+      <w:rFonts w:eastAsia="黑体"/>
       <w:color w:themeColor="text1" w:val="000000"/>
     </w:rPr>
     <w:tblPr>
@@ -12390,6 +12903,7 @@
     </w:tcPr>
     <w:tblStylePr w:type="firstRow">
       <w:rPr>
+        <w:rFonts w:eastAsia="黑体"/>
         <w:b/>
         <w:bCs/>
       </w:rPr>
@@ -12408,6 +12922,7 @@
     </w:tblStylePr>
     <w:tblStylePr w:type="lastRow">
       <w:rPr>
+        <w:rFonts w:eastAsia="黑体"/>
         <w:b/>
         <w:bCs/>
         <w:color w:themeColor="background1" w:val="FFFFFF"/>
@@ -12422,6 +12937,7 @@
     </w:tblStylePr>
     <w:tblStylePr w:type="firstCol">
       <w:rPr>
+        <w:rFonts w:eastAsia="黑体"/>
         <w:color w:themeColor="background1" w:val="FFFFFF"/>
       </w:rPr>
       <w:tblPr/>
@@ -12439,6 +12955,7 @@
     </w:tblStylePr>
     <w:tblStylePr w:type="lastCol">
       <w:rPr>
+        <w:rFonts w:eastAsia="黑体"/>
         <w:color w:themeColor="background1" w:val="FFFFFF"/>
       </w:rPr>
       <w:tblPr/>
@@ -12476,6 +12993,7 @@
       <w:spacing w:after="0" w:line="240" w:lineRule="auto"/>
     </w:pPr>
     <w:rPr>
+      <w:rFonts w:eastAsia="黑体"/>
       <w:color w:themeColor="text1" w:val="000000"/>
     </w:rPr>
     <w:tblPr>
@@ -12502,6 +13020,7 @@
     </w:tcPr>
     <w:tblStylePr w:type="firstRow">
       <w:rPr>
+        <w:rFonts w:eastAsia="黑体"/>
         <w:b/>
         <w:bCs/>
       </w:rPr>
@@ -12520,6 +13039,7 @@
     </w:tblStylePr>
     <w:tblStylePr w:type="lastRow">
       <w:rPr>
+        <w:rFonts w:eastAsia="黑体"/>
         <w:b/>
         <w:bCs/>
         <w:color w:themeColor="background1" w:val="FFFFFF"/>
@@ -12534,6 +13054,7 @@
     </w:tblStylePr>
     <w:tblStylePr w:type="firstCol">
       <w:rPr>
+        <w:rFonts w:eastAsia="黑体"/>
         <w:color w:themeColor="background1" w:val="FFFFFF"/>
       </w:rPr>
       <w:tblPr/>
@@ -12551,6 +13072,7 @@
     </w:tblStylePr>
     <w:tblStylePr w:type="lastCol">
       <w:rPr>
+        <w:rFonts w:eastAsia="黑体"/>
         <w:color w:themeColor="background1" w:val="FFFFFF"/>
       </w:rPr>
       <w:tblPr/>
@@ -12580,11 +13102,13 @@
     </w:tblStylePr>
     <w:tblStylePr w:type="neCell">
       <w:rPr>
+        <w:rFonts w:eastAsia="黑体"/>
         <w:color w:themeColor="text1" w:val="000000"/>
       </w:rPr>
     </w:tblStylePr>
     <w:tblStylePr w:type="nwCell">
       <w:rPr>
+        <w:rFonts w:eastAsia="黑体"/>
         <w:color w:themeColor="text1" w:val="000000"/>
       </w:rPr>
     </w:tblStylePr>
@@ -12598,6 +13122,7 @@
       <w:spacing w:after="0" w:line="240" w:lineRule="auto"/>
     </w:pPr>
     <w:rPr>
+      <w:rFonts w:eastAsia="黑体"/>
       <w:color w:themeColor="text1" w:val="000000"/>
     </w:rPr>
     <w:tblPr>
@@ -12624,6 +13149,7 @@
     </w:tcPr>
     <w:tblStylePr w:type="firstRow">
       <w:rPr>
+        <w:rFonts w:eastAsia="黑体"/>
         <w:b/>
         <w:bCs/>
       </w:rPr>
@@ -12642,6 +13168,7 @@
     </w:tblStylePr>
     <w:tblStylePr w:type="lastRow">
       <w:rPr>
+        <w:rFonts w:eastAsia="黑体"/>
         <w:b/>
         <w:bCs/>
         <w:color w:themeColor="background1" w:val="FFFFFF"/>
@@ -12656,6 +13183,7 @@
     </w:tblStylePr>
     <w:tblStylePr w:type="firstCol">
       <w:rPr>
+        <w:rFonts w:eastAsia="黑体"/>
         <w:color w:themeColor="background1" w:val="FFFFFF"/>
       </w:rPr>
       <w:tblPr/>
@@ -12673,6 +13201,7 @@
     </w:tblStylePr>
     <w:tblStylePr w:type="lastCol">
       <w:rPr>
+        <w:rFonts w:eastAsia="黑体"/>
         <w:color w:themeColor="background1" w:val="FFFFFF"/>
       </w:rPr>
       <w:tblPr/>
@@ -12702,11 +13231,13 @@
     </w:tblStylePr>
     <w:tblStylePr w:type="neCell">
       <w:rPr>
+        <w:rFonts w:eastAsia="黑体"/>
         <w:color w:themeColor="text1" w:val="000000"/>
       </w:rPr>
     </w:tblStylePr>
     <w:tblStylePr w:type="nwCell">
       <w:rPr>
+        <w:rFonts w:eastAsia="黑体"/>
         <w:color w:themeColor="text1" w:val="000000"/>
       </w:rPr>
     </w:tblStylePr>
@@ -12720,6 +13251,7 @@
       <w:spacing w:after="0" w:line="240" w:lineRule="auto"/>
     </w:pPr>
     <w:rPr>
+      <w:rFonts w:eastAsia="黑体"/>
       <w:color w:themeColor="text1" w:val="000000"/>
     </w:rPr>
     <w:tblPr>
@@ -12746,6 +13278,7 @@
     </w:tcPr>
     <w:tblStylePr w:type="firstRow">
       <w:rPr>
+        <w:rFonts w:eastAsia="黑体"/>
         <w:b/>
         <w:bCs/>
       </w:rPr>
@@ -12764,6 +13297,7 @@
     </w:tblStylePr>
     <w:tblStylePr w:type="lastRow">
       <w:rPr>
+        <w:rFonts w:eastAsia="黑体"/>
         <w:b/>
         <w:bCs/>
         <w:color w:themeColor="background1" w:val="FFFFFF"/>
@@ -12778,6 +13312,7 @@
     </w:tblStylePr>
     <w:tblStylePr w:type="firstCol">
       <w:rPr>
+        <w:rFonts w:eastAsia="黑体"/>
         <w:color w:themeColor="background1" w:val="FFFFFF"/>
       </w:rPr>
       <w:tblPr/>
@@ -12795,6 +13330,7 @@
     </w:tblStylePr>
     <w:tblStylePr w:type="lastCol">
       <w:rPr>
+        <w:rFonts w:eastAsia="黑体"/>
         <w:color w:themeColor="background1" w:val="FFFFFF"/>
       </w:rPr>
       <w:tblPr/>
@@ -12824,11 +13360,13 @@
     </w:tblStylePr>
     <w:tblStylePr w:type="neCell">
       <w:rPr>
+        <w:rFonts w:eastAsia="黑体"/>
         <w:color w:themeColor="text1" w:val="000000"/>
       </w:rPr>
     </w:tblStylePr>
     <w:tblStylePr w:type="nwCell">
       <w:rPr>
+        <w:rFonts w:eastAsia="黑体"/>
         <w:color w:themeColor="text1" w:val="000000"/>
       </w:rPr>
     </w:tblStylePr>
@@ -12842,6 +13380,7 @@
       <w:spacing w:after="0" w:line="240" w:lineRule="auto"/>
     </w:pPr>
     <w:rPr>
+      <w:rFonts w:eastAsia="黑体"/>
       <w:color w:themeColor="text1" w:val="000000"/>
     </w:rPr>
     <w:tblPr>
@@ -12860,6 +13399,7 @@
     </w:tcPr>
     <w:tblStylePr w:type="firstRow">
       <w:rPr>
+        <w:rFonts w:eastAsia="黑体"/>
         <w:b/>
         <w:bCs/>
         <w:color w:themeColor="background1" w:val="FFFFFF"/>
@@ -12874,6 +13414,7 @@
     </w:tblStylePr>
     <w:tblStylePr w:type="lastRow">
       <w:rPr>
+        <w:rFonts w:eastAsia="黑体"/>
         <w:b/>
         <w:bCs/>
         <w:color w:themeColor="accent2" w:themeShade="CC" w:val="9E3A38"/>
@@ -12888,12 +13429,14 @@
     </w:tblStylePr>
     <w:tblStylePr w:type="firstCol">
       <w:rPr>
+        <w:rFonts w:eastAsia="黑体"/>
         <w:b/>
         <w:bCs/>
       </w:rPr>
     </w:tblStylePr>
     <w:tblStylePr w:type="lastCol">
       <w:rPr>
+        <w:rFonts w:eastAsia="黑体"/>
         <w:b/>
         <w:bCs/>
       </w:rPr>
@@ -12928,6 +13471,7 @@
       <w:spacing w:after="0" w:line="240" w:lineRule="auto"/>
     </w:pPr>
     <w:rPr>
+      <w:rFonts w:eastAsia="黑体"/>
       <w:color w:themeColor="text1" w:val="000000"/>
     </w:rPr>
     <w:tblPr>
@@ -12946,6 +13490,7 @@
     </w:tcPr>
     <w:tblStylePr w:type="firstRow">
       <w:rPr>
+        <w:rFonts w:eastAsia="黑体"/>
         <w:b/>
         <w:bCs/>
         <w:color w:themeColor="background1" w:val="FFFFFF"/>
@@ -12960,6 +13505,7 @@
     </w:tblStylePr>
     <w:tblStylePr w:type="lastRow">
       <w:rPr>
+        <w:rFonts w:eastAsia="黑体"/>
         <w:b/>
         <w:bCs/>
         <w:color w:themeColor="accent2" w:themeShade="CC" w:val="9E3A38"/>
@@ -12974,12 +13520,14 @@
     </w:tblStylePr>
     <w:tblStylePr w:type="firstCol">
       <w:rPr>
+        <w:rFonts w:eastAsia="黑体"/>
         <w:b/>
         <w:bCs/>
       </w:rPr>
     </w:tblStylePr>
     <w:tblStylePr w:type="lastCol">
       <w:rPr>
+        <w:rFonts w:eastAsia="黑体"/>
         <w:b/>
         <w:bCs/>
       </w:rPr>
@@ -13014,6 +13562,7 @@
       <w:spacing w:after="0" w:line="240" w:lineRule="auto"/>
     </w:pPr>
     <w:rPr>
+      <w:rFonts w:eastAsia="黑体"/>
       <w:color w:themeColor="text1" w:val="000000"/>
     </w:rPr>
     <w:tblPr>
@@ -13032,6 +13581,7 @@
     </w:tcPr>
     <w:tblStylePr w:type="firstRow">
       <w:rPr>
+        <w:rFonts w:eastAsia="黑体"/>
         <w:b/>
         <w:bCs/>
         <w:color w:themeColor="background1" w:val="FFFFFF"/>
@@ -13046,6 +13596,7 @@
     </w:tblStylePr>
     <w:tblStylePr w:type="lastRow">
       <w:rPr>
+        <w:rFonts w:eastAsia="黑体"/>
         <w:b/>
         <w:bCs/>
         <w:color w:themeColor="accent2" w:themeShade="CC" w:val="9E3A38"/>
@@ -13060,12 +13611,14 @@
     </w:tblStylePr>
     <w:tblStylePr w:type="firstCol">
       <w:rPr>
+        <w:rFonts w:eastAsia="黑体"/>
         <w:b/>
         <w:bCs/>
       </w:rPr>
     </w:tblStylePr>
     <w:tblStylePr w:type="lastCol">
       <w:rPr>
+        <w:rFonts w:eastAsia="黑体"/>
         <w:b/>
         <w:bCs/>
       </w:rPr>
@@ -13100,6 +13653,7 @@
       <w:spacing w:after="0" w:line="240" w:lineRule="auto"/>
     </w:pPr>
     <w:rPr>
+      <w:rFonts w:eastAsia="黑体"/>
       <w:color w:themeColor="text1" w:val="000000"/>
     </w:rPr>
     <w:tblPr>
@@ -13118,6 +13672,7 @@
     </w:tcPr>
     <w:tblStylePr w:type="firstRow">
       <w:rPr>
+        <w:rFonts w:eastAsia="黑体"/>
         <w:b/>
         <w:bCs/>
         <w:color w:themeColor="background1" w:val="FFFFFF"/>
@@ -13132,6 +13687,7 @@
     </w:tblStylePr>
     <w:tblStylePr w:type="lastRow">
       <w:rPr>
+        <w:rFonts w:eastAsia="黑体"/>
         <w:b/>
         <w:bCs/>
         <w:color w:themeColor="accent4" w:themeShade="CC" w:val="664E82"/>
@@ -13146,12 +13702,14 @@
     </w:tblStylePr>
     <w:tblStylePr w:type="firstCol">
       <w:rPr>
+        <w:rFonts w:eastAsia="黑体"/>
         <w:b/>
         <w:bCs/>
       </w:rPr>
     </w:tblStylePr>
     <w:tblStylePr w:type="lastCol">
       <w:rPr>
+        <w:rFonts w:eastAsia="黑体"/>
         <w:b/>
         <w:bCs/>
       </w:rPr>
@@ -13186,6 +13744,7 @@
       <w:spacing w:after="0" w:line="240" w:lineRule="auto"/>
     </w:pPr>
     <w:rPr>
+      <w:rFonts w:eastAsia="黑体"/>
       <w:color w:themeColor="text1" w:val="000000"/>
     </w:rPr>
     <w:tblPr>
@@ -13204,6 +13763,7 @@
     </w:tcPr>
     <w:tblStylePr w:type="firstRow">
       <w:rPr>
+        <w:rFonts w:eastAsia="黑体"/>
         <w:b/>
         <w:bCs/>
         <w:color w:themeColor="background1" w:val="FFFFFF"/>
@@ -13218,6 +13778,7 @@
     </w:tblStylePr>
     <w:tblStylePr w:type="lastRow">
       <w:rPr>
+        <w:rFonts w:eastAsia="黑体"/>
         <w:b/>
         <w:bCs/>
         <w:color w:themeColor="accent3" w:themeShade="CC" w:val="7E9C40"/>
@@ -13232,12 +13793,14 @@
     </w:tblStylePr>
     <w:tblStylePr w:type="firstCol">
       <w:rPr>
+        <w:rFonts w:eastAsia="黑体"/>
         <w:b/>
         <w:bCs/>
       </w:rPr>
     </w:tblStylePr>
     <w:tblStylePr w:type="lastCol">
       <w:rPr>
+        <w:rFonts w:eastAsia="黑体"/>
         <w:b/>
         <w:bCs/>
       </w:rPr>
@@ -13272,6 +13835,7 @@
       <w:spacing w:after="0" w:line="240" w:lineRule="auto"/>
     </w:pPr>
     <w:rPr>
+      <w:rFonts w:eastAsia="黑体"/>
       <w:color w:themeColor="text1" w:val="000000"/>
     </w:rPr>
     <w:tblPr>
@@ -13290,6 +13854,7 @@
     </w:tcPr>
     <w:tblStylePr w:type="firstRow">
       <w:rPr>
+        <w:rFonts w:eastAsia="黑体"/>
         <w:b/>
         <w:bCs/>
         <w:color w:themeColor="background1" w:val="FFFFFF"/>
@@ -13304,6 +13869,7 @@
     </w:tblStylePr>
     <w:tblStylePr w:type="lastRow">
       <w:rPr>
+        <w:rFonts w:eastAsia="黑体"/>
         <w:b/>
         <w:bCs/>
         <w:color w:themeColor="accent6" w:themeShade="CC" w:val="F2730A"/>
@@ -13318,12 +13884,14 @@
     </w:tblStylePr>
     <w:tblStylePr w:type="firstCol">
       <w:rPr>
+        <w:rFonts w:eastAsia="黑体"/>
         <w:b/>
         <w:bCs/>
       </w:rPr>
     </w:tblStylePr>
     <w:tblStylePr w:type="lastCol">
       <w:rPr>
+        <w:rFonts w:eastAsia="黑体"/>
         <w:b/>
         <w:bCs/>
       </w:rPr>
@@ -13358,6 +13926,7 @@
       <w:spacing w:after="0" w:line="240" w:lineRule="auto"/>
     </w:pPr>
     <w:rPr>
+      <w:rFonts w:eastAsia="黑体"/>
       <w:color w:themeColor="text1" w:val="000000"/>
     </w:rPr>
     <w:tblPr>
@@ -13376,6 +13945,7 @@
     </w:tcPr>
     <w:tblStylePr w:type="firstRow">
       <w:rPr>
+        <w:rFonts w:eastAsia="黑体"/>
         <w:b/>
         <w:bCs/>
         <w:color w:themeColor="background1" w:val="FFFFFF"/>
@@ -13390,6 +13960,7 @@
     </w:tblStylePr>
     <w:tblStylePr w:type="lastRow">
       <w:rPr>
+        <w:rFonts w:eastAsia="黑体"/>
         <w:b/>
         <w:bCs/>
         <w:color w:themeColor="accent5" w:themeShade="CC" w:val="348DA5"/>
@@ -13404,12 +13975,14 @@
     </w:tblStylePr>
     <w:tblStylePr w:type="firstCol">
       <w:rPr>
+        <w:rFonts w:eastAsia="黑体"/>
         <w:b/>
         <w:bCs/>
       </w:rPr>
     </w:tblStylePr>
     <w:tblStylePr w:type="lastCol">
       <w:rPr>
+        <w:rFonts w:eastAsia="黑体"/>
         <w:b/>
         <w:bCs/>
       </w:rPr>
@@ -13444,6 +14017,7 @@
       <w:spacing w:after="0" w:line="240" w:lineRule="auto"/>
     </w:pPr>
     <w:rPr>
+      <w:rFonts w:eastAsia="黑体"/>
       <w:color w:themeColor="text1" w:val="000000"/>
     </w:rPr>
     <w:tblPr>
@@ -13465,6 +14039,7 @@
     </w:tcPr>
     <w:tblStylePr w:type="firstRow">
       <w:rPr>
+        <w:rFonts w:eastAsia="黑体"/>
         <w:b/>
         <w:bCs/>
       </w:rPr>
@@ -13475,6 +14050,7 @@
     </w:tblStylePr>
     <w:tblStylePr w:type="lastRow">
       <w:rPr>
+        <w:rFonts w:eastAsia="黑体"/>
         <w:b/>
         <w:bCs/>
         <w:color w:themeColor="text1" w:val="000000"/>
@@ -13486,6 +14062,7 @@
     </w:tblStylePr>
     <w:tblStylePr w:type="firstCol">
       <w:rPr>
+        <w:rFonts w:eastAsia="黑体"/>
         <w:color w:themeColor="background1" w:val="FFFFFF"/>
       </w:rPr>
       <w:tblPr/>
@@ -13495,6 +14072,7 @@
     </w:tblStylePr>
     <w:tblStylePr w:type="lastCol">
       <w:rPr>
+        <w:rFonts w:eastAsia="黑体"/>
         <w:color w:themeColor="background1" w:val="FFFFFF"/>
       </w:rPr>
       <w:tblPr/>
@@ -13524,6 +14102,7 @@
       <w:spacing w:after="0" w:line="240" w:lineRule="auto"/>
     </w:pPr>
     <w:rPr>
+      <w:rFonts w:eastAsia="黑体"/>
       <w:color w:themeColor="text1" w:val="000000"/>
     </w:rPr>
     <w:tblPr>
@@ -13545,6 +14124,7 @@
     </w:tcPr>
     <w:tblStylePr w:type="firstRow">
       <w:rPr>
+        <w:rFonts w:eastAsia="黑体"/>
         <w:b/>
         <w:bCs/>
       </w:rPr>
@@ -13555,6 +14135,7 @@
     </w:tblStylePr>
     <w:tblStylePr w:type="lastRow">
       <w:rPr>
+        <w:rFonts w:eastAsia="黑体"/>
         <w:b/>
         <w:bCs/>
         <w:color w:themeColor="text1" w:val="000000"/>
@@ -13566,6 +14147,7 @@
     </w:tblStylePr>
     <w:tblStylePr w:type="firstCol">
       <w:rPr>
+        <w:rFonts w:eastAsia="黑体"/>
         <w:color w:themeColor="background1" w:val="FFFFFF"/>
       </w:rPr>
       <w:tblPr/>
@@ -13575,6 +14157,7 @@
     </w:tblStylePr>
     <w:tblStylePr w:type="lastCol">
       <w:rPr>
+        <w:rFonts w:eastAsia="黑体"/>
         <w:color w:themeColor="background1" w:val="FFFFFF"/>
       </w:rPr>
       <w:tblPr/>
@@ -13604,6 +14187,7 @@
       <w:spacing w:after="0" w:line="240" w:lineRule="auto"/>
     </w:pPr>
     <w:rPr>
+      <w:rFonts w:eastAsia="黑体"/>
       <w:color w:themeColor="text1" w:val="000000"/>
     </w:rPr>
     <w:tblPr>
@@ -13625,6 +14209,7 @@
     </w:tcPr>
     <w:tblStylePr w:type="firstRow">
       <w:rPr>
+        <w:rFonts w:eastAsia="黑体"/>
         <w:b/>
         <w:bCs/>
       </w:rPr>
@@ -13635,6 +14220,7 @@
     </w:tblStylePr>
     <w:tblStylePr w:type="lastRow">
       <w:rPr>
+        <w:rFonts w:eastAsia="黑体"/>
         <w:b/>
         <w:bCs/>
         <w:color w:themeColor="text1" w:val="000000"/>
@@ -13646,6 +14232,7 @@
     </w:tblStylePr>
     <w:tblStylePr w:type="firstCol">
       <w:rPr>
+        <w:rFonts w:eastAsia="黑体"/>
         <w:color w:themeColor="background1" w:val="FFFFFF"/>
       </w:rPr>
       <w:tblPr/>
@@ -13655,6 +14242,7 @@
     </w:tblStylePr>
     <w:tblStylePr w:type="lastCol">
       <w:rPr>
+        <w:rFonts w:eastAsia="黑体"/>
         <w:color w:themeColor="background1" w:val="FFFFFF"/>
       </w:rPr>
       <w:tblPr/>
@@ -13684,6 +14272,7 @@
       <w:spacing w:after="0" w:line="240" w:lineRule="auto"/>
     </w:pPr>
     <w:rPr>
+      <w:rFonts w:eastAsia="黑体"/>
       <w:color w:themeColor="text1" w:val="000000"/>
     </w:rPr>
     <w:tblPr>
@@ -13705,6 +14294,7 @@
     </w:tcPr>
     <w:tblStylePr w:type="firstRow">
       <w:rPr>
+        <w:rFonts w:eastAsia="黑体"/>
         <w:b/>
         <w:bCs/>
       </w:rPr>
@@ -13715,6 +14305,7 @@
     </w:tblStylePr>
     <w:tblStylePr w:type="lastRow">
       <w:rPr>
+        <w:rFonts w:eastAsia="黑体"/>
         <w:b/>
         <w:bCs/>
         <w:color w:themeColor="text1" w:val="000000"/>
@@ -13726,6 +14317,7 @@
     </w:tblStylePr>
     <w:tblStylePr w:type="firstCol">
       <w:rPr>
+        <w:rFonts w:eastAsia="黑体"/>
         <w:color w:themeColor="background1" w:val="FFFFFF"/>
       </w:rPr>
       <w:tblPr/>
@@ -13735,6 +14327,7 @@
     </w:tblStylePr>
     <w:tblStylePr w:type="lastCol">
       <w:rPr>
+        <w:rFonts w:eastAsia="黑体"/>
         <w:color w:themeColor="background1" w:val="FFFFFF"/>
       </w:rPr>
       <w:tblPr/>
@@ -13764,6 +14357,7 @@
       <w:spacing w:after="0" w:line="240" w:lineRule="auto"/>
     </w:pPr>
     <w:rPr>
+      <w:rFonts w:eastAsia="黑体"/>
       <w:color w:themeColor="text1" w:val="000000"/>
     </w:rPr>
     <w:tblPr>
@@ -13785,6 +14379,7 @@
     </w:tcPr>
     <w:tblStylePr w:type="firstRow">
       <w:rPr>
+        <w:rFonts w:eastAsia="黑体"/>
         <w:b/>
         <w:bCs/>
       </w:rPr>
@@ -13795,6 +14390,7 @@
     </w:tblStylePr>
     <w:tblStylePr w:type="lastRow">
       <w:rPr>
+        <w:rFonts w:eastAsia="黑体"/>
         <w:b/>
         <w:bCs/>
         <w:color w:themeColor="text1" w:val="000000"/>
@@ -13806,6 +14402,7 @@
     </w:tblStylePr>
     <w:tblStylePr w:type="firstCol">
       <w:rPr>
+        <w:rFonts w:eastAsia="黑体"/>
         <w:color w:themeColor="background1" w:val="FFFFFF"/>
       </w:rPr>
       <w:tblPr/>
@@ -13815,6 +14412,7 @@
     </w:tblStylePr>
     <w:tblStylePr w:type="lastCol">
       <w:rPr>
+        <w:rFonts w:eastAsia="黑体"/>
         <w:color w:themeColor="background1" w:val="FFFFFF"/>
       </w:rPr>
       <w:tblPr/>
@@ -13844,6 +14442,7 @@
       <w:spacing w:after="0" w:line="240" w:lineRule="auto"/>
     </w:pPr>
     <w:rPr>
+      <w:rFonts w:eastAsia="黑体"/>
       <w:color w:themeColor="text1" w:val="000000"/>
     </w:rPr>
     <w:tblPr>
@@ -13865,6 +14464,7 @@
     </w:tcPr>
     <w:tblStylePr w:type="firstRow">
       <w:rPr>
+        <w:rFonts w:eastAsia="黑体"/>
         <w:b/>
         <w:bCs/>
       </w:rPr>
@@ -13875,6 +14475,7 @@
     </w:tblStylePr>
     <w:tblStylePr w:type="lastRow">
       <w:rPr>
+        <w:rFonts w:eastAsia="黑体"/>
         <w:b/>
         <w:bCs/>
         <w:color w:themeColor="text1" w:val="000000"/>
@@ -13886,6 +14487,7 @@
     </w:tblStylePr>
     <w:tblStylePr w:type="firstCol">
       <w:rPr>
+        <w:rFonts w:eastAsia="黑体"/>
         <w:color w:themeColor="background1" w:val="FFFFFF"/>
       </w:rPr>
       <w:tblPr/>
@@ -13895,6 +14497,7 @@
     </w:tblStylePr>
     <w:tblStylePr w:type="lastCol">
       <w:rPr>
+        <w:rFonts w:eastAsia="黑体"/>
         <w:color w:themeColor="background1" w:val="FFFFFF"/>
       </w:rPr>
       <w:tblPr/>
@@ -13924,6 +14527,7 @@
       <w:spacing w:after="0" w:line="240" w:lineRule="auto"/>
     </w:pPr>
     <w:rPr>
+      <w:rFonts w:eastAsia="黑体"/>
       <w:color w:themeColor="text1" w:val="000000"/>
     </w:rPr>
     <w:tblPr>
@@ -13945,6 +14549,7 @@
     </w:tcPr>
     <w:tblStylePr w:type="firstRow">
       <w:rPr>
+        <w:rFonts w:eastAsia="黑体"/>
         <w:b/>
         <w:bCs/>
       </w:rPr>
@@ -13955,6 +14560,7 @@
     </w:tblStylePr>
     <w:tblStylePr w:type="lastRow">
       <w:rPr>
+        <w:rFonts w:eastAsia="黑体"/>
         <w:b/>
         <w:bCs/>
         <w:color w:themeColor="text1" w:val="000000"/>
@@ -13966,6 +14572,7 @@
     </w:tblStylePr>
     <w:tblStylePr w:type="firstCol">
       <w:rPr>
+        <w:rFonts w:eastAsia="黑体"/>
         <w:color w:themeColor="background1" w:val="FFFFFF"/>
       </w:rPr>
       <w:tblPr/>
@@ -13975,6 +14582,7 @@
     </w:tblStylePr>
     <w:tblStylePr w:type="lastCol">
       <w:rPr>
+        <w:rFonts w:eastAsia="黑体"/>
         <w:color w:themeColor="background1" w:val="FFFFFF"/>
       </w:rPr>
       <w:tblPr/>
@@ -14007,6 +14615,7 @@
     <w:name w:val="KeywordTok"/>
     <w:basedOn w:val="VerbatimChar"/>
     <w:rPr>
+      <w:rFonts w:eastAsia="黑体"/>
       <w:b/>
       <w:color w:val="007020"/>
     </w:rPr>
@@ -14015,6 +14624,7 @@
     <w:name w:val="DataTypeTok"/>
     <w:basedOn w:val="VerbatimChar"/>
     <w:rPr>
+      <w:rFonts w:eastAsia="黑体"/>
       <w:color w:val="902000"/>
     </w:rPr>
   </w:style>
@@ -14022,6 +14632,7 @@
     <w:name w:val="DecValTok"/>
     <w:basedOn w:val="VerbatimChar"/>
     <w:rPr>
+      <w:rFonts w:eastAsia="黑体"/>
       <w:color w:val="40a070"/>
     </w:rPr>
   </w:style>
@@ -14029,6 +14640,7 @@
     <w:name w:val="BaseNTok"/>
     <w:basedOn w:val="VerbatimChar"/>
     <w:rPr>
+      <w:rFonts w:eastAsia="黑体"/>
       <w:color w:val="40a070"/>
     </w:rPr>
   </w:style>
@@ -14036,6 +14648,7 @@
     <w:name w:val="FloatTok"/>
     <w:basedOn w:val="VerbatimChar"/>
     <w:rPr>
+      <w:rFonts w:eastAsia="黑体"/>
       <w:color w:val="40a070"/>
     </w:rPr>
   </w:style>
@@ -14043,6 +14656,7 @@
     <w:name w:val="ConstantTok"/>
     <w:basedOn w:val="VerbatimChar"/>
     <w:rPr>
+      <w:rFonts w:eastAsia="黑体"/>
       <w:color w:val="880000"/>
     </w:rPr>
   </w:style>
@@ -14050,6 +14664,7 @@
     <w:name w:val="CharTok"/>
     <w:basedOn w:val="VerbatimChar"/>
     <w:rPr>
+      <w:rFonts w:eastAsia="黑体"/>
       <w:color w:val="4070a0"/>
     </w:rPr>
   </w:style>
@@ -14057,6 +14672,7 @@
     <w:name w:val="SpecialCharTok"/>
     <w:basedOn w:val="VerbatimChar"/>
     <w:rPr>
+      <w:rFonts w:eastAsia="黑体"/>
       <w:color w:val="4070a0"/>
     </w:rPr>
   </w:style>
@@ -14064,6 +14680,7 @@
     <w:name w:val="StringTok"/>
     <w:basedOn w:val="VerbatimChar"/>
     <w:rPr>
+      <w:rFonts w:eastAsia="黑体"/>
       <w:color w:val="4070a0"/>
     </w:rPr>
   </w:style>
@@ -14071,6 +14688,7 @@
     <w:name w:val="VerbatimStringTok"/>
     <w:basedOn w:val="VerbatimChar"/>
     <w:rPr>
+      <w:rFonts w:eastAsia="黑体"/>
       <w:color w:val="4070a0"/>
     </w:rPr>
   </w:style>
@@ -14078,6 +14696,7 @@
     <w:name w:val="SpecialStringTok"/>
     <w:basedOn w:val="VerbatimChar"/>
     <w:rPr>
+      <w:rFonts w:eastAsia="黑体"/>
       <w:color w:val="bb6688"/>
     </w:rPr>
   </w:style>
@@ -14085,6 +14704,7 @@
     <w:name w:val="ImportTok"/>
     <w:basedOn w:val="VerbatimChar"/>
     <w:rPr>
+      <w:rFonts w:eastAsia="黑体"/>
       <w:b/>
       <w:color w:val="008000"/>
     </w:rPr>
@@ -14093,6 +14713,7 @@
     <w:name w:val="CommentTok"/>
     <w:basedOn w:val="VerbatimChar"/>
     <w:rPr>
+      <w:rFonts w:eastAsia="黑体"/>
       <w:i/>
       <w:color w:val="60a0b0"/>
     </w:rPr>
@@ -14101,6 +14722,7 @@
     <w:name w:val="DocumentationTok"/>
     <w:basedOn w:val="VerbatimChar"/>
     <w:rPr>
+      <w:rFonts w:eastAsia="黑体"/>
       <w:i/>
       <w:color w:val="ba2121"/>
     </w:rPr>
@@ -14109,6 +14731,7 @@
     <w:name w:val="AnnotationTok"/>
     <w:basedOn w:val="VerbatimChar"/>
     <w:rPr>
+      <w:rFonts w:eastAsia="黑体"/>
       <w:b/>
       <w:i/>
       <w:color w:val="60a0b0"/>
@@ -14118,6 +14741,7 @@
     <w:name w:val="CommentVarTok"/>
     <w:basedOn w:val="VerbatimChar"/>
     <w:rPr>
+      <w:rFonts w:eastAsia="黑体"/>
       <w:b/>
       <w:i/>
       <w:color w:val="60a0b0"/>
@@ -14127,6 +14751,7 @@
     <w:name w:val="OtherTok"/>
     <w:basedOn w:val="VerbatimChar"/>
     <w:rPr>
+      <w:rFonts w:eastAsia="黑体"/>
       <w:color w:val="007020"/>
     </w:rPr>
   </w:style>
@@ -14134,6 +14759,7 @@
     <w:name w:val="FunctionTok"/>
     <w:basedOn w:val="VerbatimChar"/>
     <w:rPr>
+      <w:rFonts w:eastAsia="黑体"/>
       <w:color w:val="06287e"/>
     </w:rPr>
   </w:style>
@@ -14141,6 +14767,7 @@
     <w:name w:val="VariableTok"/>
     <w:basedOn w:val="VerbatimChar"/>
     <w:rPr>
+      <w:rFonts w:eastAsia="黑体"/>
       <w:color w:val="19177c"/>
     </w:rPr>
   </w:style>
@@ -14148,6 +14775,7 @@
     <w:name w:val="ControlFlowTok"/>
     <w:basedOn w:val="VerbatimChar"/>
     <w:rPr>
+      <w:rFonts w:eastAsia="黑体"/>
       <w:b/>
       <w:color w:val="007020"/>
     </w:rPr>
@@ -14156,6 +14784,7 @@
     <w:name w:val="OperatorTok"/>
     <w:basedOn w:val="VerbatimChar"/>
     <w:rPr>
+      <w:rFonts w:eastAsia="黑体"/>
       <w:color w:val="666666"/>
     </w:rPr>
   </w:style>
@@ -14163,18 +14792,22 @@
     <w:name w:val="BuiltInTok"/>
     <w:basedOn w:val="VerbatimChar"/>
     <w:rPr>
+      <w:rFonts w:eastAsia="黑体"/>
       <w:color w:val="008000"/>
     </w:rPr>
   </w:style>
   <w:style w:type="character" w:customStyle="1" w:styleId="ExtensionTok">
     <w:name w:val="ExtensionTok"/>
     <w:basedOn w:val="VerbatimChar"/>
-    <w:rPr/>
+    <w:rPr>
+      <w:rFonts w:eastAsia="黑体"/>
+    </w:rPr>
   </w:style>
   <w:style w:type="character" w:customStyle="1" w:styleId="PreprocessorTok">
     <w:name w:val="PreprocessorTok"/>
     <w:basedOn w:val="VerbatimChar"/>
     <w:rPr>
+      <w:rFonts w:eastAsia="黑体"/>
       <w:color w:val="bc7a00"/>
     </w:rPr>
   </w:style>
@@ -14182,18 +14815,22 @@
     <w:name w:val="AttributeTok"/>
     <w:basedOn w:val="VerbatimChar"/>
     <w:rPr>
+      <w:rFonts w:eastAsia="黑体"/>
       <w:color w:val="7d9029"/>
     </w:rPr>
   </w:style>
   <w:style w:type="character" w:customStyle="1" w:styleId="RegionMarkerTok">
     <w:name w:val="RegionMarkerTok"/>
     <w:basedOn w:val="VerbatimChar"/>
-    <w:rPr/>
+    <w:rPr>
+      <w:rFonts w:eastAsia="黑体"/>
+    </w:rPr>
   </w:style>
   <w:style w:type="character" w:customStyle="1" w:styleId="InformationTok">
     <w:name w:val="InformationTok"/>
     <w:basedOn w:val="VerbatimChar"/>
     <w:rPr>
+      <w:rFonts w:eastAsia="黑体"/>
       <w:b/>
       <w:i/>
       <w:color w:val="60a0b0"/>
@@ -14203,6 +14840,7 @@
     <w:name w:val="WarningTok"/>
     <w:basedOn w:val="VerbatimChar"/>
     <w:rPr>
+      <w:rFonts w:eastAsia="黑体"/>
       <w:b/>
       <w:i/>
       <w:color w:val="60a0b0"/>
@@ -14212,6 +14850,7 @@
     <w:name w:val="AlertTok"/>
     <w:basedOn w:val="VerbatimChar"/>
     <w:rPr>
+      <w:rFonts w:eastAsia="黑体"/>
       <w:b/>
       <w:color w:val="ff0000"/>
     </w:rPr>
@@ -14220,6 +14859,7 @@
     <w:name w:val="ErrorTok"/>
     <w:basedOn w:val="VerbatimChar"/>
     <w:rPr>
+      <w:rFonts w:eastAsia="黑体"/>
       <w:b/>
       <w:color w:val="ff0000"/>
     </w:rPr>
@@ -14227,7 +14867,9 @@
   <w:style w:type="character" w:customStyle="1" w:styleId="NormalTok">
     <w:name w:val="NormalTok"/>
     <w:basedOn w:val="VerbatimChar"/>
-    <w:rPr/>
+    <w:rPr>
+      <w:rFonts w:eastAsia="黑体"/>
+    </w:rPr>
   </w:style>
 </w:styles>
 </file>
@@ -14276,12 +14918,12 @@
     <a:fontScheme name="Office">
       <a:majorFont>
         <a:latin typeface="Calibri"/>
-        <a:ea typeface=""/>
+        <a:ea typeface="黑体"/>
         <a:cs typeface=""/>
         <a:font script="Jpan" typeface="ＭＳ ゴシック"/>
         <a:font script="Hang" typeface="맑은 고딕"/>
-        <a:font script="Hans" typeface="宋体"/>
-        <a:font script="Hant" typeface="新細明體"/>
+        <a:font script="Hans" typeface="黑体"/>
+        <a:font script="Hant" typeface="黑体"/>
         <a:font script="Arab" typeface="Times New Roman"/>
         <a:font script="Hebr" typeface="Times New Roman"/>
         <a:font script="Thai" typeface="Angsana New"/>
@@ -14311,12 +14953,12 @@
       </a:majorFont>
       <a:minorFont>
         <a:latin typeface="Cambria"/>
-        <a:ea typeface=""/>
+        <a:ea typeface="黑体"/>
         <a:cs typeface=""/>
         <a:font script="Jpan" typeface="ＭＳ 明朝"/>
         <a:font script="Hang" typeface="맑은 고딕"/>
-        <a:font script="Hans" typeface="宋体"/>
-        <a:font script="Hant" typeface="新細明體"/>
+        <a:font script="Hans" typeface="黑体"/>
+        <a:font script="Hant" typeface="黑体"/>
         <a:font script="Arab" typeface="Arial"/>
         <a:font script="Hebr" typeface="Arial"/>
         <a:font script="Thai" typeface="Cordia New"/>

--- a/README-分类说明.docx
+++ b/README-分类说明.docx
@@ -1714,7 +1714,7 @@
           <w:color w:val="555555"/>
           <w:sz w:val="21"/>
         </w:rPr>
-        <w:t>材料收集者：杜文杰，WX手机：19519196569，QQ:3478827729</w:t>
+        <w:t>材料收集者：杜文杰，微信/手机：19519196569，QQ:3478827729</w:t>
       </w:r>
     </w:p>
     <w:sectPr>
